--- a/illinois-job-tracker-fullstack-report.docx
+++ b/illinois-job-tracker-fullstack-report.docx
@@ -1,6 +1,6 @@
 
 <file path=word/document.xml><?xml version="1.0" encoding="utf-8"?>
-<w:document xmlns:wpc="http://schemas.microsoft.com/office/word/2010/wordprocessingCanvas" xmlns:cx="http://schemas.microsoft.com/office/drawing/2014/chartex" xmlns:cx1="http://schemas.microsoft.com/office/drawing/2015/9/8/chartex" xmlns:cx2="http://schemas.microsoft.com/office/drawing/2015/10/21/chartex" xmlns:cx3="http://schemas.microsoft.com/office/drawing/2016/5/9/chartex" xmlns:cx4="http://schemas.microsoft.com/office/drawing/2016/5/10/chartex" xmlns:cx5="http://schemas.microsoft.com/office/drawing/2016/5/11/chartex" xmlns:cx6="http://schemas.microsoft.com/office/drawing/2016/5/12/chartex" xmlns:cx7="http://schemas.microsoft.com/office/drawing/2016/5/13/chartex" xmlns:cx8="http://schemas.microsoft.com/office/drawing/2016/5/14/chartex" xmlns:mc="http://schemas.openxmlformats.org/markup-compatibility/2006" xmlns:aink="http://schemas.microsoft.com/office/drawing/2016/ink" xmlns:am3d="http://schemas.microsoft.com/office/drawing/2017/model3d" xmlns:o="urn:schemas-microsoft-com:office:office" xmlns:oel="http://schemas.microsoft.com/office/2019/extlst" xmlns:r="http://schemas.openxmlformats.org/officeDocument/2006/relationships" xmlns:m="http://schemas.openxmlformats.org/officeDocument/2006/math" xmlns:v="urn:schemas-microsoft-com:vml" xmlns:wp14="http://schemas.microsoft.com/office/word/2010/wordprocessingDrawing" xmlns:wp="http://schemas.openxmlformats.org/drawingml/2006/wordprocessingDrawing" xmlns:w10="urn:schemas-microsoft-com:office:word" xmlns:w="http://schemas.openxmlformats.org/wordprocessingml/2006/main" xmlns:w14="http://schemas.microsoft.com/office/word/2010/wordml" xmlns:w15="http://schemas.microsoft.com/office/word/2012/wordml" xmlns:w16cex="http://schemas.microsoft.com/office/word/2018/wordml/cex" xmlns:w16cid="http://schemas.microsoft.com/office/word/2016/wordml/cid" xmlns:w16="http://schemas.microsoft.com/office/word/2018/wordml" xmlns:w16du="http://schemas.microsoft.com/office/word/2023/wordml/word16du" xmlns:w16sdtdh="http://schemas.microsoft.com/office/word/2020/wordml/sdtdatahash" xmlns:w16sdtfl="http://schemas.microsoft.com/office/word/2024/wordml/sdtformatlock" xmlns:w16se="http://schemas.microsoft.com/office/word/2015/wordml/symex" xmlns:wpg="http://schemas.microsoft.com/office/word/2010/wordprocessingGroup" xmlns:wpi="http://schemas.microsoft.com/office/word/2010/wordprocessingInk" xmlns:wne="http://schemas.microsoft.com/office/word/2006/wordml" xmlns:wps="http://schemas.microsoft.com/office/word/2010/wordprocessingShape" mc:Ignorable="w14 w15 w16se w16cid w16 w16cex w16sdtdh w16sdtfl w16du wp14">
+<w:document xmlns:wpc="http://schemas.microsoft.com/office/word/2010/wordprocessingCanvas" xmlns:cx="http://schemas.microsoft.com/office/drawing/2014/chartex" xmlns:cx1="http://schemas.microsoft.com/office/drawing/2015/9/8/chartex" xmlns:cx2="http://schemas.microsoft.com/office/drawing/2015/10/21/chartex" xmlns:cx3="http://schemas.microsoft.com/office/drawing/2016/5/9/chartex" xmlns:cx4="http://schemas.microsoft.com/office/drawing/2016/5/10/chartex" xmlns:cx5="http://schemas.microsoft.com/office/drawing/2016/5/11/chartex" xmlns:cx6="http://schemas.microsoft.com/office/drawing/2016/5/12/chartex" xmlns:cx7="http://schemas.microsoft.com/office/drawing/2016/5/13/chartex" xmlns:cx8="http://schemas.microsoft.com/office/drawing/2016/5/14/chartex" xmlns:mc="http://schemas.openxmlformats.org/markup-compatibility/2006" xmlns:aink="http://schemas.microsoft.com/office/drawing/2016/ink" xmlns:am3d="http://schemas.microsoft.com/office/drawing/2017/model3d" xmlns:o="urn:schemas-microsoft-com:office:office" xmlns:oel="http://schemas.microsoft.com/office/2019/extlst" xmlns:r="http://schemas.openxmlformats.org/officeDocument/2006/relationships" xmlns:m="http://schemas.openxmlformats.org/officeDocument/2006/math" xmlns:v="urn:schemas-microsoft-com:vml" xmlns:wp14="http://schemas.microsoft.com/office/word/2010/wordprocessingDrawing" xmlns:wp="http://schemas.openxmlformats.org/drawingml/2006/wordprocessingDrawing" xmlns:w10="urn:schemas-microsoft-com:office:word" xmlns:w="http://schemas.openxmlformats.org/wordprocessingml/2006/main" xmlns:w14="http://schemas.microsoft.com/office/word/2010/wordml" xmlns:w15="http://schemas.microsoft.com/office/word/2012/wordml" xmlns:w16cei="http://schemas.microsoft.com/office/word/2026/wordml/cei" xmlns:w16cex="http://schemas.microsoft.com/office/word/2018/wordml/cex" xmlns:w16cid="http://schemas.microsoft.com/office/word/2016/wordml/cid" xmlns:w16="http://schemas.microsoft.com/office/word/2018/wordml" xmlns:w16du="http://schemas.microsoft.com/office/word/2023/wordml/word16du" xmlns:w16sdtdh="http://schemas.microsoft.com/office/word/2020/wordml/sdtdatahash" xmlns:w16sdtfl="http://schemas.microsoft.com/office/word/2024/wordml/sdtformatlock" xmlns:w16se="http://schemas.microsoft.com/office/word/2015/wordml/symex" xmlns:wpg="http://schemas.microsoft.com/office/word/2010/wordprocessingGroup" xmlns:wpi="http://schemas.microsoft.com/office/word/2010/wordprocessingInk" xmlns:wne="http://schemas.microsoft.com/office/word/2006/wordml" xmlns:wps="http://schemas.microsoft.com/office/word/2010/wordprocessingShape" mc:Ignorable="w14 w15 w16se w16cid w16 w16cex w16sdtdh w16sdtfl w16du wp14">
   <w:body>
     <w:p>
       <w:pPr>
@@ -68,7 +68,7 @@
     </w:p>
     <w:tbl>
       <w:tblPr>
-        <w:tblW w:w="9360" w:type="dxa"/>
+        <w:tblW w:w="13859" w:type="dxa"/>
         <w:tblBorders>
           <w:top w:val="single" w:sz="4" w:space="0" w:color="auto"/>
           <w:left w:val="single" w:sz="4" w:space="0" w:color="auto"/>
@@ -84,21 +84,15 @@
         <w:tblLook w:val="0000" w:firstRow="0" w:lastRow="0" w:firstColumn="0" w:lastColumn="0" w:noHBand="0" w:noVBand="0"/>
       </w:tblPr>
       <w:tblGrid>
-        <w:gridCol w:w="2340"/>
-        <w:gridCol w:w="2340"/>
-        <w:gridCol w:w="2340"/>
-        <w:gridCol w:w="2340"/>
+        <w:gridCol w:w="2969"/>
+        <w:gridCol w:w="3060"/>
+        <w:gridCol w:w="2880"/>
+        <w:gridCol w:w="4950"/>
       </w:tblGrid>
       <w:tr>
-        <w:tblPrEx>
-          <w:tblCellMar>
-            <w:top w:w="0" w:type="dxa"/>
-            <w:bottom w:w="0" w:type="dxa"/>
-          </w:tblCellMar>
-        </w:tblPrEx>
-        <w:tc>
-          <w:tcPr>
-            <w:tcW w:w="2340" w:type="dxa"/>
+        <w:tc>
+          <w:tcPr>
+            <w:tcW w:w="2969" w:type="dxa"/>
             <w:tcBorders>
               <w:top w:val="single" w:sz="1" w:space="0" w:color="DDDDDD"/>
               <w:left w:val="single" w:sz="1" w:space="0" w:color="DDDDDD"/>
@@ -137,23 +131,13 @@
                 <w:sz w:val="20"/>
                 <w:szCs w:val="20"/>
               </w:rPr>
-              <w:t xml:space="preserve"> STRONG</w:t>
-            </w:r>
-            <w:r>
-              <w:rPr>
-                <w:b/>
-                <w:bCs/>
-                <w:color w:val="1E7A45"/>
-                <w:sz w:val="20"/>
-                <w:szCs w:val="20"/>
-              </w:rPr>
-              <w:t xml:space="preserve"> / COMPLETE</w:t>
-            </w:r>
-          </w:p>
-        </w:tc>
-        <w:tc>
-          <w:tcPr>
-            <w:tcW w:w="2340" w:type="dxa"/>
+              <w:t xml:space="preserve"> STRONG / COMPLETE</w:t>
+            </w:r>
+          </w:p>
+        </w:tc>
+        <w:tc>
+          <w:tcPr>
+            <w:tcW w:w="3060" w:type="dxa"/>
             <w:tcBorders>
               <w:top w:val="single" w:sz="1" w:space="0" w:color="DDDDDD"/>
               <w:left w:val="single" w:sz="1" w:space="0" w:color="DDDDDD"/>
@@ -198,7 +182,7 @@
         </w:tc>
         <w:tc>
           <w:tcPr>
-            <w:tcW w:w="2340" w:type="dxa"/>
+            <w:tcW w:w="2880" w:type="dxa"/>
             <w:tcBorders>
               <w:top w:val="single" w:sz="1" w:space="0" w:color="DDDDDD"/>
               <w:left w:val="single" w:sz="1" w:space="0" w:color="DDDDDD"/>
@@ -243,7 +227,7 @@
         </w:tc>
         <w:tc>
           <w:tcPr>
-            <w:tcW w:w="2340" w:type="dxa"/>
+            <w:tcW w:w="4950" w:type="dxa"/>
             <w:tcBorders>
               <w:top w:val="single" w:sz="1" w:space="0" w:color="DDDDDD"/>
               <w:left w:val="single" w:sz="1" w:space="0" w:color="DDDDDD"/>
@@ -342,18 +326,29 @@
     </w:p>
     <w:p>
       <w:pPr>
+        <w:spacing w:after="360"/>
+      </w:pPr>
+    </w:p>
+    <w:p>
+      <w:pPr>
+        <w:spacing w:after="360"/>
+      </w:pPr>
+    </w:p>
+    <w:p>
+      <w:pPr>
         <w:pStyle w:val="Heading2"/>
         <w:pBdr>
           <w:bottom w:val="single" w:sz="6" w:space="1" w:color="2E5FA3"/>
         </w:pBdr>
       </w:pPr>
       <w:r>
+        <w:lastRenderedPageBreak/>
         <w:t>Layer Status Summary</w:t>
       </w:r>
     </w:p>
     <w:tbl>
       <w:tblPr>
-        <w:tblW w:w="9360" w:type="dxa"/>
+        <w:tblW w:w="13679" w:type="dxa"/>
         <w:tblBorders>
           <w:top w:val="single" w:sz="4" w:space="0" w:color="auto"/>
           <w:left w:val="single" w:sz="4" w:space="0" w:color="auto"/>
@@ -372,15 +367,9 @@
         <w:gridCol w:w="600"/>
         <w:gridCol w:w="2400"/>
         <w:gridCol w:w="1800"/>
-        <w:gridCol w:w="4560"/>
+        <w:gridCol w:w="8879"/>
       </w:tblGrid>
       <w:tr>
-        <w:tblPrEx>
-          <w:tblCellMar>
-            <w:top w:w="0" w:type="dxa"/>
-            <w:bottom w:w="0" w:type="dxa"/>
-          </w:tblCellMar>
-        </w:tblPrEx>
         <w:trPr>
           <w:tblHeader/>
         </w:trPr>
@@ -488,7 +477,7 @@
         </w:tc>
         <w:tc>
           <w:tcPr>
-            <w:tcW w:w="4560" w:type="dxa"/>
+            <w:tcW w:w="8879" w:type="dxa"/>
             <w:tcBorders>
               <w:top w:val="single" w:sz="1" w:space="0" w:color="1F3864"/>
               <w:left w:val="single" w:sz="1" w:space="0" w:color="1F3864"/>
@@ -522,12 +511,6 @@
         </w:tc>
       </w:tr>
       <w:tr>
-        <w:tblPrEx>
-          <w:tblCellMar>
-            <w:top w:w="0" w:type="dxa"/>
-            <w:bottom w:w="0" w:type="dxa"/>
-          </w:tblCellMar>
-        </w:tblPrEx>
         <w:tc>
           <w:tcPr>
             <w:tcW w:w="600" w:type="dxa"/>
@@ -629,7 +612,7 @@
         </w:tc>
         <w:tc>
           <w:tcPr>
-            <w:tcW w:w="4560" w:type="dxa"/>
+            <w:tcW w:w="8879" w:type="dxa"/>
             <w:tcBorders>
               <w:top w:val="single" w:sz="1" w:space="0" w:color="DDDDDD"/>
               <w:left w:val="single" w:sz="1" w:space="0" w:color="DDDDDD"/>
@@ -658,12 +641,6 @@
         </w:tc>
       </w:tr>
       <w:tr>
-        <w:tblPrEx>
-          <w:tblCellMar>
-            <w:top w:w="0" w:type="dxa"/>
-            <w:bottom w:w="0" w:type="dxa"/>
-          </w:tblCellMar>
-        </w:tblPrEx>
         <w:tc>
           <w:tcPr>
             <w:tcW w:w="600" w:type="dxa"/>
@@ -765,7 +742,7 @@
         </w:tc>
         <w:tc>
           <w:tcPr>
-            <w:tcW w:w="4560" w:type="dxa"/>
+            <w:tcW w:w="8879" w:type="dxa"/>
             <w:tcBorders>
               <w:top w:val="single" w:sz="1" w:space="0" w:color="DDDDDD"/>
               <w:left w:val="single" w:sz="1" w:space="0" w:color="DDDDDD"/>
@@ -794,12 +771,6 @@
         </w:tc>
       </w:tr>
       <w:tr>
-        <w:tblPrEx>
-          <w:tblCellMar>
-            <w:top w:w="0" w:type="dxa"/>
-            <w:bottom w:w="0" w:type="dxa"/>
-          </w:tblCellMar>
-        </w:tblPrEx>
         <w:tc>
           <w:tcPr>
             <w:tcW w:w="600" w:type="dxa"/>
@@ -901,7 +872,7 @@
         </w:tc>
         <w:tc>
           <w:tcPr>
-            <w:tcW w:w="4560" w:type="dxa"/>
+            <w:tcW w:w="8879" w:type="dxa"/>
             <w:tcBorders>
               <w:top w:val="single" w:sz="1" w:space="0" w:color="DDDDDD"/>
               <w:left w:val="single" w:sz="1" w:space="0" w:color="DDDDDD"/>
@@ -924,27 +895,12 @@
                 <w:sz w:val="20"/>
                 <w:szCs w:val="20"/>
               </w:rPr>
-              <w:t xml:space="preserve">MongoDB Atlas M0 (free tier). Collections: users, profiles, benefit_weeks, contacts, invites, </w:t>
-            </w:r>
-            <w:r>
-              <w:rPr>
-                <w:color w:val="111827"/>
-                <w:sz w:val="20"/>
-                <w:szCs w:val="20"/>
-              </w:rPr>
-              <w:lastRenderedPageBreak/>
-              <w:t>audit_log. Docker Compose with mongo:7 for local dev. Backups only available on M10+ paid tier.</w:t>
+              <w:t>MongoDB Atlas M0 (free tier). Collections: users, profiles, benefit_weeks, contacts, invites, audit_log. Docker Compose with mongo:7 for local dev. Backups only available on M10+ paid tier.</w:t>
             </w:r>
           </w:p>
         </w:tc>
       </w:tr>
       <w:tr>
-        <w:tblPrEx>
-          <w:tblCellMar>
-            <w:top w:w="0" w:type="dxa"/>
-            <w:bottom w:w="0" w:type="dxa"/>
-          </w:tblCellMar>
-        </w:tblPrEx>
         <w:tc>
           <w:tcPr>
             <w:tcW w:w="600" w:type="dxa"/>
@@ -975,7 +931,6 @@
                 <w:sz w:val="20"/>
                 <w:szCs w:val="20"/>
               </w:rPr>
-              <w:lastRenderedPageBreak/>
               <w:t>4</w:t>
             </w:r>
           </w:p>
@@ -1047,7 +1002,7 @@
         </w:tc>
         <w:tc>
           <w:tcPr>
-            <w:tcW w:w="4560" w:type="dxa"/>
+            <w:tcW w:w="8879" w:type="dxa"/>
             <w:tcBorders>
               <w:top w:val="single" w:sz="1" w:space="0" w:color="DDDDDD"/>
               <w:left w:val="single" w:sz="1" w:space="0" w:color="DDDDDD"/>
@@ -1076,12 +1031,6 @@
         </w:tc>
       </w:tr>
       <w:tr>
-        <w:tblPrEx>
-          <w:tblCellMar>
-            <w:top w:w="0" w:type="dxa"/>
-            <w:bottom w:w="0" w:type="dxa"/>
-          </w:tblCellMar>
-        </w:tblPrEx>
         <w:tc>
           <w:tcPr>
             <w:tcW w:w="600" w:type="dxa"/>
@@ -1183,7 +1132,7 @@
         </w:tc>
         <w:tc>
           <w:tcPr>
-            <w:tcW w:w="4560" w:type="dxa"/>
+            <w:tcW w:w="8879" w:type="dxa"/>
             <w:tcBorders>
               <w:top w:val="single" w:sz="1" w:space="0" w:color="DDDDDD"/>
               <w:left w:val="single" w:sz="1" w:space="0" w:color="DDDDDD"/>
@@ -1212,12 +1161,6 @@
         </w:tc>
       </w:tr>
       <w:tr>
-        <w:tblPrEx>
-          <w:tblCellMar>
-            <w:top w:w="0" w:type="dxa"/>
-            <w:bottom w:w="0" w:type="dxa"/>
-          </w:tblCellMar>
-        </w:tblPrEx>
         <w:tc>
           <w:tcPr>
             <w:tcW w:w="600" w:type="dxa"/>
@@ -1319,7 +1262,7 @@
         </w:tc>
         <w:tc>
           <w:tcPr>
-            <w:tcW w:w="4560" w:type="dxa"/>
+            <w:tcW w:w="8879" w:type="dxa"/>
             <w:tcBorders>
               <w:top w:val="single" w:sz="1" w:space="0" w:color="DDDDDD"/>
               <w:left w:val="single" w:sz="1" w:space="0" w:color="DDDDDD"/>
@@ -1348,12 +1291,6 @@
         </w:tc>
       </w:tr>
       <w:tr>
-        <w:tblPrEx>
-          <w:tblCellMar>
-            <w:top w:w="0" w:type="dxa"/>
-            <w:bottom w:w="0" w:type="dxa"/>
-          </w:tblCellMar>
-        </w:tblPrEx>
         <w:tc>
           <w:tcPr>
             <w:tcW w:w="600" w:type="dxa"/>
@@ -1455,7 +1392,7 @@
         </w:tc>
         <w:tc>
           <w:tcPr>
-            <w:tcW w:w="4560" w:type="dxa"/>
+            <w:tcW w:w="8879" w:type="dxa"/>
             <w:tcBorders>
               <w:top w:val="single" w:sz="1" w:space="0" w:color="DDDDDD"/>
               <w:left w:val="single" w:sz="1" w:space="0" w:color="DDDDDD"/>
@@ -1484,12 +1421,6 @@
         </w:tc>
       </w:tr>
       <w:tr>
-        <w:tblPrEx>
-          <w:tblCellMar>
-            <w:top w:w="0" w:type="dxa"/>
-            <w:bottom w:w="0" w:type="dxa"/>
-          </w:tblCellMar>
-        </w:tblPrEx>
         <w:tc>
           <w:tcPr>
             <w:tcW w:w="600" w:type="dxa"/>
@@ -1591,7 +1522,7 @@
         </w:tc>
         <w:tc>
           <w:tcPr>
-            <w:tcW w:w="4560" w:type="dxa"/>
+            <w:tcW w:w="8879" w:type="dxa"/>
             <w:tcBorders>
               <w:top w:val="single" w:sz="1" w:space="0" w:color="DDDDDD"/>
               <w:left w:val="single" w:sz="1" w:space="0" w:color="DDDDDD"/>
@@ -1620,12 +1551,6 @@
         </w:tc>
       </w:tr>
       <w:tr>
-        <w:tblPrEx>
-          <w:tblCellMar>
-            <w:top w:w="0" w:type="dxa"/>
-            <w:bottom w:w="0" w:type="dxa"/>
-          </w:tblCellMar>
-        </w:tblPrEx>
         <w:tc>
           <w:tcPr>
             <w:tcW w:w="600" w:type="dxa"/>
@@ -1727,7 +1652,7 @@
         </w:tc>
         <w:tc>
           <w:tcPr>
-            <w:tcW w:w="4560" w:type="dxa"/>
+            <w:tcW w:w="8879" w:type="dxa"/>
             <w:tcBorders>
               <w:top w:val="single" w:sz="1" w:space="0" w:color="DDDDDD"/>
               <w:left w:val="single" w:sz="1" w:space="0" w:color="DDDDDD"/>
@@ -1756,12 +1681,6 @@
         </w:tc>
       </w:tr>
       <w:tr>
-        <w:tblPrEx>
-          <w:tblCellMar>
-            <w:top w:w="0" w:type="dxa"/>
-            <w:bottom w:w="0" w:type="dxa"/>
-          </w:tblCellMar>
-        </w:tblPrEx>
         <w:tc>
           <w:tcPr>
             <w:tcW w:w="600" w:type="dxa"/>
@@ -1863,7 +1782,7 @@
         </w:tc>
         <w:tc>
           <w:tcPr>
-            <w:tcW w:w="4560" w:type="dxa"/>
+            <w:tcW w:w="8879" w:type="dxa"/>
             <w:tcBorders>
               <w:top w:val="single" w:sz="1" w:space="0" w:color="DDDDDD"/>
               <w:left w:val="single" w:sz="1" w:space="0" w:color="DDDDDD"/>
@@ -1892,12 +1811,6 @@
         </w:tc>
       </w:tr>
       <w:tr>
-        <w:tblPrEx>
-          <w:tblCellMar>
-            <w:top w:w="0" w:type="dxa"/>
-            <w:bottom w:w="0" w:type="dxa"/>
-          </w:tblCellMar>
-        </w:tblPrEx>
         <w:tc>
           <w:tcPr>
             <w:tcW w:w="600" w:type="dxa"/>
@@ -1999,7 +1912,7 @@
         </w:tc>
         <w:tc>
           <w:tcPr>
-            <w:tcW w:w="4560" w:type="dxa"/>
+            <w:tcW w:w="8879" w:type="dxa"/>
             <w:tcBorders>
               <w:top w:val="single" w:sz="1" w:space="0" w:color="DDDDDD"/>
               <w:left w:val="single" w:sz="1" w:space="0" w:color="DDDDDD"/>
@@ -2028,12 +1941,6 @@
         </w:tc>
       </w:tr>
       <w:tr>
-        <w:tblPrEx>
-          <w:tblCellMar>
-            <w:top w:w="0" w:type="dxa"/>
-            <w:bottom w:w="0" w:type="dxa"/>
-          </w:tblCellMar>
-        </w:tblPrEx>
         <w:tc>
           <w:tcPr>
             <w:tcW w:w="600" w:type="dxa"/>
@@ -2064,6 +1971,7 @@
                 <w:sz w:val="20"/>
                 <w:szCs w:val="20"/>
               </w:rPr>
+              <w:lastRenderedPageBreak/>
               <w:t>12</w:t>
             </w:r>
           </w:p>
@@ -2135,7 +2043,7 @@
         </w:tc>
         <w:tc>
           <w:tcPr>
-            <w:tcW w:w="4560" w:type="dxa"/>
+            <w:tcW w:w="8879" w:type="dxa"/>
             <w:tcBorders>
               <w:top w:val="single" w:sz="1" w:space="0" w:color="DDDDDD"/>
               <w:left w:val="single" w:sz="1" w:space="0" w:color="DDDDDD"/>
@@ -2158,7 +2066,7 @@
                 <w:sz w:val="20"/>
                 <w:szCs w:val="20"/>
               </w:rPr>
-              <w:t>Sentry SDK on both frontend (@sentry/react) and backend (sentry-sdk[</w:t>
+              <w:t>Sentry SDK on both frontend (@sentry/react) and backend (sentry-</w:t>
             </w:r>
             <w:proofErr w:type="spellStart"/>
             <w:r>
@@ -2167,7 +2075,7 @@
                 <w:sz w:val="20"/>
                 <w:szCs w:val="20"/>
               </w:rPr>
-              <w:t>fastapi</w:t>
+              <w:t>sdk</w:t>
             </w:r>
             <w:proofErr w:type="spellEnd"/>
             <w:r>
@@ -2176,18 +2084,30 @@
                 <w:sz w:val="20"/>
                 <w:szCs w:val="20"/>
               </w:rPr>
+              <w:t>[</w:t>
+            </w:r>
+            <w:proofErr w:type="spellStart"/>
+            <w:r>
+              <w:rPr>
+                <w:color w:val="111827"/>
+                <w:sz w:val="20"/>
+                <w:szCs w:val="20"/>
+              </w:rPr>
+              <w:t>fastapi</w:t>
+            </w:r>
+            <w:proofErr w:type="spellEnd"/>
+            <w:r>
+              <w:rPr>
+                <w:color w:val="111827"/>
+                <w:sz w:val="20"/>
+                <w:szCs w:val="20"/>
+              </w:rPr>
               <w:t>]). Configured via SENTRY_DSN env var — no-op in dev. Python logging throughout server.py. GitHub Actions logs CI.</w:t>
             </w:r>
           </w:p>
         </w:tc>
       </w:tr>
       <w:tr>
-        <w:tblPrEx>
-          <w:tblCellMar>
-            <w:top w:w="0" w:type="dxa"/>
-            <w:bottom w:w="0" w:type="dxa"/>
-          </w:tblCellMar>
-        </w:tblPrEx>
         <w:tc>
           <w:tcPr>
             <w:tcW w:w="600" w:type="dxa"/>
@@ -2289,7 +2209,7 @@
         </w:tc>
         <w:tc>
           <w:tcPr>
-            <w:tcW w:w="4560" w:type="dxa"/>
+            <w:tcW w:w="8879" w:type="dxa"/>
             <w:tcBorders>
               <w:top w:val="single" w:sz="1" w:space="0" w:color="DDDDDD"/>
               <w:left w:val="single" w:sz="1" w:space="0" w:color="DDDDDD"/>
@@ -2312,16 +2232,7 @@
                 <w:sz w:val="20"/>
                 <w:szCs w:val="20"/>
               </w:rPr>
-              <w:t xml:space="preserve">Health check endpoints present. autoDeploy ensures fast redeploy on push. No automated backups (Atlas M0). No disaster recovery </w:t>
-            </w:r>
-            <w:r>
-              <w:rPr>
-                <w:color w:val="111827"/>
-                <w:sz w:val="20"/>
-                <w:szCs w:val="20"/>
-              </w:rPr>
-              <w:lastRenderedPageBreak/>
-              <w:t>runbook. No uptime SLA. Single point of failure on backend.</w:t>
+              <w:t>Health check endpoints present. autoDeploy ensures fast redeploy on push. No automated backups (Atlas M0). No disaster recovery runbook. No uptime SLA. Single point of failure on backend.</w:t>
             </w:r>
           </w:p>
         </w:tc>
@@ -2521,12 +2432,33 @@
     </w:p>
     <w:p>
       <w:pPr>
+        <w:spacing w:after="360"/>
+      </w:pPr>
+    </w:p>
+    <w:p>
+      <w:pPr>
+        <w:spacing w:after="360"/>
+      </w:pPr>
+    </w:p>
+    <w:p>
+      <w:pPr>
+        <w:spacing w:after="360"/>
+      </w:pPr>
+    </w:p>
+    <w:p>
+      <w:pPr>
+        <w:spacing w:after="360"/>
+      </w:pPr>
+    </w:p>
+    <w:p>
+      <w:pPr>
         <w:pStyle w:val="Heading2"/>
         <w:pBdr>
           <w:bottom w:val="single" w:sz="6" w:space="1" w:color="2E5FA3"/>
         </w:pBdr>
       </w:pPr>
       <w:r>
+        <w:lastRenderedPageBreak/>
         <w:t>Free &amp; Student Tool Reference</w:t>
       </w:r>
     </w:p>
@@ -2550,7 +2482,7 @@
     </w:p>
     <w:tbl>
       <w:tblPr>
-        <w:tblW w:w="9360" w:type="dxa"/>
+        <w:tblW w:w="13769" w:type="dxa"/>
         <w:tblBorders>
           <w:top w:val="single" w:sz="4" w:space="0" w:color="auto"/>
           <w:left w:val="single" w:sz="4" w:space="0" w:color="auto"/>
@@ -2566,24 +2498,18 @@
         <w:tblLook w:val="0000" w:firstRow="0" w:lastRow="0" w:firstColumn="0" w:lastColumn="0" w:noHBand="0" w:noVBand="0"/>
       </w:tblPr>
       <w:tblGrid>
-        <w:gridCol w:w="1338"/>
-        <w:gridCol w:w="1710"/>
-        <w:gridCol w:w="2490"/>
-        <w:gridCol w:w="3822"/>
+        <w:gridCol w:w="1529"/>
+        <w:gridCol w:w="2070"/>
+        <w:gridCol w:w="3060"/>
+        <w:gridCol w:w="7110"/>
       </w:tblGrid>
       <w:tr>
-        <w:tblPrEx>
-          <w:tblCellMar>
-            <w:top w:w="0" w:type="dxa"/>
-            <w:bottom w:w="0" w:type="dxa"/>
-          </w:tblCellMar>
-        </w:tblPrEx>
         <w:trPr>
           <w:tblHeader/>
         </w:trPr>
         <w:tc>
           <w:tcPr>
-            <w:tcW w:w="1600" w:type="dxa"/>
+            <w:tcW w:w="1529" w:type="dxa"/>
             <w:tcBorders>
               <w:top w:val="single" w:sz="1" w:space="0" w:color="1F3864"/>
               <w:left w:val="single" w:sz="1" w:space="0" w:color="1F3864"/>
@@ -2617,7 +2543,7 @@
         </w:tc>
         <w:tc>
           <w:tcPr>
-            <w:tcW w:w="2000" w:type="dxa"/>
+            <w:tcW w:w="2070" w:type="dxa"/>
             <w:tcBorders>
               <w:top w:val="single" w:sz="1" w:space="0" w:color="1F3864"/>
               <w:left w:val="single" w:sz="1" w:space="0" w:color="1F3864"/>
@@ -2651,7 +2577,7 @@
         </w:tc>
         <w:tc>
           <w:tcPr>
-            <w:tcW w:w="3000" w:type="dxa"/>
+            <w:tcW w:w="3060" w:type="dxa"/>
             <w:tcBorders>
               <w:top w:val="single" w:sz="1" w:space="0" w:color="1F3864"/>
               <w:left w:val="single" w:sz="1" w:space="0" w:color="1F3864"/>
@@ -2685,7 +2611,7 @@
         </w:tc>
         <w:tc>
           <w:tcPr>
-            <w:tcW w:w="2760" w:type="dxa"/>
+            <w:tcW w:w="7110" w:type="dxa"/>
             <w:tcBorders>
               <w:top w:val="single" w:sz="1" w:space="0" w:color="1F3864"/>
               <w:left w:val="single" w:sz="1" w:space="0" w:color="1F3864"/>
@@ -2719,15 +2645,9 @@
         </w:tc>
       </w:tr>
       <w:tr>
-        <w:tblPrEx>
-          <w:tblCellMar>
-            <w:top w:w="0" w:type="dxa"/>
-            <w:bottom w:w="0" w:type="dxa"/>
-          </w:tblCellMar>
-        </w:tblPrEx>
-        <w:tc>
-          <w:tcPr>
-            <w:tcW w:w="1600" w:type="dxa"/>
+        <w:tc>
+          <w:tcPr>
+            <w:tcW w:w="1529" w:type="dxa"/>
             <w:tcBorders>
               <w:top w:val="single" w:sz="1" w:space="0" w:color="DDDDDD"/>
               <w:left w:val="single" w:sz="1" w:space="0" w:color="DDDDDD"/>
@@ -2758,7 +2678,7 @@
         </w:tc>
         <w:tc>
           <w:tcPr>
-            <w:tcW w:w="2000" w:type="dxa"/>
+            <w:tcW w:w="2070" w:type="dxa"/>
             <w:tcBorders>
               <w:top w:val="single" w:sz="1" w:space="0" w:color="DDDDDD"/>
               <w:left w:val="single" w:sz="1" w:space="0" w:color="DDDDDD"/>
@@ -2787,7 +2707,7 @@
         </w:tc>
         <w:tc>
           <w:tcPr>
-            <w:tcW w:w="3000" w:type="dxa"/>
+            <w:tcW w:w="3060" w:type="dxa"/>
             <w:tcBorders>
               <w:top w:val="single" w:sz="1" w:space="0" w:color="DDDDDD"/>
               <w:left w:val="single" w:sz="1" w:space="0" w:color="DDDDDD"/>
@@ -2816,7 +2736,7 @@
         </w:tc>
         <w:tc>
           <w:tcPr>
-            <w:tcW w:w="2760" w:type="dxa"/>
+            <w:tcW w:w="7110" w:type="dxa"/>
             <w:tcBorders>
               <w:top w:val="single" w:sz="1" w:space="0" w:color="DDDDDD"/>
               <w:left w:val="single" w:sz="1" w:space="0" w:color="DDDDDD"/>
@@ -2845,15 +2765,9 @@
         </w:tc>
       </w:tr>
       <w:tr>
-        <w:tblPrEx>
-          <w:tblCellMar>
-            <w:top w:w="0" w:type="dxa"/>
-            <w:bottom w:w="0" w:type="dxa"/>
-          </w:tblCellMar>
-        </w:tblPrEx>
-        <w:tc>
-          <w:tcPr>
-            <w:tcW w:w="1600" w:type="dxa"/>
+        <w:tc>
+          <w:tcPr>
+            <w:tcW w:w="1529" w:type="dxa"/>
             <w:tcBorders>
               <w:top w:val="single" w:sz="1" w:space="0" w:color="DDDDDD"/>
               <w:left w:val="single" w:sz="1" w:space="0" w:color="DDDDDD"/>
@@ -2884,7 +2798,7 @@
         </w:tc>
         <w:tc>
           <w:tcPr>
-            <w:tcW w:w="2000" w:type="dxa"/>
+            <w:tcW w:w="2070" w:type="dxa"/>
             <w:tcBorders>
               <w:top w:val="single" w:sz="1" w:space="0" w:color="DDDDDD"/>
               <w:left w:val="single" w:sz="1" w:space="0" w:color="DDDDDD"/>
@@ -2913,7 +2827,7 @@
         </w:tc>
         <w:tc>
           <w:tcPr>
-            <w:tcW w:w="3000" w:type="dxa"/>
+            <w:tcW w:w="3060" w:type="dxa"/>
             <w:tcBorders>
               <w:top w:val="single" w:sz="1" w:space="0" w:color="DDDDDD"/>
               <w:left w:val="single" w:sz="1" w:space="0" w:color="DDDDDD"/>
@@ -2942,7 +2856,7 @@
         </w:tc>
         <w:tc>
           <w:tcPr>
-            <w:tcW w:w="2760" w:type="dxa"/>
+            <w:tcW w:w="7110" w:type="dxa"/>
             <w:tcBorders>
               <w:top w:val="single" w:sz="1" w:space="0" w:color="DDDDDD"/>
               <w:left w:val="single" w:sz="1" w:space="0" w:color="DDDDDD"/>
@@ -2971,15 +2885,9 @@
         </w:tc>
       </w:tr>
       <w:tr>
-        <w:tblPrEx>
-          <w:tblCellMar>
-            <w:top w:w="0" w:type="dxa"/>
-            <w:bottom w:w="0" w:type="dxa"/>
-          </w:tblCellMar>
-        </w:tblPrEx>
-        <w:tc>
-          <w:tcPr>
-            <w:tcW w:w="1600" w:type="dxa"/>
+        <w:tc>
+          <w:tcPr>
+            <w:tcW w:w="1529" w:type="dxa"/>
             <w:tcBorders>
               <w:top w:val="single" w:sz="1" w:space="0" w:color="DDDDDD"/>
               <w:left w:val="single" w:sz="1" w:space="0" w:color="DDDDDD"/>
@@ -3010,7 +2918,7 @@
         </w:tc>
         <w:tc>
           <w:tcPr>
-            <w:tcW w:w="2000" w:type="dxa"/>
+            <w:tcW w:w="2070" w:type="dxa"/>
             <w:tcBorders>
               <w:top w:val="single" w:sz="1" w:space="0" w:color="DDDDDD"/>
               <w:left w:val="single" w:sz="1" w:space="0" w:color="DDDDDD"/>
@@ -3039,7 +2947,7 @@
         </w:tc>
         <w:tc>
           <w:tcPr>
-            <w:tcW w:w="3000" w:type="dxa"/>
+            <w:tcW w:w="3060" w:type="dxa"/>
             <w:tcBorders>
               <w:top w:val="single" w:sz="1" w:space="0" w:color="DDDDDD"/>
               <w:left w:val="single" w:sz="1" w:space="0" w:color="DDDDDD"/>
@@ -3068,7 +2976,7 @@
         </w:tc>
         <w:tc>
           <w:tcPr>
-            <w:tcW w:w="2760" w:type="dxa"/>
+            <w:tcW w:w="7110" w:type="dxa"/>
             <w:tcBorders>
               <w:top w:val="single" w:sz="1" w:space="0" w:color="DDDDDD"/>
               <w:left w:val="single" w:sz="1" w:space="0" w:color="DDDDDD"/>
@@ -3097,15 +3005,9 @@
         </w:tc>
       </w:tr>
       <w:tr>
-        <w:tblPrEx>
-          <w:tblCellMar>
-            <w:top w:w="0" w:type="dxa"/>
-            <w:bottom w:w="0" w:type="dxa"/>
-          </w:tblCellMar>
-        </w:tblPrEx>
-        <w:tc>
-          <w:tcPr>
-            <w:tcW w:w="1600" w:type="dxa"/>
+        <w:tc>
+          <w:tcPr>
+            <w:tcW w:w="1529" w:type="dxa"/>
             <w:tcBorders>
               <w:top w:val="single" w:sz="1" w:space="0" w:color="DDDDDD"/>
               <w:left w:val="single" w:sz="1" w:space="0" w:color="DDDDDD"/>
@@ -3136,7 +3038,7 @@
         </w:tc>
         <w:tc>
           <w:tcPr>
-            <w:tcW w:w="2000" w:type="dxa"/>
+            <w:tcW w:w="2070" w:type="dxa"/>
             <w:tcBorders>
               <w:top w:val="single" w:sz="1" w:space="0" w:color="DDDDDD"/>
               <w:left w:val="single" w:sz="1" w:space="0" w:color="DDDDDD"/>
@@ -3165,7 +3067,7 @@
         </w:tc>
         <w:tc>
           <w:tcPr>
-            <w:tcW w:w="3000" w:type="dxa"/>
+            <w:tcW w:w="3060" w:type="dxa"/>
             <w:tcBorders>
               <w:top w:val="single" w:sz="1" w:space="0" w:color="DDDDDD"/>
               <w:left w:val="single" w:sz="1" w:space="0" w:color="DDDDDD"/>
@@ -3194,7 +3096,7 @@
         </w:tc>
         <w:tc>
           <w:tcPr>
-            <w:tcW w:w="2760" w:type="dxa"/>
+            <w:tcW w:w="7110" w:type="dxa"/>
             <w:tcBorders>
               <w:top w:val="single" w:sz="1" w:space="0" w:color="DDDDDD"/>
               <w:left w:val="single" w:sz="1" w:space="0" w:color="DDDDDD"/>
@@ -3223,15 +3125,9 @@
         </w:tc>
       </w:tr>
       <w:tr>
-        <w:tblPrEx>
-          <w:tblCellMar>
-            <w:top w:w="0" w:type="dxa"/>
-            <w:bottom w:w="0" w:type="dxa"/>
-          </w:tblCellMar>
-        </w:tblPrEx>
-        <w:tc>
-          <w:tcPr>
-            <w:tcW w:w="1600" w:type="dxa"/>
+        <w:tc>
+          <w:tcPr>
+            <w:tcW w:w="1529" w:type="dxa"/>
             <w:tcBorders>
               <w:top w:val="single" w:sz="1" w:space="0" w:color="DDDDDD"/>
               <w:left w:val="single" w:sz="1" w:space="0" w:color="DDDDDD"/>
@@ -3262,7 +3158,7 @@
         </w:tc>
         <w:tc>
           <w:tcPr>
-            <w:tcW w:w="2000" w:type="dxa"/>
+            <w:tcW w:w="2070" w:type="dxa"/>
             <w:tcBorders>
               <w:top w:val="single" w:sz="1" w:space="0" w:color="DDDDDD"/>
               <w:left w:val="single" w:sz="1" w:space="0" w:color="DDDDDD"/>
@@ -3291,7 +3187,7 @@
         </w:tc>
         <w:tc>
           <w:tcPr>
-            <w:tcW w:w="3000" w:type="dxa"/>
+            <w:tcW w:w="3060" w:type="dxa"/>
             <w:tcBorders>
               <w:top w:val="single" w:sz="1" w:space="0" w:color="DDDDDD"/>
               <w:left w:val="single" w:sz="1" w:space="0" w:color="DDDDDD"/>
@@ -3320,7 +3216,7 @@
         </w:tc>
         <w:tc>
           <w:tcPr>
-            <w:tcW w:w="2760" w:type="dxa"/>
+            <w:tcW w:w="7110" w:type="dxa"/>
             <w:tcBorders>
               <w:top w:val="single" w:sz="1" w:space="0" w:color="DDDDDD"/>
               <w:left w:val="single" w:sz="1" w:space="0" w:color="DDDDDD"/>
@@ -3349,15 +3245,9 @@
         </w:tc>
       </w:tr>
       <w:tr>
-        <w:tblPrEx>
-          <w:tblCellMar>
-            <w:top w:w="0" w:type="dxa"/>
-            <w:bottom w:w="0" w:type="dxa"/>
-          </w:tblCellMar>
-        </w:tblPrEx>
-        <w:tc>
-          <w:tcPr>
-            <w:tcW w:w="1600" w:type="dxa"/>
+        <w:tc>
+          <w:tcPr>
+            <w:tcW w:w="1529" w:type="dxa"/>
             <w:tcBorders>
               <w:top w:val="single" w:sz="1" w:space="0" w:color="DDDDDD"/>
               <w:left w:val="single" w:sz="1" w:space="0" w:color="DDDDDD"/>
@@ -3388,7 +3278,7 @@
         </w:tc>
         <w:tc>
           <w:tcPr>
-            <w:tcW w:w="2000" w:type="dxa"/>
+            <w:tcW w:w="2070" w:type="dxa"/>
             <w:tcBorders>
               <w:top w:val="single" w:sz="1" w:space="0" w:color="DDDDDD"/>
               <w:left w:val="single" w:sz="1" w:space="0" w:color="DDDDDD"/>
@@ -3417,7 +3307,7 @@
         </w:tc>
         <w:tc>
           <w:tcPr>
-            <w:tcW w:w="3000" w:type="dxa"/>
+            <w:tcW w:w="3060" w:type="dxa"/>
             <w:tcBorders>
               <w:top w:val="single" w:sz="1" w:space="0" w:color="DDDDDD"/>
               <w:left w:val="single" w:sz="1" w:space="0" w:color="DDDDDD"/>
@@ -3446,7 +3336,7 @@
         </w:tc>
         <w:tc>
           <w:tcPr>
-            <w:tcW w:w="2760" w:type="dxa"/>
+            <w:tcW w:w="7110" w:type="dxa"/>
             <w:tcBorders>
               <w:top w:val="single" w:sz="1" w:space="0" w:color="DDDDDD"/>
               <w:left w:val="single" w:sz="1" w:space="0" w:color="DDDDDD"/>
@@ -3485,15 +3375,9 @@
         </w:tc>
       </w:tr>
       <w:tr>
-        <w:tblPrEx>
-          <w:tblCellMar>
-            <w:top w:w="0" w:type="dxa"/>
-            <w:bottom w:w="0" w:type="dxa"/>
-          </w:tblCellMar>
-        </w:tblPrEx>
-        <w:tc>
-          <w:tcPr>
-            <w:tcW w:w="1600" w:type="dxa"/>
+        <w:tc>
+          <w:tcPr>
+            <w:tcW w:w="1529" w:type="dxa"/>
             <w:tcBorders>
               <w:top w:val="single" w:sz="1" w:space="0" w:color="DDDDDD"/>
               <w:left w:val="single" w:sz="1" w:space="0" w:color="DDDDDD"/>
@@ -3518,14 +3402,13 @@
                 <w:sz w:val="19"/>
                 <w:szCs w:val="19"/>
               </w:rPr>
-              <w:lastRenderedPageBreak/>
               <w:t>3 — Medium</w:t>
             </w:r>
           </w:p>
         </w:tc>
         <w:tc>
           <w:tcPr>
-            <w:tcW w:w="2000" w:type="dxa"/>
+            <w:tcW w:w="2070" w:type="dxa"/>
             <w:tcBorders>
               <w:top w:val="single" w:sz="1" w:space="0" w:color="DDDDDD"/>
               <w:left w:val="single" w:sz="1" w:space="0" w:color="DDDDDD"/>
@@ -3554,7 +3437,7 @@
         </w:tc>
         <w:tc>
           <w:tcPr>
-            <w:tcW w:w="3000" w:type="dxa"/>
+            <w:tcW w:w="3060" w:type="dxa"/>
             <w:tcBorders>
               <w:top w:val="single" w:sz="1" w:space="0" w:color="DDDDDD"/>
               <w:left w:val="single" w:sz="1" w:space="0" w:color="DDDDDD"/>
@@ -3583,7 +3466,7 @@
         </w:tc>
         <w:tc>
           <w:tcPr>
-            <w:tcW w:w="2760" w:type="dxa"/>
+            <w:tcW w:w="7110" w:type="dxa"/>
             <w:tcBorders>
               <w:top w:val="single" w:sz="1" w:space="0" w:color="DDDDDD"/>
               <w:left w:val="single" w:sz="1" w:space="0" w:color="DDDDDD"/>
@@ -3612,15 +3495,9 @@
         </w:tc>
       </w:tr>
       <w:tr>
-        <w:tblPrEx>
-          <w:tblCellMar>
-            <w:top w:w="0" w:type="dxa"/>
-            <w:bottom w:w="0" w:type="dxa"/>
-          </w:tblCellMar>
-        </w:tblPrEx>
-        <w:tc>
-          <w:tcPr>
-            <w:tcW w:w="1600" w:type="dxa"/>
+        <w:tc>
+          <w:tcPr>
+            <w:tcW w:w="1529" w:type="dxa"/>
             <w:tcBorders>
               <w:top w:val="single" w:sz="1" w:space="0" w:color="DDDDDD"/>
               <w:left w:val="single" w:sz="1" w:space="0" w:color="DDDDDD"/>
@@ -3651,7 +3528,7 @@
         </w:tc>
         <w:tc>
           <w:tcPr>
-            <w:tcW w:w="2000" w:type="dxa"/>
+            <w:tcW w:w="2070" w:type="dxa"/>
             <w:tcBorders>
               <w:top w:val="single" w:sz="1" w:space="0" w:color="DDDDDD"/>
               <w:left w:val="single" w:sz="1" w:space="0" w:color="DDDDDD"/>
@@ -3680,7 +3557,7 @@
         </w:tc>
         <w:tc>
           <w:tcPr>
-            <w:tcW w:w="3000" w:type="dxa"/>
+            <w:tcW w:w="3060" w:type="dxa"/>
             <w:tcBorders>
               <w:top w:val="single" w:sz="1" w:space="0" w:color="DDDDDD"/>
               <w:left w:val="single" w:sz="1" w:space="0" w:color="DDDDDD"/>
@@ -3709,7 +3586,7 @@
         </w:tc>
         <w:tc>
           <w:tcPr>
-            <w:tcW w:w="2760" w:type="dxa"/>
+            <w:tcW w:w="7110" w:type="dxa"/>
             <w:tcBorders>
               <w:top w:val="single" w:sz="1" w:space="0" w:color="DDDDDD"/>
               <w:left w:val="single" w:sz="1" w:space="0" w:color="DDDDDD"/>
@@ -3738,15 +3615,9 @@
         </w:tc>
       </w:tr>
       <w:tr>
-        <w:tblPrEx>
-          <w:tblCellMar>
-            <w:top w:w="0" w:type="dxa"/>
-            <w:bottom w:w="0" w:type="dxa"/>
-          </w:tblCellMar>
-        </w:tblPrEx>
-        <w:tc>
-          <w:tcPr>
-            <w:tcW w:w="1600" w:type="dxa"/>
+        <w:tc>
+          <w:tcPr>
+            <w:tcW w:w="1529" w:type="dxa"/>
             <w:tcBorders>
               <w:top w:val="single" w:sz="1" w:space="0" w:color="DDDDDD"/>
               <w:left w:val="single" w:sz="1" w:space="0" w:color="DDDDDD"/>
@@ -3777,7 +3648,7 @@
         </w:tc>
         <w:tc>
           <w:tcPr>
-            <w:tcW w:w="2000" w:type="dxa"/>
+            <w:tcW w:w="2070" w:type="dxa"/>
             <w:tcBorders>
               <w:top w:val="single" w:sz="1" w:space="0" w:color="DDDDDD"/>
               <w:left w:val="single" w:sz="1" w:space="0" w:color="DDDDDD"/>
@@ -3806,7 +3677,7 @@
         </w:tc>
         <w:tc>
           <w:tcPr>
-            <w:tcW w:w="3000" w:type="dxa"/>
+            <w:tcW w:w="3060" w:type="dxa"/>
             <w:tcBorders>
               <w:top w:val="single" w:sz="1" w:space="0" w:color="DDDDDD"/>
               <w:left w:val="single" w:sz="1" w:space="0" w:color="DDDDDD"/>
@@ -3835,7 +3706,7 @@
         </w:tc>
         <w:tc>
           <w:tcPr>
-            <w:tcW w:w="2760" w:type="dxa"/>
+            <w:tcW w:w="7110" w:type="dxa"/>
             <w:tcBorders>
               <w:top w:val="single" w:sz="1" w:space="0" w:color="DDDDDD"/>
               <w:left w:val="single" w:sz="1" w:space="0" w:color="DDDDDD"/>
@@ -3864,15 +3735,9 @@
         </w:tc>
       </w:tr>
       <w:tr>
-        <w:tblPrEx>
-          <w:tblCellMar>
-            <w:top w:w="0" w:type="dxa"/>
-            <w:bottom w:w="0" w:type="dxa"/>
-          </w:tblCellMar>
-        </w:tblPrEx>
-        <w:tc>
-          <w:tcPr>
-            <w:tcW w:w="1600" w:type="dxa"/>
+        <w:tc>
+          <w:tcPr>
+            <w:tcW w:w="1529" w:type="dxa"/>
             <w:tcBorders>
               <w:top w:val="single" w:sz="1" w:space="0" w:color="DDDDDD"/>
               <w:left w:val="single" w:sz="1" w:space="0" w:color="DDDDDD"/>
@@ -3903,7 +3768,7 @@
         </w:tc>
         <w:tc>
           <w:tcPr>
-            <w:tcW w:w="2000" w:type="dxa"/>
+            <w:tcW w:w="2070" w:type="dxa"/>
             <w:tcBorders>
               <w:top w:val="single" w:sz="1" w:space="0" w:color="DDDDDD"/>
               <w:left w:val="single" w:sz="1" w:space="0" w:color="DDDDDD"/>
@@ -3932,7 +3797,7 @@
         </w:tc>
         <w:tc>
           <w:tcPr>
-            <w:tcW w:w="3000" w:type="dxa"/>
+            <w:tcW w:w="3060" w:type="dxa"/>
             <w:tcBorders>
               <w:top w:val="single" w:sz="1" w:space="0" w:color="DDDDDD"/>
               <w:left w:val="single" w:sz="1" w:space="0" w:color="DDDDDD"/>
@@ -3961,7 +3826,7 @@
         </w:tc>
         <w:tc>
           <w:tcPr>
-            <w:tcW w:w="2760" w:type="dxa"/>
+            <w:tcW w:w="7110" w:type="dxa"/>
             <w:tcBorders>
               <w:top w:val="single" w:sz="1" w:space="0" w:color="DDDDDD"/>
               <w:left w:val="single" w:sz="1" w:space="0" w:color="DDDDDD"/>
@@ -4410,6 +4275,11 @@
     </w:p>
     <w:p>
       <w:pPr>
+        <w:spacing w:after="280"/>
+      </w:pPr>
+    </w:p>
+    <w:p>
+      <w:pPr>
         <w:pBdr>
           <w:bottom w:val="single" w:sz="4" w:space="1" w:color="2E5FA3"/>
         </w:pBdr>
@@ -4423,6 +4293,7 @@
           <w:sz w:val="28"/>
           <w:szCs w:val="28"/>
         </w:rPr>
+        <w:lastRenderedPageBreak/>
         <w:t xml:space="preserve">Layer 2: APIs &amp; Backend Logic  </w:t>
       </w:r>
       <w:r>
@@ -4548,7 +4419,6 @@
           <w:sz w:val="20"/>
           <w:szCs w:val="20"/>
         </w:rPr>
-        <w:lastRenderedPageBreak/>
         <w:t>Mailgun integration (email reminders, webhook verification)</w:t>
       </w:r>
     </w:p>
@@ -4815,8 +4685,6 @@
           <w:bottom w:val="single" w:sz="4" w:space="1" w:color="2E5FA3"/>
         </w:pBdr>
         <w:spacing w:before="320" w:after="100"/>
-      </w:pPr>
-      <w:r>
         <w:rPr>
           <w:b/>
           <w:bCs/>
@@ -4824,354 +4692,6 @@
           <w:sz w:val="28"/>
           <w:szCs w:val="28"/>
         </w:rPr>
-        <w:t xml:space="preserve">Layer 3: Database &amp; Storage  </w:t>
-      </w:r>
-      <w:r>
-        <w:rPr>
-          <w:b/>
-          <w:bCs/>
-          <w:color w:val="B45309"/>
-          <w:shd w:val="clear" w:color="auto" w:fill="FEF3C7"/>
-        </w:rPr>
-        <w:t xml:space="preserve">  PARTIAL  </w:t>
-      </w:r>
-    </w:p>
-    <w:p>
-      <w:pPr>
-        <w:spacing w:after="160"/>
-      </w:pPr>
-      <w:r>
-        <w:rPr>
-          <w:i/>
-          <w:iCs/>
-          <w:color w:val="6B7280"/>
-        </w:rPr>
-        <w:t>MongoDB Atlas M0 (free tier). Collections: users, profiles, benefit_weeks, contacts, invites, audit_log. Docker Compose with mongo:7 for local dev. Backups only available on M10+ paid tier.</w:t>
-      </w:r>
-    </w:p>
-    <w:p>
-      <w:pPr>
-        <w:spacing w:after="60"/>
-      </w:pPr>
-      <w:r>
-        <w:rPr>
-          <w:b/>
-          <w:bCs/>
-          <w:color w:val="1E7A45"/>
-        </w:rPr>
-        <w:t>What's Already Built:</w:t>
-      </w:r>
-    </w:p>
-    <w:p>
-      <w:pPr>
-        <w:pStyle w:val="ListParagraph"/>
-        <w:numPr>
-          <w:ilvl w:val="0"/>
-          <w:numId w:val="2"/>
-        </w:numPr>
-        <w:spacing w:after="60"/>
-      </w:pPr>
-      <w:r>
-        <w:rPr>
-          <w:color w:val="111827"/>
-          <w:sz w:val="20"/>
-          <w:szCs w:val="20"/>
-        </w:rPr>
-        <w:t>MongoDB Atlas M0 free cluster (512 MB storage)</w:t>
-      </w:r>
-    </w:p>
-    <w:p>
-      <w:pPr>
-        <w:pStyle w:val="ListParagraph"/>
-        <w:numPr>
-          <w:ilvl w:val="0"/>
-          <w:numId w:val="2"/>
-        </w:numPr>
-        <w:spacing w:after="60"/>
-      </w:pPr>
-      <w:r>
-        <w:rPr>
-          <w:color w:val="111827"/>
-          <w:sz w:val="20"/>
-          <w:szCs w:val="20"/>
-        </w:rPr>
-        <w:t>Motor async driver with connection pooling tuning</w:t>
-      </w:r>
-    </w:p>
-    <w:p>
-      <w:pPr>
-        <w:pStyle w:val="ListParagraph"/>
-        <w:numPr>
-          <w:ilvl w:val="0"/>
-          <w:numId w:val="2"/>
-        </w:numPr>
-        <w:spacing w:after="60"/>
-      </w:pPr>
-      <w:r>
-        <w:rPr>
-          <w:color w:val="111827"/>
-          <w:sz w:val="20"/>
-          <w:szCs w:val="20"/>
-        </w:rPr>
-        <w:t>Separate staging and production databases (ides_tracker_staging / ides_tracker_prod)</w:t>
-      </w:r>
-    </w:p>
-    <w:p>
-      <w:pPr>
-        <w:pStyle w:val="ListParagraph"/>
-        <w:numPr>
-          <w:ilvl w:val="0"/>
-          <w:numId w:val="2"/>
-        </w:numPr>
-        <w:spacing w:after="60"/>
-      </w:pPr>
-      <w:r>
-        <w:rPr>
-          <w:color w:val="111827"/>
-          <w:sz w:val="20"/>
-          <w:szCs w:val="20"/>
-        </w:rPr>
-        <w:t>Correct index usage implied by query patterns</w:t>
-      </w:r>
-    </w:p>
-    <w:p>
-      <w:pPr>
-        <w:pStyle w:val="ListParagraph"/>
-        <w:numPr>
-          <w:ilvl w:val="0"/>
-          <w:numId w:val="2"/>
-        </w:numPr>
-        <w:spacing w:after="60"/>
-      </w:pPr>
-      <w:r>
-        <w:rPr>
-          <w:color w:val="111827"/>
-          <w:sz w:val="20"/>
-          <w:szCs w:val="20"/>
-        </w:rPr>
-        <w:t>Docker Compose local mongo:7 for development</w:t>
-      </w:r>
-    </w:p>
-    <w:p>
-      <w:pPr>
-        <w:pStyle w:val="ListParagraph"/>
-        <w:numPr>
-          <w:ilvl w:val="0"/>
-          <w:numId w:val="2"/>
-        </w:numPr>
-        <w:spacing w:after="60"/>
-      </w:pPr>
-      <w:r>
-        <w:rPr>
-          <w:color w:val="111827"/>
-          <w:sz w:val="20"/>
-          <w:szCs w:val="20"/>
-        </w:rPr>
-        <w:t>File uploads handled in-memory (CSV, screenshots) with size/type limits</w:t>
-      </w:r>
-    </w:p>
-    <w:p>
-      <w:pPr>
-        <w:spacing w:after="100"/>
-      </w:pPr>
-    </w:p>
-    <w:p>
-      <w:pPr>
-        <w:spacing w:after="60"/>
-      </w:pPr>
-      <w:r>
-        <w:rPr>
-          <w:b/>
-          <w:bCs/>
-          <w:color w:val="991B1B"/>
-        </w:rPr>
-        <w:t>Gaps / Missing:</w:t>
-      </w:r>
-    </w:p>
-    <w:p>
-      <w:pPr>
-        <w:pStyle w:val="ListParagraph"/>
-        <w:numPr>
-          <w:ilvl w:val="0"/>
-          <w:numId w:val="2"/>
-        </w:numPr>
-        <w:spacing w:after="60"/>
-      </w:pPr>
-      <w:r>
-        <w:rPr>
-          <w:color w:val="111827"/>
-          <w:sz w:val="20"/>
-          <w:szCs w:val="20"/>
-        </w:rPr>
-        <w:t>NO automated backups — Atlas M0 does not include backup; M10+ ($57/mo) required for continuous backup</w:t>
-      </w:r>
-    </w:p>
-    <w:p>
-      <w:pPr>
-        <w:pStyle w:val="ListParagraph"/>
-        <w:numPr>
-          <w:ilvl w:val="0"/>
-          <w:numId w:val="2"/>
-        </w:numPr>
-        <w:spacing w:after="60"/>
-      </w:pPr>
-      <w:r>
-        <w:rPr>
-          <w:color w:val="111827"/>
-          <w:sz w:val="20"/>
-          <w:szCs w:val="20"/>
-        </w:rPr>
-        <w:t>No file/blob storage — screenshots and PDFs are processed in memory and not persisted; no S3 or equivalent</w:t>
-      </w:r>
-    </w:p>
-    <w:p>
-      <w:pPr>
-        <w:pStyle w:val="ListParagraph"/>
-        <w:numPr>
-          <w:ilvl w:val="0"/>
-          <w:numId w:val="2"/>
-        </w:numPr>
-        <w:spacing w:after="60"/>
-      </w:pPr>
-      <w:r>
-        <w:rPr>
-          <w:color w:val="111827"/>
-          <w:sz w:val="20"/>
-          <w:szCs w:val="20"/>
-        </w:rPr>
-        <w:t>No database-level indexes explicitly defined in code (may cause slow queries at scale)</w:t>
-      </w:r>
-    </w:p>
-    <w:p>
-      <w:pPr>
-        <w:pStyle w:val="ListParagraph"/>
-        <w:numPr>
-          <w:ilvl w:val="0"/>
-          <w:numId w:val="2"/>
-        </w:numPr>
-        <w:spacing w:after="60"/>
-      </w:pPr>
-      <w:r>
-        <w:rPr>
-          <w:color w:val="111827"/>
-          <w:sz w:val="20"/>
-          <w:szCs w:val="20"/>
-        </w:rPr>
-        <w:t>Connection string stores credentials in plain env var — consider Atlas PrivateLink when budget allows</w:t>
-      </w:r>
-    </w:p>
-    <w:p>
-      <w:pPr>
-        <w:spacing w:after="100"/>
-      </w:pPr>
-    </w:p>
-    <w:p>
-      <w:pPr>
-        <w:spacing w:after="60"/>
-      </w:pPr>
-      <w:r>
-        <w:rPr>
-          <w:b/>
-          <w:bCs/>
-          <w:color w:val="2E5FA3"/>
-        </w:rPr>
-        <w:t>Free / Student Tools:</w:t>
-      </w:r>
-    </w:p>
-    <w:p>
-      <w:pPr>
-        <w:pStyle w:val="ListParagraph"/>
-        <w:numPr>
-          <w:ilvl w:val="0"/>
-          <w:numId w:val="2"/>
-        </w:numPr>
-        <w:spacing w:after="60"/>
-      </w:pPr>
-      <w:r>
-        <w:rPr>
-          <w:color w:val="111827"/>
-          <w:sz w:val="20"/>
-          <w:szCs w:val="20"/>
-        </w:rPr>
-        <w:lastRenderedPageBreak/>
-        <w:t>MongoDB Atlas M0 (free — current) — Good for development. No backups. Sufficient until you have real users.</w:t>
-      </w:r>
-    </w:p>
-    <w:p>
-      <w:pPr>
-        <w:pStyle w:val="ListParagraph"/>
-        <w:numPr>
-          <w:ilvl w:val="0"/>
-          <w:numId w:val="2"/>
-        </w:numPr>
-        <w:spacing w:after="60"/>
-      </w:pPr>
-      <w:r>
-        <w:rPr>
-          <w:color w:val="111827"/>
-          <w:sz w:val="20"/>
-          <w:szCs w:val="20"/>
-        </w:rPr>
-        <w:t>Cloudflare R2 (free tier) — Free object storage (10 GB/mo free) — use for persisting generated PDFs and imported screenshots.</w:t>
-      </w:r>
-    </w:p>
-    <w:p>
-      <w:pPr>
-        <w:pStyle w:val="ListParagraph"/>
-        <w:numPr>
-          <w:ilvl w:val="0"/>
-          <w:numId w:val="2"/>
-        </w:numPr>
-        <w:spacing w:after="60"/>
-      </w:pPr>
-      <w:r>
-        <w:rPr>
-          <w:color w:val="111827"/>
-          <w:sz w:val="20"/>
-          <w:szCs w:val="20"/>
-        </w:rPr>
-        <w:t>mongodump to GitHub Actions (free) — Schedule a nightly mongodump in a GitHub Actions workflow and commit to a private repo as a free backup workaround.</w:t>
-      </w:r>
-    </w:p>
-    <w:p>
-      <w:pPr>
-        <w:spacing w:after="100"/>
-      </w:pPr>
-    </w:p>
-    <w:p>
-      <w:pPr>
-        <w:spacing w:after="60"/>
-      </w:pPr>
-      <w:r>
-        <w:rPr>
-          <w:b/>
-          <w:bCs/>
-          <w:color w:val="1F3864"/>
-        </w:rPr>
-        <w:t>Mobile Note:</w:t>
-      </w:r>
-    </w:p>
-    <w:p>
-      <w:pPr>
-        <w:pStyle w:val="ListParagraph"/>
-        <w:numPr>
-          <w:ilvl w:val="0"/>
-          <w:numId w:val="2"/>
-        </w:numPr>
-        <w:spacing w:after="60"/>
-      </w:pPr>
-      <w:r>
-        <w:rPr>
-          <w:color w:val="111827"/>
-          <w:sz w:val="20"/>
-          <w:szCs w:val="20"/>
-        </w:rPr>
-        <w:t>Same database. No changes needed for mobile.</w:t>
-      </w:r>
-    </w:p>
-    <w:p>
-      <w:pPr>
-        <w:spacing w:after="280"/>
       </w:pPr>
     </w:p>
     <w:p>
@@ -5180,8 +4700,6 @@
           <w:bottom w:val="single" w:sz="4" w:space="1" w:color="2E5FA3"/>
         </w:pBdr>
         <w:spacing w:before="320" w:after="100"/>
-      </w:pPr>
-      <w:r>
         <w:rPr>
           <w:b/>
           <w:bCs/>
@@ -5189,389 +4707,6 @@
           <w:sz w:val="28"/>
           <w:szCs w:val="28"/>
         </w:rPr>
-        <w:t xml:space="preserve">Layer 4: Auth &amp; Permissions  </w:t>
-      </w:r>
-      <w:r>
-        <w:rPr>
-          <w:b/>
-          <w:bCs/>
-          <w:color w:val="1E7A45"/>
-          <w:shd w:val="clear" w:color="auto" w:fill="D6F0E2"/>
-        </w:rPr>
-        <w:t xml:space="preserve">  STRONG  </w:t>
-      </w:r>
-    </w:p>
-    <w:p>
-      <w:pPr>
-        <w:spacing w:after="160"/>
-      </w:pPr>
-      <w:r>
-        <w:rPr>
-          <w:i/>
-          <w:iCs/>
-          <w:color w:val="6B7280"/>
-        </w:rPr>
-        <w:t>JWT with PyJWT, bcrypt hashing, email verification required before login, SMS OTP for phone ownership, rate-limited auth endpoints, admin route guard. Security review completed — all 5 findings fixed.</w:t>
-      </w:r>
-    </w:p>
-    <w:p>
-      <w:pPr>
-        <w:spacing w:after="60"/>
-      </w:pPr>
-      <w:r>
-        <w:rPr>
-          <w:b/>
-          <w:bCs/>
-          <w:color w:val="1E7A45"/>
-        </w:rPr>
-        <w:t>What's Already Built:</w:t>
-      </w:r>
-    </w:p>
-    <w:p>
-      <w:pPr>
-        <w:pStyle w:val="ListParagraph"/>
-        <w:numPr>
-          <w:ilvl w:val="0"/>
-          <w:numId w:val="2"/>
-        </w:numPr>
-        <w:spacing w:after="60"/>
-      </w:pPr>
-      <w:r>
-        <w:rPr>
-          <w:color w:val="111827"/>
-          <w:sz w:val="20"/>
-          <w:szCs w:val="20"/>
-        </w:rPr>
-        <w:t>PyJWT token generation + get_current_user dependency injection</w:t>
-      </w:r>
-    </w:p>
-    <w:p>
-      <w:pPr>
-        <w:pStyle w:val="ListParagraph"/>
-        <w:numPr>
-          <w:ilvl w:val="0"/>
-          <w:numId w:val="2"/>
-        </w:numPr>
-        <w:spacing w:after="60"/>
-      </w:pPr>
-      <w:r>
-        <w:rPr>
-          <w:color w:val="111827"/>
-          <w:sz w:val="20"/>
-          <w:szCs w:val="20"/>
-        </w:rPr>
-        <w:t>bcrypt password hashing (cost factor default)</w:t>
-      </w:r>
-    </w:p>
-    <w:p>
-      <w:pPr>
-        <w:pStyle w:val="ListParagraph"/>
-        <w:numPr>
-          <w:ilvl w:val="0"/>
-          <w:numId w:val="2"/>
-        </w:numPr>
-        <w:spacing w:after="60"/>
-      </w:pPr>
-      <w:r>
-        <w:rPr>
-          <w:color w:val="111827"/>
-          <w:sz w:val="20"/>
-          <w:szCs w:val="20"/>
-        </w:rPr>
-        <w:t>Email verification enforced — login rejected for unverified accounts</w:t>
-      </w:r>
-    </w:p>
-    <w:p>
-      <w:pPr>
-        <w:pStyle w:val="ListParagraph"/>
-        <w:numPr>
-          <w:ilvl w:val="0"/>
-          <w:numId w:val="2"/>
-        </w:numPr>
-        <w:spacing w:after="60"/>
-      </w:pPr>
-      <w:r>
-        <w:rPr>
-          <w:color w:val="111827"/>
-          <w:sz w:val="20"/>
-          <w:szCs w:val="20"/>
-        </w:rPr>
-        <w:t>Admin guard protecting /api/admin/* routes</w:t>
-      </w:r>
-    </w:p>
-    <w:p>
-      <w:pPr>
-        <w:pStyle w:val="ListParagraph"/>
-        <w:numPr>
-          <w:ilvl w:val="0"/>
-          <w:numId w:val="2"/>
-        </w:numPr>
-        <w:spacing w:after="60"/>
-      </w:pPr>
-      <w:r>
-        <w:rPr>
-          <w:color w:val="111827"/>
-          <w:sz w:val="20"/>
-          <w:szCs w:val="20"/>
-        </w:rPr>
-        <w:t>SMS OTP flow for phone number ownership verification</w:t>
-      </w:r>
-    </w:p>
-    <w:p>
-      <w:pPr>
-        <w:pStyle w:val="ListParagraph"/>
-        <w:numPr>
-          <w:ilvl w:val="0"/>
-          <w:numId w:val="2"/>
-        </w:numPr>
-        <w:spacing w:after="60"/>
-      </w:pPr>
-      <w:r>
-        <w:rPr>
-          <w:color w:val="111827"/>
-          <w:sz w:val="20"/>
-          <w:szCs w:val="20"/>
-        </w:rPr>
-        <w:t>Rate limiting on /auth/login (5/min), /auth/register (3/hr), /forgot-password (3/hr)</w:t>
-      </w:r>
-    </w:p>
-    <w:p>
-      <w:pPr>
-        <w:pStyle w:val="ListParagraph"/>
-        <w:numPr>
-          <w:ilvl w:val="0"/>
-          <w:numId w:val="2"/>
-        </w:numPr>
-        <w:spacing w:after="60"/>
-      </w:pPr>
-      <w:r>
-        <w:rPr>
-          <w:color w:val="111827"/>
-          <w:sz w:val="20"/>
-          <w:szCs w:val="20"/>
-        </w:rPr>
-        <w:t>Invite-only registration flow with token validation</w:t>
-      </w:r>
-    </w:p>
-    <w:p>
-      <w:pPr>
-        <w:pStyle w:val="ListParagraph"/>
-        <w:numPr>
-          <w:ilvl w:val="0"/>
-          <w:numId w:val="2"/>
-        </w:numPr>
-        <w:spacing w:after="60"/>
-      </w:pPr>
-      <w:r>
-        <w:rPr>
-          <w:color w:val="111827"/>
-          <w:sz w:val="20"/>
-          <w:szCs w:val="20"/>
-        </w:rPr>
-        <w:t>Audit log collection recording admin actions</w:t>
-      </w:r>
-    </w:p>
-    <w:p>
-      <w:pPr>
-        <w:pStyle w:val="ListParagraph"/>
-        <w:numPr>
-          <w:ilvl w:val="0"/>
-          <w:numId w:val="2"/>
-        </w:numPr>
-        <w:spacing w:after="60"/>
-      </w:pPr>
-      <w:r>
-        <w:rPr>
-          <w:color w:val="111827"/>
-          <w:sz w:val="20"/>
-          <w:szCs w:val="20"/>
-        </w:rPr>
-        <w:t>Security review: 5 findings (3 HIGH, 2 MEDIUM) — all fixed as of latest commit</w:t>
-      </w:r>
-    </w:p>
-    <w:p>
-      <w:pPr>
-        <w:spacing w:after="100"/>
-      </w:pPr>
-    </w:p>
-    <w:p>
-      <w:pPr>
-        <w:spacing w:after="60"/>
-      </w:pPr>
-      <w:r>
-        <w:rPr>
-          <w:b/>
-          <w:bCs/>
-          <w:color w:val="991B1B"/>
-        </w:rPr>
-        <w:t>Gaps / Missing:</w:t>
-      </w:r>
-    </w:p>
-    <w:p>
-      <w:pPr>
-        <w:pStyle w:val="ListParagraph"/>
-        <w:numPr>
-          <w:ilvl w:val="0"/>
-          <w:numId w:val="2"/>
-        </w:numPr>
-        <w:spacing w:after="60"/>
-      </w:pPr>
-      <w:r>
-        <w:rPr>
-          <w:color w:val="111827"/>
-          <w:sz w:val="20"/>
-          <w:szCs w:val="20"/>
-        </w:rPr>
-        <w:t>No OAuth / social login (Google, GitHub) — manual registration only</w:t>
-      </w:r>
-    </w:p>
-    <w:p>
-      <w:pPr>
-        <w:pStyle w:val="ListParagraph"/>
-        <w:numPr>
-          <w:ilvl w:val="0"/>
-          <w:numId w:val="2"/>
-        </w:numPr>
-        <w:spacing w:after="60"/>
-      </w:pPr>
-      <w:r>
-        <w:rPr>
-          <w:color w:val="111827"/>
-          <w:sz w:val="20"/>
-          <w:szCs w:val="20"/>
-        </w:rPr>
-        <w:t>No MFA (multi-factor authentication) beyond SMS OTP</w:t>
-      </w:r>
-    </w:p>
-    <w:p>
-      <w:pPr>
-        <w:pStyle w:val="ListParagraph"/>
-        <w:numPr>
-          <w:ilvl w:val="0"/>
-          <w:numId w:val="2"/>
-        </w:numPr>
-        <w:spacing w:after="60"/>
-      </w:pPr>
-      <w:r>
-        <w:rPr>
-          <w:color w:val="111827"/>
-          <w:sz w:val="20"/>
-          <w:szCs w:val="20"/>
-        </w:rPr>
-        <w:t>JWT has no refresh token flow — tokens expire and users must re-login</w:t>
-      </w:r>
-    </w:p>
-    <w:p>
-      <w:pPr>
-        <w:pStyle w:val="ListParagraph"/>
-        <w:numPr>
-          <w:ilvl w:val="0"/>
-          <w:numId w:val="2"/>
-        </w:numPr>
-        <w:spacing w:after="60"/>
-      </w:pPr>
-      <w:r>
-        <w:rPr>
-          <w:color w:val="111827"/>
-          <w:sz w:val="20"/>
-          <w:szCs w:val="20"/>
-        </w:rPr>
-        <w:t>No MongoDB-level Row Level Security (MongoDB does not support RLS natively)</w:t>
-      </w:r>
-    </w:p>
-    <w:p>
-      <w:pPr>
-        <w:spacing w:after="100"/>
-      </w:pPr>
-    </w:p>
-    <w:p>
-      <w:pPr>
-        <w:spacing w:after="60"/>
-      </w:pPr>
-      <w:r>
-        <w:rPr>
-          <w:b/>
-          <w:bCs/>
-          <w:color w:val="2E5FA3"/>
-        </w:rPr>
-        <w:t>Free / Student Tools:</w:t>
-      </w:r>
-    </w:p>
-    <w:p>
-      <w:pPr>
-        <w:pStyle w:val="ListParagraph"/>
-        <w:numPr>
-          <w:ilvl w:val="0"/>
-          <w:numId w:val="2"/>
-        </w:numPr>
-        <w:spacing w:after="60"/>
-      </w:pPr>
-      <w:r>
-        <w:rPr>
-          <w:color w:val="111827"/>
-          <w:sz w:val="20"/>
-          <w:szCs w:val="20"/>
-        </w:rPr>
-        <w:t>Clerk (free tier) — Drop-in auth with Google/GitHub OAuth, MFA, and session management. Free for up to 10,000 MAU. Has React SDK.</w:t>
-      </w:r>
-    </w:p>
-    <w:p>
-      <w:pPr>
-        <w:pStyle w:val="ListParagraph"/>
-        <w:numPr>
-          <w:ilvl w:val="0"/>
-          <w:numId w:val="2"/>
-        </w:numPr>
-        <w:spacing w:after="60"/>
-      </w:pPr>
-      <w:r>
-        <w:rPr>
-          <w:color w:val="111827"/>
-          <w:sz w:val="20"/>
-          <w:szCs w:val="20"/>
-        </w:rPr>
-        <w:t>Supabase Auth (free tier) — If you ever migrate to PostgreSQL — includes RLS, OAuth, MFA out of the box free.</w:t>
-      </w:r>
-    </w:p>
-    <w:p>
-      <w:pPr>
-        <w:spacing w:after="100"/>
-      </w:pPr>
-    </w:p>
-    <w:p>
-      <w:pPr>
-        <w:spacing w:after="60"/>
-      </w:pPr>
-      <w:r>
-        <w:rPr>
-          <w:b/>
-          <w:bCs/>
-          <w:color w:val="1F3864"/>
-        </w:rPr>
-        <w:t>Mobile Note:</w:t>
-      </w:r>
-    </w:p>
-    <w:p>
-      <w:pPr>
-        <w:pStyle w:val="ListParagraph"/>
-        <w:numPr>
-          <w:ilvl w:val="0"/>
-          <w:numId w:val="2"/>
-        </w:numPr>
-        <w:spacing w:after="60"/>
-      </w:pPr>
-      <w:r>
-        <w:rPr>
-          <w:color w:val="111827"/>
-          <w:sz w:val="20"/>
-          <w:szCs w:val="20"/>
-        </w:rPr>
-        <w:t>For Android/iOS: JWT tokens work as-is. Add OAuth (Google Sign-In) via Clerk or similar — students expect social login on mobile.</w:t>
-      </w:r>
-    </w:p>
-    <w:p>
-      <w:pPr>
-        <w:spacing w:after="280"/>
       </w:pPr>
     </w:p>
     <w:p>
@@ -5589,41 +4724,41 @@
           <w:sz w:val="28"/>
           <w:szCs w:val="28"/>
         </w:rPr>
-        <w:t xml:space="preserve">Layer 5: Hosting &amp; Deployment  </w:t>
-      </w:r>
+        <w:lastRenderedPageBreak/>
+        <w:t xml:space="preserve">Layer 3: Database &amp; Storage  </w:t>
+      </w:r>
+      <w:r>
+        <w:rPr>
+          <w:b/>
+          <w:bCs/>
+          <w:color w:val="B45309"/>
+          <w:shd w:val="clear" w:color="auto" w:fill="FEF3C7"/>
+        </w:rPr>
+        <w:t xml:space="preserve">  PARTIAL  </w:t>
+      </w:r>
+    </w:p>
+    <w:p>
+      <w:pPr>
+        <w:spacing w:after="160"/>
+      </w:pPr>
+      <w:r>
+        <w:rPr>
+          <w:i/>
+          <w:iCs/>
+          <w:color w:val="6B7280"/>
+        </w:rPr>
+        <w:t>MongoDB Atlas M0 (free tier). Collections: users, profiles, benefit_weeks, contacts, invites, audit_log. Docker Compose with mongo:7 for local dev. Backups only available on M10+ paid tier.</w:t>
+      </w:r>
+    </w:p>
+    <w:p>
+      <w:pPr>
+        <w:spacing w:after="60"/>
+      </w:pPr>
       <w:r>
         <w:rPr>
           <w:b/>
           <w:bCs/>
           <w:color w:val="1E7A45"/>
-          <w:shd w:val="clear" w:color="auto" w:fill="D6F0E2"/>
-        </w:rPr>
-        <w:t xml:space="preserve">  STRONG  </w:t>
-      </w:r>
-    </w:p>
-    <w:p>
-      <w:pPr>
-        <w:spacing w:after="160"/>
-      </w:pPr>
-      <w:r>
-        <w:rPr>
-          <w:i/>
-          <w:iCs/>
-          <w:color w:val="6B7280"/>
-        </w:rPr>
-        <w:lastRenderedPageBreak/>
-        <w:t>Frontend on Vercel (free). Backend on Render (starter, Docker). render.yaml Blueprint defines staging + production services. autoDeploy on both branches. Health check at /health/ready.</w:t>
-      </w:r>
-    </w:p>
-    <w:p>
-      <w:pPr>
-        <w:spacing w:after="60"/>
-      </w:pPr>
-      <w:r>
-        <w:rPr>
-          <w:b/>
-          <w:bCs/>
-          <w:color w:val="1E7A45"/>
         </w:rPr>
         <w:t>What's Already Built:</w:t>
       </w:r>
@@ -5643,133 +4778,97 @@
           <w:sz w:val="20"/>
           <w:szCs w:val="20"/>
         </w:rPr>
-        <w:t>Frontend deployed to Vercel — free tier, global CDN, automatic HTTPS</w:t>
-      </w:r>
-    </w:p>
-    <w:p>
-      <w:pPr>
-        <w:pStyle w:val="ListParagraph"/>
-        <w:numPr>
-          <w:ilvl w:val="0"/>
-          <w:numId w:val="2"/>
-        </w:numPr>
-        <w:spacing w:after="60"/>
-      </w:pPr>
-      <w:r>
-        <w:rPr>
-          <w:color w:val="111827"/>
-          <w:sz w:val="20"/>
-          <w:szCs w:val="20"/>
-        </w:rPr>
-        <w:t>Backend deployed to Render as Docker container (render.yaml Blueprint)</w:t>
-      </w:r>
-    </w:p>
-    <w:p>
-      <w:pPr>
-        <w:pStyle w:val="ListParagraph"/>
-        <w:numPr>
-          <w:ilvl w:val="0"/>
-          <w:numId w:val="2"/>
-        </w:numPr>
-        <w:spacing w:after="60"/>
-      </w:pPr>
-      <w:r>
-        <w:rPr>
-          <w:color w:val="111827"/>
-          <w:sz w:val="20"/>
-          <w:szCs w:val="20"/>
-        </w:rPr>
-        <w:t>Separate staging (branch: staging) and production (branch: main) services</w:t>
-      </w:r>
-    </w:p>
-    <w:p>
-      <w:pPr>
-        <w:pStyle w:val="ListParagraph"/>
-        <w:numPr>
-          <w:ilvl w:val="0"/>
-          <w:numId w:val="2"/>
-        </w:numPr>
-        <w:spacing w:after="60"/>
-      </w:pPr>
-      <w:r>
-        <w:rPr>
-          <w:color w:val="111827"/>
-          <w:sz w:val="20"/>
-          <w:szCs w:val="20"/>
-        </w:rPr>
-        <w:t>autoDeploy: true on both services — push to branch triggers deploy</w:t>
-      </w:r>
-    </w:p>
-    <w:p>
-      <w:pPr>
-        <w:pStyle w:val="ListParagraph"/>
-        <w:numPr>
-          <w:ilvl w:val="0"/>
-          <w:numId w:val="2"/>
-        </w:numPr>
-        <w:spacing w:after="60"/>
-      </w:pPr>
-      <w:r>
-        <w:rPr>
-          <w:color w:val="111827"/>
-          <w:sz w:val="20"/>
-          <w:szCs w:val="20"/>
-        </w:rPr>
-        <w:t>Health check path /health/ready wired into Render</w:t>
-      </w:r>
-    </w:p>
-    <w:p>
-      <w:pPr>
-        <w:pStyle w:val="ListParagraph"/>
-        <w:numPr>
-          <w:ilvl w:val="0"/>
-          <w:numId w:val="2"/>
-        </w:numPr>
-        <w:spacing w:after="60"/>
-      </w:pPr>
-      <w:r>
-        <w:rPr>
-          <w:color w:val="111827"/>
-          <w:sz w:val="20"/>
-          <w:szCs w:val="20"/>
-        </w:rPr>
-        <w:t>vercel.json with SPA rewrite, security headers, and asset caching</w:t>
-      </w:r>
-    </w:p>
-    <w:p>
-      <w:pPr>
-        <w:pStyle w:val="ListParagraph"/>
-        <w:numPr>
-          <w:ilvl w:val="0"/>
-          <w:numId w:val="2"/>
-        </w:numPr>
-        <w:spacing w:after="60"/>
-      </w:pPr>
-      <w:r>
-        <w:rPr>
-          <w:color w:val="111827"/>
-          <w:sz w:val="20"/>
-          <w:szCs w:val="20"/>
-        </w:rPr>
-        <w:t>Docker Compose for local full-stack development</w:t>
-      </w:r>
-    </w:p>
-    <w:p>
-      <w:pPr>
-        <w:pStyle w:val="ListParagraph"/>
-        <w:numPr>
-          <w:ilvl w:val="0"/>
-          <w:numId w:val="2"/>
-        </w:numPr>
-        <w:spacing w:after="60"/>
-      </w:pPr>
-      <w:r>
-        <w:rPr>
-          <w:color w:val="111827"/>
-          <w:sz w:val="20"/>
-          <w:szCs w:val="20"/>
-        </w:rPr>
-        <w:t>Dockerfile in APP/backend</w:t>
+        <w:t>MongoDB Atlas M0 free cluster (512 MB storage)</w:t>
+      </w:r>
+    </w:p>
+    <w:p>
+      <w:pPr>
+        <w:pStyle w:val="ListParagraph"/>
+        <w:numPr>
+          <w:ilvl w:val="0"/>
+          <w:numId w:val="2"/>
+        </w:numPr>
+        <w:spacing w:after="60"/>
+      </w:pPr>
+      <w:r>
+        <w:rPr>
+          <w:color w:val="111827"/>
+          <w:sz w:val="20"/>
+          <w:szCs w:val="20"/>
+        </w:rPr>
+        <w:t>Motor async driver with connection pooling tuning</w:t>
+      </w:r>
+    </w:p>
+    <w:p>
+      <w:pPr>
+        <w:pStyle w:val="ListParagraph"/>
+        <w:numPr>
+          <w:ilvl w:val="0"/>
+          <w:numId w:val="2"/>
+        </w:numPr>
+        <w:spacing w:after="60"/>
+      </w:pPr>
+      <w:r>
+        <w:rPr>
+          <w:color w:val="111827"/>
+          <w:sz w:val="20"/>
+          <w:szCs w:val="20"/>
+        </w:rPr>
+        <w:t>Separate staging and production databases (ides_tracker_staging / ides_tracker_prod)</w:t>
+      </w:r>
+    </w:p>
+    <w:p>
+      <w:pPr>
+        <w:pStyle w:val="ListParagraph"/>
+        <w:numPr>
+          <w:ilvl w:val="0"/>
+          <w:numId w:val="2"/>
+        </w:numPr>
+        <w:spacing w:after="60"/>
+      </w:pPr>
+      <w:r>
+        <w:rPr>
+          <w:color w:val="111827"/>
+          <w:sz w:val="20"/>
+          <w:szCs w:val="20"/>
+        </w:rPr>
+        <w:t>Correct index usage implied by query patterns</w:t>
+      </w:r>
+    </w:p>
+    <w:p>
+      <w:pPr>
+        <w:pStyle w:val="ListParagraph"/>
+        <w:numPr>
+          <w:ilvl w:val="0"/>
+          <w:numId w:val="2"/>
+        </w:numPr>
+        <w:spacing w:after="60"/>
+      </w:pPr>
+      <w:r>
+        <w:rPr>
+          <w:color w:val="111827"/>
+          <w:sz w:val="20"/>
+          <w:szCs w:val="20"/>
+        </w:rPr>
+        <w:t>Docker Compose local mongo:7 for development</w:t>
+      </w:r>
+    </w:p>
+    <w:p>
+      <w:pPr>
+        <w:pStyle w:val="ListParagraph"/>
+        <w:numPr>
+          <w:ilvl w:val="0"/>
+          <w:numId w:val="2"/>
+        </w:numPr>
+        <w:spacing w:after="60"/>
+      </w:pPr>
+      <w:r>
+        <w:rPr>
+          <w:color w:val="111827"/>
+          <w:sz w:val="20"/>
+          <w:szCs w:val="20"/>
+        </w:rPr>
+        <w:t>File uploads handled in-memory (CSV, screenshots) with size/type limits</w:t>
       </w:r>
     </w:p>
     <w:p>
@@ -5805,75 +4904,61 @@
           <w:sz w:val="20"/>
           <w:szCs w:val="20"/>
         </w:rPr>
-        <w:t>Render Starter plan ($7/mo) may already be costing money — Free tier spins down after 15 min inactivity</w:t>
-      </w:r>
-    </w:p>
-    <w:p>
-      <w:pPr>
-        <w:pStyle w:val="ListParagraph"/>
-        <w:numPr>
-          <w:ilvl w:val="0"/>
-          <w:numId w:val="2"/>
-        </w:numPr>
-        <w:spacing w:after="60"/>
-      </w:pPr>
-      <w:r>
-        <w:rPr>
-          <w:color w:val="111827"/>
-          <w:sz w:val="20"/>
-          <w:szCs w:val="20"/>
-        </w:rPr>
-        <w:t xml:space="preserve">No custom domain configured (currently on </w:t>
-      </w:r>
-      <w:r>
-        <w:rPr>
-          <w:color w:val="111827"/>
-          <w:sz w:val="20"/>
-          <w:szCs w:val="20"/>
-        </w:rPr>
-        <w:t>R</w:t>
-      </w:r>
-      <w:r>
-        <w:rPr>
-          <w:color w:val="111827"/>
-          <w:sz w:val="20"/>
-          <w:szCs w:val="20"/>
-        </w:rPr>
-        <w:t>ender/</w:t>
-      </w:r>
-      <w:r>
-        <w:rPr>
-          <w:color w:val="111827"/>
-          <w:sz w:val="20"/>
-          <w:szCs w:val="20"/>
-        </w:rPr>
-        <w:t>V</w:t>
-      </w:r>
-      <w:r>
-        <w:rPr>
-          <w:color w:val="111827"/>
-          <w:sz w:val="20"/>
-          <w:szCs w:val="20"/>
-        </w:rPr>
-        <w:t>ercel subdomains)</w:t>
-      </w:r>
-    </w:p>
-    <w:p>
-      <w:pPr>
-        <w:pStyle w:val="ListParagraph"/>
-        <w:numPr>
-          <w:ilvl w:val="0"/>
-          <w:numId w:val="2"/>
-        </w:numPr>
-        <w:spacing w:after="60"/>
-      </w:pPr>
-      <w:r>
-        <w:rPr>
-          <w:color w:val="111827"/>
-          <w:sz w:val="20"/>
-          <w:szCs w:val="20"/>
-        </w:rPr>
-        <w:t>No CDN for API responses — only static frontend assets are CDN-cached</w:t>
+        <w:t>NO automated backups — Atlas M0 does not include backup; M10+ ($57/mo) required for continuous backup</w:t>
+      </w:r>
+    </w:p>
+    <w:p>
+      <w:pPr>
+        <w:pStyle w:val="ListParagraph"/>
+        <w:numPr>
+          <w:ilvl w:val="0"/>
+          <w:numId w:val="2"/>
+        </w:numPr>
+        <w:spacing w:after="60"/>
+      </w:pPr>
+      <w:r>
+        <w:rPr>
+          <w:color w:val="111827"/>
+          <w:sz w:val="20"/>
+          <w:szCs w:val="20"/>
+        </w:rPr>
+        <w:t>No file/blob storage — screenshots and PDFs are processed in memory and not persisted; no S3 or equivalent</w:t>
+      </w:r>
+    </w:p>
+    <w:p>
+      <w:pPr>
+        <w:pStyle w:val="ListParagraph"/>
+        <w:numPr>
+          <w:ilvl w:val="0"/>
+          <w:numId w:val="2"/>
+        </w:numPr>
+        <w:spacing w:after="60"/>
+      </w:pPr>
+      <w:r>
+        <w:rPr>
+          <w:color w:val="111827"/>
+          <w:sz w:val="20"/>
+          <w:szCs w:val="20"/>
+        </w:rPr>
+        <w:t>No database-level indexes explicitly defined in code (may cause slow queries at scale)</w:t>
+      </w:r>
+    </w:p>
+    <w:p>
+      <w:pPr>
+        <w:pStyle w:val="ListParagraph"/>
+        <w:numPr>
+          <w:ilvl w:val="0"/>
+          <w:numId w:val="2"/>
+        </w:numPr>
+        <w:spacing w:after="60"/>
+      </w:pPr>
+      <w:r>
+        <w:rPr>
+          <w:color w:val="111827"/>
+          <w:sz w:val="20"/>
+          <w:szCs w:val="20"/>
+        </w:rPr>
+        <w:t>Connection string stores credentials in plain env var — consider Atlas PrivateLink when budget allows</w:t>
       </w:r>
     </w:p>
     <w:p>
@@ -5909,43 +4994,43 @@
           <w:sz w:val="20"/>
           <w:szCs w:val="20"/>
         </w:rPr>
-        <w:t>Vercel (free — current) — Ideal for the React frontend. Keep it.</w:t>
-      </w:r>
-    </w:p>
-    <w:p>
-      <w:pPr>
-        <w:pStyle w:val="ListParagraph"/>
-        <w:numPr>
-          <w:ilvl w:val="0"/>
-          <w:numId w:val="2"/>
-        </w:numPr>
-        <w:spacing w:after="60"/>
-      </w:pPr>
-      <w:r>
-        <w:rPr>
-          <w:color w:val="111827"/>
-          <w:sz w:val="20"/>
-          <w:szCs w:val="20"/>
-        </w:rPr>
-        <w:t>Render free tier warning — Free tier spins down. Use Render starter ($7/mo) or apply for Render for Students credits.</w:t>
-      </w:r>
-    </w:p>
-    <w:p>
-      <w:pPr>
-        <w:pStyle w:val="ListParagraph"/>
-        <w:numPr>
-          <w:ilvl w:val="0"/>
-          <w:numId w:val="2"/>
-        </w:numPr>
-        <w:spacing w:after="60"/>
-      </w:pPr>
-      <w:r>
-        <w:rPr>
-          <w:color w:val="111827"/>
-          <w:sz w:val="20"/>
-          <w:szCs w:val="20"/>
-        </w:rPr>
-        <w:t>Cloudflare (free) — Add Cloudflare as your DNS/CDN proxy in front of Render for DDoS protection and API caching at no cost.</w:t>
+        <w:t>MongoDB Atlas M0 (free — current) — Good for development. No backups. Sufficient until you have real users.</w:t>
+      </w:r>
+    </w:p>
+    <w:p>
+      <w:pPr>
+        <w:pStyle w:val="ListParagraph"/>
+        <w:numPr>
+          <w:ilvl w:val="0"/>
+          <w:numId w:val="2"/>
+        </w:numPr>
+        <w:spacing w:after="60"/>
+      </w:pPr>
+      <w:r>
+        <w:rPr>
+          <w:color w:val="111827"/>
+          <w:sz w:val="20"/>
+          <w:szCs w:val="20"/>
+        </w:rPr>
+        <w:t>Cloudflare R2 (free tier) — Free object storage (10 GB/mo free) — use for persisting generated PDFs and imported screenshots.</w:t>
+      </w:r>
+    </w:p>
+    <w:p>
+      <w:pPr>
+        <w:pStyle w:val="ListParagraph"/>
+        <w:numPr>
+          <w:ilvl w:val="0"/>
+          <w:numId w:val="2"/>
+        </w:numPr>
+        <w:spacing w:after="60"/>
+      </w:pPr>
+      <w:r>
+        <w:rPr>
+          <w:color w:val="111827"/>
+          <w:sz w:val="20"/>
+          <w:szCs w:val="20"/>
+        </w:rPr>
+        <w:t>mongodump to GitHub Actions (free) — Schedule a nightly mongodump in a GitHub Actions workflow and commit to a private repo as a free backup workaround.</w:t>
       </w:r>
     </w:p>
     <w:p>
@@ -5981,7 +5066,7 @@
           <w:sz w:val="20"/>
           <w:szCs w:val="20"/>
         </w:rPr>
-        <w:t>Vercel/Render backend serves mobile apps. App stores will require HTTPS — already handled.</w:t>
+        <w:t>Same database. No changes needed for mobile.</w:t>
       </w:r>
     </w:p>
     <w:p>
@@ -5995,8 +5080,6 @@
           <w:bottom w:val="single" w:sz="4" w:space="1" w:color="2E5FA3"/>
         </w:pBdr>
         <w:spacing w:before="320" w:after="100"/>
-      </w:pPr>
-      <w:r>
         <w:rPr>
           <w:b/>
           <w:bCs/>
@@ -6004,335 +5087,6 @@
           <w:sz w:val="28"/>
           <w:szCs w:val="28"/>
         </w:rPr>
-        <w:t xml:space="preserve">Layer 6: Cloud &amp; Compute  </w:t>
-      </w:r>
-      <w:r>
-        <w:rPr>
-          <w:b/>
-          <w:bCs/>
-          <w:color w:val="B45309"/>
-          <w:shd w:val="clear" w:color="auto" w:fill="FEF3C7"/>
-        </w:rPr>
-        <w:t xml:space="preserve">  PARTIAL  </w:t>
-      </w:r>
-    </w:p>
-    <w:p>
-      <w:pPr>
-        <w:spacing w:after="160"/>
-      </w:pPr>
-      <w:r>
-        <w:rPr>
-          <w:i/>
-          <w:iCs/>
-          <w:color w:val="6B7280"/>
-        </w:rPr>
-        <w:t>Single Render starter instance (1 worker). MongoDB Atlas M0. Gemini API for AI. APScheduler in-process. No serverless functions, no queue worker, no separate scheduler process.</w:t>
-      </w:r>
-    </w:p>
-    <w:p>
-      <w:pPr>
-        <w:spacing w:after="60"/>
-      </w:pPr>
-      <w:r>
-        <w:rPr>
-          <w:b/>
-          <w:bCs/>
-          <w:color w:val="1E7A45"/>
-        </w:rPr>
-        <w:t>What's Already Built:</w:t>
-      </w:r>
-    </w:p>
-    <w:p>
-      <w:pPr>
-        <w:pStyle w:val="ListParagraph"/>
-        <w:numPr>
-          <w:ilvl w:val="0"/>
-          <w:numId w:val="2"/>
-        </w:numPr>
-        <w:spacing w:after="60"/>
-      </w:pPr>
-      <w:r>
-        <w:rPr>
-          <w:color w:val="111827"/>
-          <w:sz w:val="20"/>
-          <w:szCs w:val="20"/>
-        </w:rPr>
-        <w:t>Render Docker container (uvicorn, 1 worker)</w:t>
-      </w:r>
-    </w:p>
-    <w:p>
-      <w:pPr>
-        <w:pStyle w:val="ListParagraph"/>
-        <w:numPr>
-          <w:ilvl w:val="0"/>
-          <w:numId w:val="2"/>
-        </w:numPr>
-        <w:spacing w:after="60"/>
-      </w:pPr>
-      <w:r>
-        <w:rPr>
-          <w:color w:val="111827"/>
-          <w:sz w:val="20"/>
-          <w:szCs w:val="20"/>
-        </w:rPr>
-        <w:t>MongoDB Atlas M0 free cloud cluster</w:t>
-      </w:r>
-    </w:p>
-    <w:p>
-      <w:pPr>
-        <w:pStyle w:val="ListParagraph"/>
-        <w:numPr>
-          <w:ilvl w:val="0"/>
-          <w:numId w:val="2"/>
-        </w:numPr>
-        <w:spacing w:after="60"/>
-      </w:pPr>
-      <w:r>
-        <w:rPr>
-          <w:color w:val="111827"/>
-          <w:sz w:val="20"/>
-          <w:szCs w:val="20"/>
-        </w:rPr>
-        <w:t>Google Gemini API for AI vision (screenshot OCR)</w:t>
-      </w:r>
-    </w:p>
-    <w:p>
-      <w:pPr>
-        <w:pStyle w:val="ListParagraph"/>
-        <w:numPr>
-          <w:ilvl w:val="0"/>
-          <w:numId w:val="2"/>
-        </w:numPr>
-        <w:spacing w:after="60"/>
-      </w:pPr>
-      <w:r>
-        <w:rPr>
-          <w:color w:val="111827"/>
-          <w:sz w:val="20"/>
-          <w:szCs w:val="20"/>
-        </w:rPr>
-        <w:t>APScheduler in-process for cron reminders</w:t>
-      </w:r>
-    </w:p>
-    <w:p>
-      <w:pPr>
-        <w:pStyle w:val="ListParagraph"/>
-        <w:numPr>
-          <w:ilvl w:val="0"/>
-          <w:numId w:val="2"/>
-        </w:numPr>
-        <w:spacing w:after="60"/>
-      </w:pPr>
-      <w:r>
-        <w:rPr>
-          <w:color w:val="111827"/>
-          <w:sz w:val="20"/>
-          <w:szCs w:val="20"/>
-        </w:rPr>
-        <w:t>WEB_CONCURRENCY=1 set explicitly in render.yaml</w:t>
-      </w:r>
-    </w:p>
-    <w:p>
-      <w:pPr>
-        <w:spacing w:after="100"/>
-      </w:pPr>
-    </w:p>
-    <w:p>
-      <w:pPr>
-        <w:spacing w:after="60"/>
-      </w:pPr>
-      <w:r>
-        <w:rPr>
-          <w:b/>
-          <w:bCs/>
-          <w:color w:val="991B1B"/>
-        </w:rPr>
-        <w:t>Gaps / Missing:</w:t>
-      </w:r>
-    </w:p>
-    <w:p>
-      <w:pPr>
-        <w:pStyle w:val="ListParagraph"/>
-        <w:numPr>
-          <w:ilvl w:val="0"/>
-          <w:numId w:val="2"/>
-        </w:numPr>
-        <w:spacing w:after="60"/>
-      </w:pPr>
-      <w:r>
-        <w:rPr>
-          <w:color w:val="111827"/>
-          <w:sz w:val="20"/>
-          <w:szCs w:val="20"/>
-        </w:rPr>
-        <w:t>Cannot scale horizontally — APScheduler in-process means multiple workers fire duplicate jobs</w:t>
-      </w:r>
-    </w:p>
-    <w:p>
-      <w:pPr>
-        <w:pStyle w:val="ListParagraph"/>
-        <w:numPr>
-          <w:ilvl w:val="0"/>
-          <w:numId w:val="2"/>
-        </w:numPr>
-        <w:spacing w:after="60"/>
-      </w:pPr>
-      <w:r>
-        <w:rPr>
-          <w:color w:val="111827"/>
-          <w:sz w:val="20"/>
-          <w:szCs w:val="20"/>
-        </w:rPr>
-        <w:t>No message queue (Redis/RabbitMQ) — limits async processing and background tasks</w:t>
-      </w:r>
-    </w:p>
-    <w:p>
-      <w:pPr>
-        <w:pStyle w:val="ListParagraph"/>
-        <w:numPr>
-          <w:ilvl w:val="0"/>
-          <w:numId w:val="2"/>
-        </w:numPr>
-        <w:spacing w:after="60"/>
-      </w:pPr>
-      <w:r>
-        <w:rPr>
-          <w:color w:val="111827"/>
-          <w:sz w:val="20"/>
-          <w:szCs w:val="20"/>
-        </w:rPr>
-        <w:t>Gemini API key required — costs money at scale (free tier limited)</w:t>
-      </w:r>
-    </w:p>
-    <w:p>
-      <w:pPr>
-        <w:pStyle w:val="ListParagraph"/>
-        <w:numPr>
-          <w:ilvl w:val="0"/>
-          <w:numId w:val="2"/>
-        </w:numPr>
-        <w:spacing w:after="60"/>
-      </w:pPr>
-      <w:r>
-        <w:rPr>
-          <w:color w:val="111827"/>
-          <w:sz w:val="20"/>
-          <w:szCs w:val="20"/>
-        </w:rPr>
-        <w:t>No serverless functions for bursty compute tasks</w:t>
-      </w:r>
-    </w:p>
-    <w:p>
-      <w:pPr>
-        <w:spacing w:after="100"/>
-      </w:pPr>
-    </w:p>
-    <w:p>
-      <w:pPr>
-        <w:spacing w:after="60"/>
-      </w:pPr>
-      <w:r>
-        <w:rPr>
-          <w:b/>
-          <w:bCs/>
-          <w:color w:val="2E5FA3"/>
-        </w:rPr>
-        <w:t>Free / Student Tools:</w:t>
-      </w:r>
-    </w:p>
-    <w:p>
-      <w:pPr>
-        <w:pStyle w:val="ListParagraph"/>
-        <w:numPr>
-          <w:ilvl w:val="0"/>
-          <w:numId w:val="2"/>
-        </w:numPr>
-        <w:spacing w:after="60"/>
-      </w:pPr>
-      <w:r>
-        <w:rPr>
-          <w:color w:val="111827"/>
-          <w:sz w:val="20"/>
-          <w:szCs w:val="20"/>
-        </w:rPr>
-        <w:t>Upstash Redis (free tier) — Free serverless Redis — 10,000 req/day free. Use for rate limit shared store and eventual job queue.</w:t>
-      </w:r>
-    </w:p>
-    <w:p>
-      <w:pPr>
-        <w:pStyle w:val="ListParagraph"/>
-        <w:numPr>
-          <w:ilvl w:val="0"/>
-          <w:numId w:val="2"/>
-        </w:numPr>
-        <w:spacing w:after="60"/>
-      </w:pPr>
-      <w:r>
-        <w:rPr>
-          <w:color w:val="111827"/>
-          <w:sz w:val="20"/>
-          <w:szCs w:val="20"/>
-        </w:rPr>
-        <w:t>Google Gemini free tier — 1,500 requests/day free on gemini-1.5-flash. Sufficient for student/demo use.</w:t>
-      </w:r>
-    </w:p>
-    <w:p>
-      <w:pPr>
-        <w:pStyle w:val="ListParagraph"/>
-        <w:numPr>
-          <w:ilvl w:val="0"/>
-          <w:numId w:val="2"/>
-        </w:numPr>
-        <w:spacing w:after="60"/>
-      </w:pPr>
-      <w:r>
-        <w:rPr>
-          <w:color w:val="111827"/>
-          <w:sz w:val="20"/>
-          <w:szCs w:val="20"/>
-        </w:rPr>
-        <w:t>Cloudflare Workers (free tier) — 100,000 requests/day free — offload lightweight compute (e.g., email parsing) to Workers.</w:t>
-      </w:r>
-    </w:p>
-    <w:p>
-      <w:pPr>
-        <w:spacing w:after="100"/>
-      </w:pPr>
-    </w:p>
-    <w:p>
-      <w:pPr>
-        <w:spacing w:after="60"/>
-      </w:pPr>
-      <w:r>
-        <w:rPr>
-          <w:b/>
-          <w:bCs/>
-          <w:color w:val="1F3864"/>
-        </w:rPr>
-        <w:t>Mobile Note:</w:t>
-      </w:r>
-    </w:p>
-    <w:p>
-      <w:pPr>
-        <w:pStyle w:val="ListParagraph"/>
-        <w:numPr>
-          <w:ilvl w:val="0"/>
-          <w:numId w:val="2"/>
-        </w:numPr>
-        <w:spacing w:after="60"/>
-      </w:pPr>
-      <w:r>
-        <w:rPr>
-          <w:color w:val="111827"/>
-          <w:sz w:val="20"/>
-          <w:szCs w:val="20"/>
-        </w:rPr>
-        <w:t>No changes needed for mobile — same compute tier.</w:t>
-      </w:r>
-    </w:p>
-    <w:p>
-      <w:pPr>
-        <w:spacing w:after="280"/>
       </w:pPr>
     </w:p>
     <w:p>
@@ -6341,8 +5095,6 @@
           <w:bottom w:val="single" w:sz="4" w:space="1" w:color="2E5FA3"/>
         </w:pBdr>
         <w:spacing w:before="320" w:after="100"/>
-      </w:pPr>
-      <w:r>
         <w:rPr>
           <w:b/>
           <w:bCs/>
@@ -6350,371 +5102,6 @@
           <w:sz w:val="28"/>
           <w:szCs w:val="28"/>
         </w:rPr>
-        <w:t xml:space="preserve">Layer 7: CI/CD &amp; Version Control  </w:t>
-      </w:r>
-      <w:r>
-        <w:rPr>
-          <w:b/>
-          <w:bCs/>
-          <w:color w:val="1E7A45"/>
-          <w:shd w:val="clear" w:color="auto" w:fill="D6F0E2"/>
-        </w:rPr>
-        <w:t xml:space="preserve">  STRONG  </w:t>
-      </w:r>
-    </w:p>
-    <w:p>
-      <w:pPr>
-        <w:spacing w:after="160"/>
-      </w:pPr>
-      <w:r>
-        <w:rPr>
-          <w:i/>
-          <w:iCs/>
-          <w:color w:val="6B7280"/>
-        </w:rPr>
-        <w:t>GitHub + GitHub Actions. ci.yml runs frontend lint+build and backend pytest on every PR and push to main. MongoDB service container in CI. Staging branch promotion flow documented.</w:t>
-      </w:r>
-    </w:p>
-    <w:p>
-      <w:pPr>
-        <w:spacing w:after="60"/>
-      </w:pPr>
-      <w:r>
-        <w:rPr>
-          <w:b/>
-          <w:bCs/>
-          <w:color w:val="1E7A45"/>
-        </w:rPr>
-        <w:t>What's Already Built:</w:t>
-      </w:r>
-    </w:p>
-    <w:p>
-      <w:pPr>
-        <w:pStyle w:val="ListParagraph"/>
-        <w:numPr>
-          <w:ilvl w:val="0"/>
-          <w:numId w:val="2"/>
-        </w:numPr>
-        <w:spacing w:after="60"/>
-      </w:pPr>
-      <w:r>
-        <w:rPr>
-          <w:color w:val="111827"/>
-          <w:sz w:val="20"/>
-          <w:szCs w:val="20"/>
-        </w:rPr>
-        <w:t>GitHub repository with main + staging branches</w:t>
-      </w:r>
-    </w:p>
-    <w:p>
-      <w:pPr>
-        <w:pStyle w:val="ListParagraph"/>
-        <w:numPr>
-          <w:ilvl w:val="0"/>
-          <w:numId w:val="2"/>
-        </w:numPr>
-        <w:spacing w:after="60"/>
-      </w:pPr>
-      <w:r>
-        <w:rPr>
-          <w:color w:val="111827"/>
-          <w:sz w:val="20"/>
-          <w:szCs w:val="20"/>
-        </w:rPr>
-        <w:t>GitHub Actions ci.yml: frontend yarn build (ESLint enforced) + backend pytest</w:t>
-      </w:r>
-    </w:p>
-    <w:p>
-      <w:pPr>
-        <w:pStyle w:val="ListParagraph"/>
-        <w:numPr>
-          <w:ilvl w:val="0"/>
-          <w:numId w:val="2"/>
-        </w:numPr>
-        <w:spacing w:after="60"/>
-      </w:pPr>
-      <w:r>
-        <w:rPr>
-          <w:color w:val="111827"/>
-          <w:sz w:val="20"/>
-          <w:szCs w:val="20"/>
-        </w:rPr>
-        <w:t>MongoDB 7 service container in GitHub Actions for integration tests</w:t>
-      </w:r>
-    </w:p>
-    <w:p>
-      <w:pPr>
-        <w:pStyle w:val="ListParagraph"/>
-        <w:numPr>
-          <w:ilvl w:val="0"/>
-          <w:numId w:val="2"/>
-        </w:numPr>
-        <w:spacing w:after="60"/>
-      </w:pPr>
-      <w:r>
-        <w:rPr>
-          <w:color w:val="111827"/>
-          <w:sz w:val="20"/>
-          <w:szCs w:val="20"/>
-        </w:rPr>
-        <w:t>concurrency: cancel-in-progress to avoid redundant CI runs</w:t>
-      </w:r>
-    </w:p>
-    <w:p>
-      <w:pPr>
-        <w:pStyle w:val="ListParagraph"/>
-        <w:numPr>
-          <w:ilvl w:val="0"/>
-          <w:numId w:val="2"/>
-        </w:numPr>
-        <w:spacing w:after="60"/>
-      </w:pPr>
-      <w:r>
-        <w:rPr>
-          <w:color w:val="111827"/>
-          <w:sz w:val="20"/>
-          <w:szCs w:val="20"/>
-        </w:rPr>
-        <w:t>Test suites: backend_test.py, test_round2.py, test_round3.py, test_round4.py</w:t>
-      </w:r>
-    </w:p>
-    <w:p>
-      <w:pPr>
-        <w:pStyle w:val="ListParagraph"/>
-        <w:numPr>
-          <w:ilvl w:val="0"/>
-          <w:numId w:val="2"/>
-        </w:numPr>
-        <w:spacing w:after="60"/>
-      </w:pPr>
-      <w:r>
-        <w:rPr>
-          <w:color w:val="111827"/>
-          <w:sz w:val="20"/>
-          <w:szCs w:val="20"/>
-        </w:rPr>
-        <w:t>Render autoDeploy triggered by branch push</w:t>
-      </w:r>
-    </w:p>
-    <w:p>
-      <w:pPr>
-        <w:pStyle w:val="ListParagraph"/>
-        <w:numPr>
-          <w:ilvl w:val="0"/>
-          <w:numId w:val="2"/>
-        </w:numPr>
-        <w:spacing w:after="60"/>
-      </w:pPr>
-      <w:r>
-        <w:rPr>
-          <w:color w:val="111827"/>
-          <w:sz w:val="20"/>
-          <w:szCs w:val="20"/>
-        </w:rPr>
-        <w:t>Documented promotion flow: staging → PR → main → production</w:t>
-      </w:r>
-    </w:p>
-    <w:p>
-      <w:pPr>
-        <w:pStyle w:val="ListParagraph"/>
-        <w:numPr>
-          <w:ilvl w:val="0"/>
-          <w:numId w:val="2"/>
-        </w:numPr>
-        <w:spacing w:after="60"/>
-      </w:pPr>
-      <w:r>
-        <w:rPr>
-          <w:color w:val="111827"/>
-          <w:sz w:val="20"/>
-          <w:szCs w:val="20"/>
-        </w:rPr>
-        <w:t>Security review findings tracked in security-review-findings.md</w:t>
-      </w:r>
-    </w:p>
-    <w:p>
-      <w:pPr>
-        <w:spacing w:after="100"/>
-      </w:pPr>
-    </w:p>
-    <w:p>
-      <w:pPr>
-        <w:spacing w:after="60"/>
-      </w:pPr>
-      <w:r>
-        <w:rPr>
-          <w:b/>
-          <w:bCs/>
-          <w:color w:val="991B1B"/>
-        </w:rPr>
-        <w:t>Gaps / Missing:</w:t>
-      </w:r>
-    </w:p>
-    <w:p>
-      <w:pPr>
-        <w:pStyle w:val="ListParagraph"/>
-        <w:numPr>
-          <w:ilvl w:val="0"/>
-          <w:numId w:val="2"/>
-        </w:numPr>
-        <w:spacing w:after="60"/>
-      </w:pPr>
-      <w:r>
-        <w:rPr>
-          <w:color w:val="111827"/>
-          <w:sz w:val="20"/>
-          <w:szCs w:val="20"/>
-        </w:rPr>
-        <w:t>No deployment smoke test after Render deploy (verify /health/ready post-deploy)</w:t>
-      </w:r>
-    </w:p>
-    <w:p>
-      <w:pPr>
-        <w:pStyle w:val="ListParagraph"/>
-        <w:numPr>
-          <w:ilvl w:val="0"/>
-          <w:numId w:val="2"/>
-        </w:numPr>
-        <w:spacing w:after="60"/>
-      </w:pPr>
-      <w:r>
-        <w:rPr>
-          <w:color w:val="111827"/>
-          <w:sz w:val="20"/>
-          <w:szCs w:val="20"/>
-        </w:rPr>
-        <w:t>No Dependabot / Renovate for automated dependency updates</w:t>
-      </w:r>
-    </w:p>
-    <w:p>
-      <w:pPr>
-        <w:pStyle w:val="ListParagraph"/>
-        <w:numPr>
-          <w:ilvl w:val="0"/>
-          <w:numId w:val="2"/>
-        </w:numPr>
-        <w:spacing w:after="60"/>
-      </w:pPr>
-      <w:r>
-        <w:rPr>
-          <w:color w:val="111827"/>
-          <w:sz w:val="20"/>
-          <w:szCs w:val="20"/>
-        </w:rPr>
-        <w:t>No branch protection rules enforcing CI pass before merge (verify in GitHub settings)</w:t>
-      </w:r>
-    </w:p>
-    <w:p>
-      <w:pPr>
-        <w:pStyle w:val="ListParagraph"/>
-        <w:numPr>
-          <w:ilvl w:val="0"/>
-          <w:numId w:val="2"/>
-        </w:numPr>
-        <w:spacing w:after="60"/>
-      </w:pPr>
-      <w:r>
-        <w:rPr>
-          <w:color w:val="111827"/>
-          <w:sz w:val="20"/>
-          <w:szCs w:val="20"/>
-        </w:rPr>
-        <w:t>No staging auto-smoke test after staging deploy</w:t>
-      </w:r>
-    </w:p>
-    <w:p>
-      <w:pPr>
-        <w:spacing w:after="100"/>
-      </w:pPr>
-    </w:p>
-    <w:p>
-      <w:pPr>
-        <w:spacing w:after="60"/>
-      </w:pPr>
-      <w:r>
-        <w:rPr>
-          <w:b/>
-          <w:bCs/>
-          <w:color w:val="2E5FA3"/>
-        </w:rPr>
-        <w:t>Free / Student Tools:</w:t>
-      </w:r>
-    </w:p>
-    <w:p>
-      <w:pPr>
-        <w:pStyle w:val="ListParagraph"/>
-        <w:numPr>
-          <w:ilvl w:val="0"/>
-          <w:numId w:val="2"/>
-        </w:numPr>
-        <w:spacing w:after="60"/>
-      </w:pPr>
-      <w:r>
-        <w:rPr>
-          <w:color w:val="111827"/>
-          <w:sz w:val="20"/>
-          <w:szCs w:val="20"/>
-        </w:rPr>
-        <w:t>GitHub (free — current) — Free for public and private repos for students. Use GitHub Student Pack for extras.</w:t>
-      </w:r>
-    </w:p>
-    <w:p>
-      <w:pPr>
-        <w:pStyle w:val="ListParagraph"/>
-        <w:numPr>
-          <w:ilvl w:val="0"/>
-          <w:numId w:val="2"/>
-        </w:numPr>
-        <w:spacing w:after="60"/>
-      </w:pPr>
-      <w:r>
-        <w:rPr>
-          <w:color w:val="111827"/>
-          <w:sz w:val="20"/>
-          <w:szCs w:val="20"/>
-        </w:rPr>
-        <w:t>GitHub Dependabot (free) — Enable in Settings → Security → Dependabot to auto-update npm and pip dependencies.</w:t>
-      </w:r>
-    </w:p>
-    <w:p>
-      <w:pPr>
-        <w:spacing w:after="100"/>
-      </w:pPr>
-    </w:p>
-    <w:p>
-      <w:pPr>
-        <w:spacing w:after="60"/>
-      </w:pPr>
-      <w:r>
-        <w:rPr>
-          <w:b/>
-          <w:bCs/>
-          <w:color w:val="1F3864"/>
-        </w:rPr>
-        <w:t>Mobile Note:</w:t>
-      </w:r>
-    </w:p>
-    <w:p>
-      <w:pPr>
-        <w:pStyle w:val="ListParagraph"/>
-        <w:numPr>
-          <w:ilvl w:val="0"/>
-          <w:numId w:val="2"/>
-        </w:numPr>
-        <w:spacing w:after="60"/>
-      </w:pPr>
-      <w:r>
-        <w:rPr>
-          <w:color w:val="111827"/>
-          <w:sz w:val="20"/>
-          <w:szCs w:val="20"/>
-        </w:rPr>
-        <w:t>Add a mobile build job (Expo build or Gradle) to CI when the time comes. GitHub Actions is free.</w:t>
-      </w:r>
-    </w:p>
-    <w:p>
-      <w:pPr>
-        <w:spacing w:after="280"/>
       </w:pPr>
     </w:p>
     <w:p>
@@ -6732,16 +5119,17 @@
           <w:sz w:val="28"/>
           <w:szCs w:val="28"/>
         </w:rPr>
-        <w:t xml:space="preserve">Layer 8: Security &amp; Row Level Security  </w:t>
+        <w:lastRenderedPageBreak/>
+        <w:t xml:space="preserve">Layer 4: Auth &amp; Permissions  </w:t>
       </w:r>
       <w:r>
         <w:rPr>
           <w:b/>
           <w:bCs/>
-          <w:color w:val="B45309"/>
-          <w:shd w:val="clear" w:color="auto" w:fill="FEF3C7"/>
-        </w:rPr>
-        <w:t xml:space="preserve">  PARTIAL  </w:t>
+          <w:color w:val="1E7A45"/>
+          <w:shd w:val="clear" w:color="auto" w:fill="D6F0E2"/>
+        </w:rPr>
+        <w:t xml:space="preserve">  STRONG  </w:t>
       </w:r>
     </w:p>
     <w:p>
@@ -6754,7 +5142,7 @@
           <w:iCs/>
           <w:color w:val="6B7280"/>
         </w:rPr>
-        <w:t>Strong application-layer security. HSTS, X-Frame-Options, Content-Type-Options, CSP via Permissions-Policy. Mailgun webhook HMAC verification. No database-level RLS (MongoDB limitation).</w:t>
+        <w:t>JWT with PyJWT, bcrypt hashing, email verification required before login, SMS OTP for phone ownership, rate-limited auth endpoints, admin route guard. Security review completed — all 5 findings fixed.</w:t>
       </w:r>
     </w:p>
     <w:p>
@@ -6767,7 +5155,6 @@
           <w:bCs/>
           <w:color w:val="1E7A45"/>
         </w:rPr>
-        <w:lastRenderedPageBreak/>
         <w:t>What's Already Built:</w:t>
       </w:r>
     </w:p>
@@ -6786,187 +5173,151 @@
           <w:sz w:val="20"/>
           <w:szCs w:val="20"/>
         </w:rPr>
-        <w:t>HSTS (Strict-Transport-Security) via vercel.json + backend ENABLE_HSTS flag</w:t>
-      </w:r>
-    </w:p>
-    <w:p>
-      <w:pPr>
-        <w:pStyle w:val="ListParagraph"/>
-        <w:numPr>
-          <w:ilvl w:val="0"/>
-          <w:numId w:val="2"/>
-        </w:numPr>
-        <w:spacing w:after="60"/>
-      </w:pPr>
-      <w:r>
-        <w:rPr>
-          <w:color w:val="111827"/>
-          <w:sz w:val="20"/>
-          <w:szCs w:val="20"/>
-        </w:rPr>
-        <w:t>X-Content-Type-Options: nosniff</w:t>
-      </w:r>
-    </w:p>
-    <w:p>
-      <w:pPr>
-        <w:pStyle w:val="ListParagraph"/>
-        <w:numPr>
-          <w:ilvl w:val="0"/>
-          <w:numId w:val="2"/>
-        </w:numPr>
-        <w:spacing w:after="60"/>
-      </w:pPr>
-      <w:r>
-        <w:rPr>
-          <w:color w:val="111827"/>
-          <w:sz w:val="20"/>
-          <w:szCs w:val="20"/>
-        </w:rPr>
-        <w:t>X-Frame-Options: DENY (clickjacking protection)</w:t>
-      </w:r>
-    </w:p>
-    <w:p>
-      <w:pPr>
-        <w:pStyle w:val="ListParagraph"/>
-        <w:numPr>
-          <w:ilvl w:val="0"/>
-          <w:numId w:val="2"/>
-        </w:numPr>
-        <w:spacing w:after="60"/>
-      </w:pPr>
-      <w:r>
-        <w:rPr>
-          <w:color w:val="111827"/>
-          <w:sz w:val="20"/>
-          <w:szCs w:val="20"/>
-        </w:rPr>
-        <w:t>Referrer-Policy: strict-origin-when-cross-origin</w:t>
-      </w:r>
-    </w:p>
-    <w:p>
-      <w:pPr>
-        <w:pStyle w:val="ListParagraph"/>
-        <w:numPr>
-          <w:ilvl w:val="0"/>
-          <w:numId w:val="2"/>
-        </w:numPr>
-        <w:spacing w:after="60"/>
-      </w:pPr>
-      <w:r>
-        <w:rPr>
-          <w:color w:val="111827"/>
-          <w:sz w:val="20"/>
-          <w:szCs w:val="20"/>
-        </w:rPr>
-        <w:t>Permissions-Policy: geolocation, microphone, camera all blocked</w:t>
-      </w:r>
-    </w:p>
-    <w:p>
-      <w:pPr>
-        <w:pStyle w:val="ListParagraph"/>
-        <w:numPr>
-          <w:ilvl w:val="0"/>
-          <w:numId w:val="2"/>
-        </w:numPr>
-        <w:spacing w:after="60"/>
-      </w:pPr>
-      <w:r>
-        <w:rPr>
-          <w:color w:val="111827"/>
-          <w:sz w:val="20"/>
-          <w:szCs w:val="20"/>
-        </w:rPr>
-        <w:t>Mailgun webhook HMAC-SHA256 signature verification</w:t>
-      </w:r>
-    </w:p>
-    <w:p>
-      <w:pPr>
-        <w:pStyle w:val="ListParagraph"/>
-        <w:numPr>
-          <w:ilvl w:val="0"/>
-          <w:numId w:val="2"/>
-        </w:numPr>
-        <w:spacing w:after="60"/>
-      </w:pPr>
-      <w:r>
-        <w:rPr>
-          <w:color w:val="111827"/>
-          <w:sz w:val="20"/>
-          <w:szCs w:val="20"/>
-        </w:rPr>
-        <w:t>CORS origins explicitly configured (never * in production)</w:t>
-      </w:r>
-    </w:p>
-    <w:p>
-      <w:pPr>
-        <w:pStyle w:val="ListParagraph"/>
-        <w:numPr>
-          <w:ilvl w:val="0"/>
-          <w:numId w:val="2"/>
-        </w:numPr>
-        <w:spacing w:after="60"/>
-      </w:pPr>
-      <w:r>
-        <w:rPr>
-          <w:color w:val="111827"/>
-          <w:sz w:val="20"/>
-          <w:szCs w:val="20"/>
-        </w:rPr>
-        <w:t>Input validation via Pydantic models on all endpoints</w:t>
-      </w:r>
-    </w:p>
-    <w:p>
-      <w:pPr>
-        <w:pStyle w:val="ListParagraph"/>
-        <w:numPr>
-          <w:ilvl w:val="0"/>
-          <w:numId w:val="2"/>
-        </w:numPr>
-        <w:spacing w:after="60"/>
-      </w:pPr>
-      <w:r>
-        <w:rPr>
-          <w:color w:val="111827"/>
-          <w:sz w:val="20"/>
-          <w:szCs w:val="20"/>
-        </w:rPr>
-        <w:t>HTML escaping in email bodies (html.escape) to prevent injection</w:t>
-      </w:r>
-    </w:p>
-    <w:p>
-      <w:pPr>
-        <w:pStyle w:val="ListParagraph"/>
-        <w:numPr>
-          <w:ilvl w:val="0"/>
-          <w:numId w:val="2"/>
-        </w:numPr>
-        <w:spacing w:after="60"/>
-      </w:pPr>
-      <w:r>
-        <w:rPr>
-          <w:color w:val="111827"/>
-          <w:sz w:val="20"/>
-          <w:szCs w:val="20"/>
-        </w:rPr>
-        <w:t>File upload MIME allowlist + size caps on CSV and screenshot endpoints</w:t>
-      </w:r>
-    </w:p>
-    <w:p>
-      <w:pPr>
-        <w:pStyle w:val="ListParagraph"/>
-        <w:numPr>
-          <w:ilvl w:val="0"/>
-          <w:numId w:val="2"/>
-        </w:numPr>
-        <w:spacing w:after="60"/>
-      </w:pPr>
-      <w:r>
-        <w:rPr>
-          <w:color w:val="111827"/>
-          <w:sz w:val="20"/>
-          <w:szCs w:val="20"/>
-        </w:rPr>
-        <w:t>Security review: 5 findings fixed (3 HIGH, 2 MEDIUM)</w:t>
+        <w:t>PyJWT token generation + get_current_user dependency injection</w:t>
+      </w:r>
+    </w:p>
+    <w:p>
+      <w:pPr>
+        <w:pStyle w:val="ListParagraph"/>
+        <w:numPr>
+          <w:ilvl w:val="0"/>
+          <w:numId w:val="2"/>
+        </w:numPr>
+        <w:spacing w:after="60"/>
+      </w:pPr>
+      <w:r>
+        <w:rPr>
+          <w:color w:val="111827"/>
+          <w:sz w:val="20"/>
+          <w:szCs w:val="20"/>
+        </w:rPr>
+        <w:t>bcrypt password hashing (cost factor default)</w:t>
+      </w:r>
+    </w:p>
+    <w:p>
+      <w:pPr>
+        <w:pStyle w:val="ListParagraph"/>
+        <w:numPr>
+          <w:ilvl w:val="0"/>
+          <w:numId w:val="2"/>
+        </w:numPr>
+        <w:spacing w:after="60"/>
+      </w:pPr>
+      <w:r>
+        <w:rPr>
+          <w:color w:val="111827"/>
+          <w:sz w:val="20"/>
+          <w:szCs w:val="20"/>
+        </w:rPr>
+        <w:t>Email verification enforced — login rejected for unverified accounts</w:t>
+      </w:r>
+    </w:p>
+    <w:p>
+      <w:pPr>
+        <w:pStyle w:val="ListParagraph"/>
+        <w:numPr>
+          <w:ilvl w:val="0"/>
+          <w:numId w:val="2"/>
+        </w:numPr>
+        <w:spacing w:after="60"/>
+      </w:pPr>
+      <w:r>
+        <w:rPr>
+          <w:color w:val="111827"/>
+          <w:sz w:val="20"/>
+          <w:szCs w:val="20"/>
+        </w:rPr>
+        <w:t>Admin guard protecting /api/admin/* routes</w:t>
+      </w:r>
+    </w:p>
+    <w:p>
+      <w:pPr>
+        <w:pStyle w:val="ListParagraph"/>
+        <w:numPr>
+          <w:ilvl w:val="0"/>
+          <w:numId w:val="2"/>
+        </w:numPr>
+        <w:spacing w:after="60"/>
+      </w:pPr>
+      <w:r>
+        <w:rPr>
+          <w:color w:val="111827"/>
+          <w:sz w:val="20"/>
+          <w:szCs w:val="20"/>
+        </w:rPr>
+        <w:t>SMS OTP flow for phone number ownership verification</w:t>
+      </w:r>
+    </w:p>
+    <w:p>
+      <w:pPr>
+        <w:pStyle w:val="ListParagraph"/>
+        <w:numPr>
+          <w:ilvl w:val="0"/>
+          <w:numId w:val="2"/>
+        </w:numPr>
+        <w:spacing w:after="60"/>
+      </w:pPr>
+      <w:r>
+        <w:rPr>
+          <w:color w:val="111827"/>
+          <w:sz w:val="20"/>
+          <w:szCs w:val="20"/>
+        </w:rPr>
+        <w:t>Rate limiting on /auth/login (5/min), /auth/register (3/hr), /forgot-password (3/hr)</w:t>
+      </w:r>
+    </w:p>
+    <w:p>
+      <w:pPr>
+        <w:pStyle w:val="ListParagraph"/>
+        <w:numPr>
+          <w:ilvl w:val="0"/>
+          <w:numId w:val="2"/>
+        </w:numPr>
+        <w:spacing w:after="60"/>
+      </w:pPr>
+      <w:r>
+        <w:rPr>
+          <w:color w:val="111827"/>
+          <w:sz w:val="20"/>
+          <w:szCs w:val="20"/>
+        </w:rPr>
+        <w:t>Invite-only registration flow with token validation</w:t>
+      </w:r>
+    </w:p>
+    <w:p>
+      <w:pPr>
+        <w:pStyle w:val="ListParagraph"/>
+        <w:numPr>
+          <w:ilvl w:val="0"/>
+          <w:numId w:val="2"/>
+        </w:numPr>
+        <w:spacing w:after="60"/>
+      </w:pPr>
+      <w:r>
+        <w:rPr>
+          <w:color w:val="111827"/>
+          <w:sz w:val="20"/>
+          <w:szCs w:val="20"/>
+        </w:rPr>
+        <w:t>Audit log collection recording admin actions</w:t>
+      </w:r>
+    </w:p>
+    <w:p>
+      <w:pPr>
+        <w:pStyle w:val="ListParagraph"/>
+        <w:numPr>
+          <w:ilvl w:val="0"/>
+          <w:numId w:val="2"/>
+        </w:numPr>
+        <w:spacing w:after="60"/>
+      </w:pPr>
+      <w:r>
+        <w:rPr>
+          <w:color w:val="111827"/>
+          <w:sz w:val="20"/>
+          <w:szCs w:val="20"/>
+        </w:rPr>
+        <w:t>Security review: 5 findings (3 HIGH, 2 MEDIUM) — all fixed as of latest commit</w:t>
       </w:r>
     </w:p>
     <w:p>
@@ -7002,79 +5353,61 @@
           <w:sz w:val="20"/>
           <w:szCs w:val="20"/>
         </w:rPr>
-        <w:t>No database-level RLS — MongoDB has no native row-level security; isolation is app-layer only</w:t>
-      </w:r>
-    </w:p>
-    <w:p>
-      <w:pPr>
-        <w:pStyle w:val="ListParagraph"/>
-        <w:numPr>
-          <w:ilvl w:val="0"/>
-          <w:numId w:val="2"/>
-        </w:numPr>
-        <w:spacing w:after="60"/>
-      </w:pPr>
-      <w:r>
-        <w:rPr>
-          <w:color w:val="111827"/>
-          <w:sz w:val="20"/>
-          <w:szCs w:val="20"/>
-        </w:rPr>
-        <w:t>No Content Security Policy (CSP) header — missing from vercel.json</w:t>
-      </w:r>
-    </w:p>
-    <w:p>
-      <w:pPr>
-        <w:pStyle w:val="ListParagraph"/>
-        <w:numPr>
-          <w:ilvl w:val="0"/>
-          <w:numId w:val="2"/>
-        </w:numPr>
-        <w:spacing w:after="60"/>
-      </w:pPr>
-      <w:r>
-        <w:rPr>
-          <w:color w:val="111827"/>
-          <w:sz w:val="20"/>
-          <w:szCs w:val="20"/>
-        </w:rPr>
-        <w:t>No HTTP-only / SameSite cookie flags — JWT stored in localStorage (XSS risk)</w:t>
-      </w:r>
-    </w:p>
-    <w:p>
-      <w:pPr>
-        <w:pStyle w:val="ListParagraph"/>
-        <w:numPr>
-          <w:ilvl w:val="0"/>
-          <w:numId w:val="2"/>
-        </w:numPr>
-        <w:spacing w:after="60"/>
-      </w:pPr>
-      <w:r>
-        <w:rPr>
-          <w:color w:val="111827"/>
-          <w:sz w:val="20"/>
-          <w:szCs w:val="20"/>
-        </w:rPr>
-        <w:t>No dependency vulnerability scanning in CI (npm audit, pip-audit)</w:t>
-      </w:r>
-    </w:p>
-    <w:p>
-      <w:pPr>
-        <w:pStyle w:val="ListParagraph"/>
-        <w:numPr>
-          <w:ilvl w:val="0"/>
-          <w:numId w:val="2"/>
-        </w:numPr>
-        <w:spacing w:after="60"/>
-      </w:pPr>
-      <w:r>
-        <w:rPr>
-          <w:color w:val="111827"/>
-          <w:sz w:val="20"/>
-          <w:szCs w:val="20"/>
-        </w:rPr>
-        <w:t>Email enumeration possible via 409 on /auth/register (noted in security review as out of scope)</w:t>
+        <w:t>No OAuth / social login (Google, GitHub) — manual registration only</w:t>
+      </w:r>
+    </w:p>
+    <w:p>
+      <w:pPr>
+        <w:pStyle w:val="ListParagraph"/>
+        <w:numPr>
+          <w:ilvl w:val="0"/>
+          <w:numId w:val="2"/>
+        </w:numPr>
+        <w:spacing w:after="60"/>
+      </w:pPr>
+      <w:r>
+        <w:rPr>
+          <w:color w:val="111827"/>
+          <w:sz w:val="20"/>
+          <w:szCs w:val="20"/>
+        </w:rPr>
+        <w:t>No MFA (multi-factor authentication) beyond SMS OTP</w:t>
+      </w:r>
+    </w:p>
+    <w:p>
+      <w:pPr>
+        <w:pStyle w:val="ListParagraph"/>
+        <w:numPr>
+          <w:ilvl w:val="0"/>
+          <w:numId w:val="2"/>
+        </w:numPr>
+        <w:spacing w:after="60"/>
+      </w:pPr>
+      <w:r>
+        <w:rPr>
+          <w:color w:val="111827"/>
+          <w:sz w:val="20"/>
+          <w:szCs w:val="20"/>
+        </w:rPr>
+        <w:t>JWT has no refresh token flow — tokens expire and users must re-login</w:t>
+      </w:r>
+    </w:p>
+    <w:p>
+      <w:pPr>
+        <w:pStyle w:val="ListParagraph"/>
+        <w:numPr>
+          <w:ilvl w:val="0"/>
+          <w:numId w:val="2"/>
+        </w:numPr>
+        <w:spacing w:after="60"/>
+      </w:pPr>
+      <w:r>
+        <w:rPr>
+          <w:color w:val="111827"/>
+          <w:sz w:val="20"/>
+          <w:szCs w:val="20"/>
+        </w:rPr>
+        <w:t>No MongoDB-level Row Level Security (MongoDB does not support RLS natively)</w:t>
       </w:r>
     </w:p>
     <w:p>
@@ -7110,25 +5443,25 @@
           <w:sz w:val="20"/>
           <w:szCs w:val="20"/>
         </w:rPr>
-        <w:t>Snyk (free for students) — Scan npm and pip for vulnerabilities. Free with GitHub Student Pack.</w:t>
-      </w:r>
-    </w:p>
-    <w:p>
-      <w:pPr>
-        <w:pStyle w:val="ListParagraph"/>
-        <w:numPr>
-          <w:ilvl w:val="0"/>
-          <w:numId w:val="2"/>
-        </w:numPr>
-        <w:spacing w:after="60"/>
-      </w:pPr>
-      <w:r>
-        <w:rPr>
-          <w:color w:val="111827"/>
-          <w:sz w:val="20"/>
-          <w:szCs w:val="20"/>
-        </w:rPr>
-        <w:t>Supabase (free tier) — If you ever want true database RLS, Supabase (PostgreSQL) has it built in and free.</w:t>
+        <w:t>Clerk (free tier) — Drop-in auth with Google/GitHub OAuth, MFA, and session management. Free for up to 10,000 MAU. Has React SDK.</w:t>
+      </w:r>
+    </w:p>
+    <w:p>
+      <w:pPr>
+        <w:pStyle w:val="ListParagraph"/>
+        <w:numPr>
+          <w:ilvl w:val="0"/>
+          <w:numId w:val="2"/>
+        </w:numPr>
+        <w:spacing w:after="60"/>
+      </w:pPr>
+      <w:r>
+        <w:rPr>
+          <w:color w:val="111827"/>
+          <w:sz w:val="20"/>
+          <w:szCs w:val="20"/>
+        </w:rPr>
+        <w:t>Supabase Auth (free tier) — If you ever migrate to PostgreSQL — includes RLS, OAuth, MFA out of the box free.</w:t>
       </w:r>
     </w:p>
     <w:p>
@@ -7164,7 +5497,7 @@
           <w:sz w:val="20"/>
           <w:szCs w:val="20"/>
         </w:rPr>
-        <w:t>For mobile: use secure storage (Keychain/Keystore) for JWT instead of AsyncStorage. Expo SecureStore is free.</w:t>
+        <w:t>For Android/iOS: JWT tokens work as-is. Add OAuth (Google Sign-In) via Clerk or similar — students expect social login on mobile.</w:t>
       </w:r>
     </w:p>
     <w:p>
@@ -7178,8 +5511,6 @@
           <w:bottom w:val="single" w:sz="4" w:space="1" w:color="2E5FA3"/>
         </w:pBdr>
         <w:spacing w:before="320" w:after="100"/>
-      </w:pPr>
-      <w:r>
         <w:rPr>
           <w:b/>
           <w:bCs/>
@@ -7187,354 +5518,6 @@
           <w:sz w:val="28"/>
           <w:szCs w:val="28"/>
         </w:rPr>
-        <w:t xml:space="preserve">Layer 9: Rate Limiting  </w:t>
-      </w:r>
-      <w:r>
-        <w:rPr>
-          <w:b/>
-          <w:bCs/>
-          <w:color w:val="1E7A45"/>
-          <w:shd w:val="clear" w:color="auto" w:fill="D6F0E2"/>
-        </w:rPr>
-        <w:t xml:space="preserve">  COMPLETE  </w:t>
-      </w:r>
-    </w:p>
-    <w:p>
-      <w:pPr>
-        <w:spacing w:after="160"/>
-      </w:pPr>
-      <w:r>
-        <w:rPr>
-          <w:i/>
-          <w:iCs/>
-          <w:color w:val="6B7280"/>
-        </w:rPr>
-        <w:t>slowapi per-IP rate limiting on all auth endpoints. Configurable via env vars. Redis-backed shared store supported for multi-worker (RATE_LIMIT_STORAGE_URI). Enabled in both staging and production.</w:t>
-      </w:r>
-    </w:p>
-    <w:p>
-      <w:pPr>
-        <w:spacing w:after="60"/>
-      </w:pPr>
-      <w:r>
-        <w:rPr>
-          <w:b/>
-          <w:bCs/>
-          <w:color w:val="1E7A45"/>
-        </w:rPr>
-        <w:t>What's Already Built:</w:t>
-      </w:r>
-    </w:p>
-    <w:p>
-      <w:pPr>
-        <w:pStyle w:val="ListParagraph"/>
-        <w:numPr>
-          <w:ilvl w:val="0"/>
-          <w:numId w:val="2"/>
-        </w:numPr>
-        <w:spacing w:after="60"/>
-      </w:pPr>
-      <w:r>
-        <w:rPr>
-          <w:color w:val="111827"/>
-          <w:sz w:val="20"/>
-          <w:szCs w:val="20"/>
-        </w:rPr>
-        <w:t>slowapi library with per-IP rate limiting</w:t>
-      </w:r>
-    </w:p>
-    <w:p>
-      <w:pPr>
-        <w:pStyle w:val="ListParagraph"/>
-        <w:numPr>
-          <w:ilvl w:val="0"/>
-          <w:numId w:val="2"/>
-        </w:numPr>
-        <w:spacing w:after="60"/>
-      </w:pPr>
-      <w:r>
-        <w:rPr>
-          <w:color w:val="111827"/>
-          <w:sz w:val="20"/>
-          <w:szCs w:val="20"/>
-        </w:rPr>
-        <w:t>Login: 5 requests/minute</w:t>
-      </w:r>
-    </w:p>
-    <w:p>
-      <w:pPr>
-        <w:pStyle w:val="ListParagraph"/>
-        <w:numPr>
-          <w:ilvl w:val="0"/>
-          <w:numId w:val="2"/>
-        </w:numPr>
-        <w:spacing w:after="60"/>
-      </w:pPr>
-      <w:r>
-        <w:rPr>
-          <w:color w:val="111827"/>
-          <w:sz w:val="20"/>
-          <w:szCs w:val="20"/>
-        </w:rPr>
-        <w:t>Register: 3 requests/hour</w:t>
-      </w:r>
-    </w:p>
-    <w:p>
-      <w:pPr>
-        <w:pStyle w:val="ListParagraph"/>
-        <w:numPr>
-          <w:ilvl w:val="0"/>
-          <w:numId w:val="2"/>
-        </w:numPr>
-        <w:spacing w:after="60"/>
-      </w:pPr>
-      <w:r>
-        <w:rPr>
-          <w:color w:val="111827"/>
-          <w:sz w:val="20"/>
-          <w:szCs w:val="20"/>
-        </w:rPr>
-        <w:t>Forgot password: 3 requests/hour</w:t>
-      </w:r>
-    </w:p>
-    <w:p>
-      <w:pPr>
-        <w:pStyle w:val="ListParagraph"/>
-        <w:numPr>
-          <w:ilvl w:val="0"/>
-          <w:numId w:val="2"/>
-        </w:numPr>
-        <w:spacing w:after="60"/>
-      </w:pPr>
-      <w:r>
-        <w:rPr>
-          <w:color w:val="111827"/>
-          <w:sz w:val="20"/>
-          <w:szCs w:val="20"/>
-        </w:rPr>
-        <w:t>Reminder test: 10 requests/hour</w:t>
-      </w:r>
-    </w:p>
-    <w:p>
-      <w:pPr>
-        <w:pStyle w:val="ListParagraph"/>
-        <w:numPr>
-          <w:ilvl w:val="0"/>
-          <w:numId w:val="2"/>
-        </w:numPr>
-        <w:spacing w:after="60"/>
-      </w:pPr>
-      <w:r>
-        <w:rPr>
-          <w:color w:val="111827"/>
-          <w:sz w:val="20"/>
-          <w:szCs w:val="20"/>
-        </w:rPr>
-        <w:t>RATE_LIMIT_ENABLED flag (true by default in staging and production)</w:t>
-      </w:r>
-    </w:p>
-    <w:p>
-      <w:pPr>
-        <w:pStyle w:val="ListParagraph"/>
-        <w:numPr>
-          <w:ilvl w:val="0"/>
-          <w:numId w:val="2"/>
-        </w:numPr>
-        <w:spacing w:after="60"/>
-      </w:pPr>
-      <w:r>
-        <w:rPr>
-          <w:color w:val="111827"/>
-          <w:sz w:val="20"/>
-          <w:szCs w:val="20"/>
-        </w:rPr>
-        <w:t>RATE_LIMIT_STORAGE_URI for Redis-backed shared limiter across workers</w:t>
-      </w:r>
-    </w:p>
-    <w:p>
-      <w:pPr>
-        <w:pStyle w:val="ListParagraph"/>
-        <w:numPr>
-          <w:ilvl w:val="0"/>
-          <w:numId w:val="2"/>
-        </w:numPr>
-        <w:spacing w:after="60"/>
-      </w:pPr>
-      <w:r>
-        <w:rPr>
-          <w:color w:val="111827"/>
-          <w:sz w:val="20"/>
-          <w:szCs w:val="20"/>
-        </w:rPr>
-        <w:t>Graceful fallback to no-op if slowapi not installed</w:t>
-      </w:r>
-    </w:p>
-    <w:p>
-      <w:pPr>
-        <w:pStyle w:val="ListParagraph"/>
-        <w:numPr>
-          <w:ilvl w:val="0"/>
-          <w:numId w:val="2"/>
-        </w:numPr>
-        <w:spacing w:after="60"/>
-      </w:pPr>
-      <w:r>
-        <w:rPr>
-          <w:color w:val="111827"/>
-          <w:sz w:val="20"/>
-          <w:szCs w:val="20"/>
-        </w:rPr>
-        <w:t>429 response with proper headers when limit exceeded</w:t>
-      </w:r>
-    </w:p>
-    <w:p>
-      <w:pPr>
-        <w:spacing w:after="100"/>
-      </w:pPr>
-    </w:p>
-    <w:p>
-      <w:pPr>
-        <w:spacing w:after="60"/>
-      </w:pPr>
-      <w:r>
-        <w:rPr>
-          <w:b/>
-          <w:bCs/>
-          <w:color w:val="991B1B"/>
-        </w:rPr>
-        <w:lastRenderedPageBreak/>
-        <w:t>Gaps / Missing:</w:t>
-      </w:r>
-    </w:p>
-    <w:p>
-      <w:pPr>
-        <w:pStyle w:val="ListParagraph"/>
-        <w:numPr>
-          <w:ilvl w:val="0"/>
-          <w:numId w:val="2"/>
-        </w:numPr>
-        <w:spacing w:after="60"/>
-      </w:pPr>
-      <w:r>
-        <w:rPr>
-          <w:color w:val="111827"/>
-          <w:sz w:val="20"/>
-          <w:szCs w:val="20"/>
-        </w:rPr>
-        <w:t>No rate limiting on data-read endpoints (could be abused for bulk scraping)</w:t>
-      </w:r>
-    </w:p>
-    <w:p>
-      <w:pPr>
-        <w:pStyle w:val="ListParagraph"/>
-        <w:numPr>
-          <w:ilvl w:val="0"/>
-          <w:numId w:val="2"/>
-        </w:numPr>
-        <w:spacing w:after="60"/>
-      </w:pPr>
-      <w:r>
-        <w:rPr>
-          <w:color w:val="111827"/>
-          <w:sz w:val="20"/>
-          <w:szCs w:val="20"/>
-        </w:rPr>
-        <w:t>In-memory store (current) — limits reset on restart; fine for 1 worker</w:t>
-      </w:r>
-    </w:p>
-    <w:p>
-      <w:pPr>
-        <w:pStyle w:val="ListParagraph"/>
-        <w:numPr>
-          <w:ilvl w:val="0"/>
-          <w:numId w:val="2"/>
-        </w:numPr>
-        <w:spacing w:after="60"/>
-      </w:pPr>
-      <w:r>
-        <w:rPr>
-          <w:color w:val="111827"/>
-          <w:sz w:val="20"/>
-          <w:szCs w:val="20"/>
-        </w:rPr>
-        <w:t>No rate limiting on the CSV export endpoint (bulk data exposure)</w:t>
-      </w:r>
-    </w:p>
-    <w:p>
-      <w:pPr>
-        <w:spacing w:after="100"/>
-      </w:pPr>
-    </w:p>
-    <w:p>
-      <w:pPr>
-        <w:spacing w:after="60"/>
-      </w:pPr>
-      <w:r>
-        <w:rPr>
-          <w:b/>
-          <w:bCs/>
-          <w:color w:val="2E5FA3"/>
-        </w:rPr>
-        <w:t>Free / Student Tools:</w:t>
-      </w:r>
-    </w:p>
-    <w:p>
-      <w:pPr>
-        <w:pStyle w:val="ListParagraph"/>
-        <w:numPr>
-          <w:ilvl w:val="0"/>
-          <w:numId w:val="2"/>
-        </w:numPr>
-        <w:spacing w:after="60"/>
-      </w:pPr>
-      <w:r>
-        <w:rPr>
-          <w:color w:val="111827"/>
-          <w:sz w:val="20"/>
-          <w:szCs w:val="20"/>
-        </w:rPr>
-        <w:t>Upstash Redis (free) — Wire RATE_LIMIT_STORAGE_URI to Upstash for persistent shared limits across restarts.</w:t>
-      </w:r>
-    </w:p>
-    <w:p>
-      <w:pPr>
-        <w:spacing w:after="100"/>
-      </w:pPr>
-    </w:p>
-    <w:p>
-      <w:pPr>
-        <w:spacing w:after="60"/>
-      </w:pPr>
-      <w:r>
-        <w:rPr>
-          <w:b/>
-          <w:bCs/>
-          <w:color w:val="1F3864"/>
-        </w:rPr>
-        <w:t>Mobile Note:</w:t>
-      </w:r>
-    </w:p>
-    <w:p>
-      <w:pPr>
-        <w:pStyle w:val="ListParagraph"/>
-        <w:numPr>
-          <w:ilvl w:val="0"/>
-          <w:numId w:val="2"/>
-        </w:numPr>
-        <w:spacing w:after="60"/>
-      </w:pPr>
-      <w:r>
-        <w:rPr>
-          <w:color w:val="111827"/>
-          <w:sz w:val="20"/>
-          <w:szCs w:val="20"/>
-        </w:rPr>
-        <w:t>Rate limits apply to all clients including mobile apps. No changes needed.</w:t>
-      </w:r>
-    </w:p>
-    <w:p>
-      <w:pPr>
-        <w:spacing w:after="280"/>
       </w:pPr>
     </w:p>
     <w:p>
@@ -7543,8 +5526,6 @@
           <w:bottom w:val="single" w:sz="4" w:space="1" w:color="2E5FA3"/>
         </w:pBdr>
         <w:spacing w:before="320" w:after="100"/>
-      </w:pPr>
-      <w:r>
         <w:rPr>
           <w:b/>
           <w:bCs/>
@@ -7552,299 +5533,6 @@
           <w:sz w:val="28"/>
           <w:szCs w:val="28"/>
         </w:rPr>
-        <w:t xml:space="preserve">Layer 10: Caching &amp; CDN  </w:t>
-      </w:r>
-      <w:r>
-        <w:rPr>
-          <w:b/>
-          <w:bCs/>
-          <w:color w:val="B45309"/>
-          <w:shd w:val="clear" w:color="auto" w:fill="FEF3C7"/>
-        </w:rPr>
-        <w:t xml:space="preserve">  PARTIAL  </w:t>
-      </w:r>
-    </w:p>
-    <w:p>
-      <w:pPr>
-        <w:spacing w:after="160"/>
-      </w:pPr>
-      <w:r>
-        <w:rPr>
-          <w:i/>
-          <w:iCs/>
-          <w:color w:val="6B7280"/>
-        </w:rPr>
-        <w:t>Vercel CDN caches all frontend static assets (JS, CSS, images) with 1-year immutable headers. No API response caching. No Redis query cache. APScheduler reminder results are not cached.</w:t>
-      </w:r>
-    </w:p>
-    <w:p>
-      <w:pPr>
-        <w:spacing w:after="60"/>
-      </w:pPr>
-      <w:r>
-        <w:rPr>
-          <w:b/>
-          <w:bCs/>
-          <w:color w:val="1E7A45"/>
-        </w:rPr>
-        <w:t>What's Already Built:</w:t>
-      </w:r>
-    </w:p>
-    <w:p>
-      <w:pPr>
-        <w:pStyle w:val="ListParagraph"/>
-        <w:numPr>
-          <w:ilvl w:val="0"/>
-          <w:numId w:val="2"/>
-        </w:numPr>
-        <w:spacing w:after="60"/>
-      </w:pPr>
-      <w:r>
-        <w:rPr>
-          <w:color w:val="111827"/>
-          <w:sz w:val="20"/>
-          <w:szCs w:val="20"/>
-        </w:rPr>
-        <w:t>Vercel global CDN for all frontend static assets</w:t>
-      </w:r>
-    </w:p>
-    <w:p>
-      <w:pPr>
-        <w:pStyle w:val="ListParagraph"/>
-        <w:numPr>
-          <w:ilvl w:val="0"/>
-          <w:numId w:val="2"/>
-        </w:numPr>
-        <w:spacing w:after="60"/>
-      </w:pPr>
-      <w:r>
-        <w:rPr>
-          <w:color w:val="111827"/>
-          <w:sz w:val="20"/>
-          <w:szCs w:val="20"/>
-        </w:rPr>
-        <w:t>Cache-Control: public, max-age=31536000, immutable on /static/* via vercel.json</w:t>
-      </w:r>
-    </w:p>
-    <w:p>
-      <w:pPr>
-        <w:pStyle w:val="ListParagraph"/>
-        <w:numPr>
-          <w:ilvl w:val="0"/>
-          <w:numId w:val="2"/>
-        </w:numPr>
-        <w:spacing w:after="60"/>
-      </w:pPr>
-      <w:r>
-        <w:rPr>
-          <w:color w:val="111827"/>
-          <w:sz w:val="20"/>
-          <w:szCs w:val="20"/>
-        </w:rPr>
-        <w:t>SPA rewrite configured — single HTML entry, assets CDN-cached</w:t>
-      </w:r>
-    </w:p>
-    <w:p>
-      <w:pPr>
-        <w:pStyle w:val="ListParagraph"/>
-        <w:numPr>
-          <w:ilvl w:val="0"/>
-          <w:numId w:val="2"/>
-        </w:numPr>
-        <w:spacing w:after="60"/>
-      </w:pPr>
-      <w:r>
-        <w:rPr>
-          <w:color w:val="111827"/>
-          <w:sz w:val="20"/>
-          <w:szCs w:val="20"/>
-        </w:rPr>
-        <w:t>Browser-level caching via React build content hashing</w:t>
-      </w:r>
-    </w:p>
-    <w:p>
-      <w:pPr>
-        <w:spacing w:after="100"/>
-      </w:pPr>
-    </w:p>
-    <w:p>
-      <w:pPr>
-        <w:spacing w:after="60"/>
-      </w:pPr>
-      <w:r>
-        <w:rPr>
-          <w:b/>
-          <w:bCs/>
-          <w:color w:val="991B1B"/>
-        </w:rPr>
-        <w:t>Gaps / Missing:</w:t>
-      </w:r>
-    </w:p>
-    <w:p>
-      <w:pPr>
-        <w:pStyle w:val="ListParagraph"/>
-        <w:numPr>
-          <w:ilvl w:val="0"/>
-          <w:numId w:val="2"/>
-        </w:numPr>
-        <w:spacing w:after="60"/>
-      </w:pPr>
-      <w:r>
-        <w:rPr>
-          <w:color w:val="111827"/>
-          <w:sz w:val="20"/>
-          <w:szCs w:val="20"/>
-        </w:rPr>
-        <w:t>No API response caching — every dashboard load hits MongoDB fresh</w:t>
-      </w:r>
-    </w:p>
-    <w:p>
-      <w:pPr>
-        <w:pStyle w:val="ListParagraph"/>
-        <w:numPr>
-          <w:ilvl w:val="0"/>
-          <w:numId w:val="2"/>
-        </w:numPr>
-        <w:spacing w:after="60"/>
-      </w:pPr>
-      <w:r>
-        <w:rPr>
-          <w:color w:val="111827"/>
-          <w:sz w:val="20"/>
-          <w:szCs w:val="20"/>
-        </w:rPr>
-        <w:t>No Redis or in-memory query cache for expensive aggregations</w:t>
-      </w:r>
-    </w:p>
-    <w:p>
-      <w:pPr>
-        <w:pStyle w:val="ListParagraph"/>
-        <w:numPr>
-          <w:ilvl w:val="0"/>
-          <w:numId w:val="2"/>
-        </w:numPr>
-        <w:spacing w:after="60"/>
-      </w:pPr>
-      <w:r>
-        <w:rPr>
-          <w:color w:val="111827"/>
-          <w:sz w:val="20"/>
-          <w:szCs w:val="20"/>
-        </w:rPr>
-        <w:t>No CDN in front of the Render API — all API traffic hits the single instance</w:t>
-      </w:r>
-    </w:p>
-    <w:p>
-      <w:pPr>
-        <w:pStyle w:val="ListParagraph"/>
-        <w:numPr>
-          <w:ilvl w:val="0"/>
-          <w:numId w:val="2"/>
-        </w:numPr>
-        <w:spacing w:after="60"/>
-      </w:pPr>
-      <w:r>
-        <w:rPr>
-          <w:color w:val="111827"/>
-          <w:sz w:val="20"/>
-          <w:szCs w:val="20"/>
-        </w:rPr>
-        <w:t>No HTTP Cache-Control headers on API endpoints</w:t>
-      </w:r>
-    </w:p>
-    <w:p>
-      <w:pPr>
-        <w:spacing w:after="100"/>
-      </w:pPr>
-    </w:p>
-    <w:p>
-      <w:pPr>
-        <w:spacing w:after="60"/>
-      </w:pPr>
-      <w:r>
-        <w:rPr>
-          <w:b/>
-          <w:bCs/>
-          <w:color w:val="2E5FA3"/>
-        </w:rPr>
-        <w:t>Free / Student Tools:</w:t>
-      </w:r>
-    </w:p>
-    <w:p>
-      <w:pPr>
-        <w:pStyle w:val="ListParagraph"/>
-        <w:numPr>
-          <w:ilvl w:val="0"/>
-          <w:numId w:val="2"/>
-        </w:numPr>
-        <w:spacing w:after="60"/>
-      </w:pPr>
-      <w:r>
-        <w:rPr>
-          <w:color w:val="111827"/>
-          <w:sz w:val="20"/>
-          <w:szCs w:val="20"/>
-        </w:rPr>
-        <w:t>Cloudflare (free) — Point your domain at Cloudflare. API responses can be cached at the edge with Cache Rules (free). Also provides DDoS protection.</w:t>
-      </w:r>
-    </w:p>
-    <w:p>
-      <w:pPr>
-        <w:pStyle w:val="ListParagraph"/>
-        <w:numPr>
-          <w:ilvl w:val="0"/>
-          <w:numId w:val="2"/>
-        </w:numPr>
-        <w:spacing w:after="60"/>
-      </w:pPr>
-      <w:r>
-        <w:rPr>
-          <w:color w:val="111827"/>
-          <w:sz w:val="20"/>
-          <w:szCs w:val="20"/>
-        </w:rPr>
-        <w:t>Upstash Redis (free tier) — Cache frequent MongoDB aggregation queries (e.g., dashboard summary) in Redis with a short TTL.</w:t>
-      </w:r>
-    </w:p>
-    <w:p>
-      <w:pPr>
-        <w:spacing w:after="100"/>
-      </w:pPr>
-    </w:p>
-    <w:p>
-      <w:pPr>
-        <w:spacing w:after="60"/>
-      </w:pPr>
-      <w:r>
-        <w:rPr>
-          <w:b/>
-          <w:bCs/>
-          <w:color w:val="1F3864"/>
-        </w:rPr>
-        <w:t>Mobile Note:</w:t>
-      </w:r>
-    </w:p>
-    <w:p>
-      <w:pPr>
-        <w:pStyle w:val="ListParagraph"/>
-        <w:numPr>
-          <w:ilvl w:val="0"/>
-          <w:numId w:val="2"/>
-        </w:numPr>
-        <w:spacing w:after="60"/>
-      </w:pPr>
-      <w:r>
-        <w:rPr>
-          <w:color w:val="111827"/>
-          <w:sz w:val="20"/>
-          <w:szCs w:val="20"/>
-        </w:rPr>
-        <w:t>Mobile apps benefit from CDN-cached API responses — implement Cloudflare caching before launching mobile.</w:t>
-      </w:r>
-    </w:p>
-    <w:p>
-      <w:pPr>
-        <w:spacing w:after="280"/>
       </w:pPr>
     </w:p>
     <w:p>
@@ -7862,113 +5550,203 @@
           <w:sz w:val="28"/>
           <w:szCs w:val="28"/>
         </w:rPr>
-        <w:t xml:space="preserve">Layer 11: Load Balancing &amp; Scaling  </w:t>
-      </w:r>
+        <w:lastRenderedPageBreak/>
+        <w:t xml:space="preserve">Layer 5: Hosting &amp; Deployment  </w:t>
+      </w:r>
+      <w:r>
+        <w:rPr>
+          <w:b/>
+          <w:bCs/>
+          <w:color w:val="1E7A45"/>
+          <w:shd w:val="clear" w:color="auto" w:fill="D6F0E2"/>
+        </w:rPr>
+        <w:t xml:space="preserve">  STRONG  </w:t>
+      </w:r>
+    </w:p>
+    <w:p>
+      <w:pPr>
+        <w:spacing w:after="160"/>
+      </w:pPr>
+      <w:r>
+        <w:rPr>
+          <w:i/>
+          <w:iCs/>
+          <w:color w:val="6B7280"/>
+        </w:rPr>
+        <w:t>Frontend on Vercel (free). Backend on Render (starter, Docker). render.yaml Blueprint defines staging + production services. autoDeploy on both branches. Health check at /health/ready.</w:t>
+      </w:r>
+    </w:p>
+    <w:p>
+      <w:pPr>
+        <w:spacing w:after="60"/>
+      </w:pPr>
+      <w:r>
+        <w:rPr>
+          <w:b/>
+          <w:bCs/>
+          <w:color w:val="1E7A45"/>
+        </w:rPr>
+        <w:t>What's Already Built:</w:t>
+      </w:r>
+    </w:p>
+    <w:p>
+      <w:pPr>
+        <w:pStyle w:val="ListParagraph"/>
+        <w:numPr>
+          <w:ilvl w:val="0"/>
+          <w:numId w:val="2"/>
+        </w:numPr>
+        <w:spacing w:after="60"/>
+      </w:pPr>
+      <w:r>
+        <w:rPr>
+          <w:color w:val="111827"/>
+          <w:sz w:val="20"/>
+          <w:szCs w:val="20"/>
+        </w:rPr>
+        <w:t>Frontend deployed to Vercel — free tier, global CDN, automatic HTTPS</w:t>
+      </w:r>
+    </w:p>
+    <w:p>
+      <w:pPr>
+        <w:pStyle w:val="ListParagraph"/>
+        <w:numPr>
+          <w:ilvl w:val="0"/>
+          <w:numId w:val="2"/>
+        </w:numPr>
+        <w:spacing w:after="60"/>
+      </w:pPr>
+      <w:r>
+        <w:rPr>
+          <w:color w:val="111827"/>
+          <w:sz w:val="20"/>
+          <w:szCs w:val="20"/>
+        </w:rPr>
+        <w:t>Backend deployed to Render as Docker container (render.yaml Blueprint)</w:t>
+      </w:r>
+    </w:p>
+    <w:p>
+      <w:pPr>
+        <w:pStyle w:val="ListParagraph"/>
+        <w:numPr>
+          <w:ilvl w:val="0"/>
+          <w:numId w:val="2"/>
+        </w:numPr>
+        <w:spacing w:after="60"/>
+      </w:pPr>
+      <w:r>
+        <w:rPr>
+          <w:color w:val="111827"/>
+          <w:sz w:val="20"/>
+          <w:szCs w:val="20"/>
+        </w:rPr>
+        <w:t>Separate staging (branch: staging) and production (branch: main) services</w:t>
+      </w:r>
+    </w:p>
+    <w:p>
+      <w:pPr>
+        <w:pStyle w:val="ListParagraph"/>
+        <w:numPr>
+          <w:ilvl w:val="0"/>
+          <w:numId w:val="2"/>
+        </w:numPr>
+        <w:spacing w:after="60"/>
+      </w:pPr>
+      <w:r>
+        <w:rPr>
+          <w:color w:val="111827"/>
+          <w:sz w:val="20"/>
+          <w:szCs w:val="20"/>
+        </w:rPr>
+        <w:t>autoDeploy: true on both services — push to branch triggers deploy</w:t>
+      </w:r>
+    </w:p>
+    <w:p>
+      <w:pPr>
+        <w:pStyle w:val="ListParagraph"/>
+        <w:numPr>
+          <w:ilvl w:val="0"/>
+          <w:numId w:val="2"/>
+        </w:numPr>
+        <w:spacing w:after="60"/>
+      </w:pPr>
+      <w:r>
+        <w:rPr>
+          <w:color w:val="111827"/>
+          <w:sz w:val="20"/>
+          <w:szCs w:val="20"/>
+        </w:rPr>
+        <w:t>Health check path /health/ready wired into Render</w:t>
+      </w:r>
+    </w:p>
+    <w:p>
+      <w:pPr>
+        <w:pStyle w:val="ListParagraph"/>
+        <w:numPr>
+          <w:ilvl w:val="0"/>
+          <w:numId w:val="2"/>
+        </w:numPr>
+        <w:spacing w:after="60"/>
+      </w:pPr>
+      <w:r>
+        <w:rPr>
+          <w:color w:val="111827"/>
+          <w:sz w:val="20"/>
+          <w:szCs w:val="20"/>
+        </w:rPr>
+        <w:t>vercel.json with SPA rewrite, security headers, and asset caching</w:t>
+      </w:r>
+    </w:p>
+    <w:p>
+      <w:pPr>
+        <w:pStyle w:val="ListParagraph"/>
+        <w:numPr>
+          <w:ilvl w:val="0"/>
+          <w:numId w:val="2"/>
+        </w:numPr>
+        <w:spacing w:after="60"/>
+      </w:pPr>
+      <w:r>
+        <w:rPr>
+          <w:color w:val="111827"/>
+          <w:sz w:val="20"/>
+          <w:szCs w:val="20"/>
+        </w:rPr>
+        <w:t>Docker Compose for local full-stack development</w:t>
+      </w:r>
+    </w:p>
+    <w:p>
+      <w:pPr>
+        <w:pStyle w:val="ListParagraph"/>
+        <w:numPr>
+          <w:ilvl w:val="0"/>
+          <w:numId w:val="2"/>
+        </w:numPr>
+        <w:spacing w:after="60"/>
+      </w:pPr>
+      <w:r>
+        <w:rPr>
+          <w:color w:val="111827"/>
+          <w:sz w:val="20"/>
+          <w:szCs w:val="20"/>
+        </w:rPr>
+        <w:t>Dockerfile in APP/backend</w:t>
+      </w:r>
+    </w:p>
+    <w:p>
+      <w:pPr>
+        <w:spacing w:after="100"/>
+      </w:pPr>
+    </w:p>
+    <w:p>
+      <w:pPr>
+        <w:spacing w:after="60"/>
+      </w:pPr>
       <w:r>
         <w:rPr>
           <w:b/>
           <w:bCs/>
           <w:color w:val="991B1B"/>
-          <w:shd w:val="clear" w:color="auto" w:fill="FEE2E2"/>
-        </w:rPr>
-        <w:t xml:space="preserve">  MISSING  </w:t>
-      </w:r>
-    </w:p>
-    <w:p>
-      <w:pPr>
-        <w:spacing w:after="160"/>
-      </w:pPr>
-      <w:r>
-        <w:rPr>
-          <w:i/>
-          <w:iCs/>
-          <w:color w:val="6B7280"/>
-        </w:rPr>
-        <w:t>Single Render instance, single worker (WEB_CONCURRENCY=1). APScheduler in-process prevents horizontal scaling. No load balancer. No auto-scaling. Known limitation documented in README.</w:t>
-      </w:r>
-    </w:p>
-    <w:p>
-      <w:pPr>
-        <w:spacing w:after="60"/>
-      </w:pPr>
-      <w:r>
-        <w:rPr>
-          <w:b/>
-          <w:bCs/>
-          <w:color w:val="1E7A45"/>
-        </w:rPr>
-        <w:t>What's Already Built:</w:t>
-      </w:r>
-    </w:p>
-    <w:p>
-      <w:pPr>
-        <w:pStyle w:val="ListParagraph"/>
-        <w:numPr>
-          <w:ilvl w:val="0"/>
-          <w:numId w:val="2"/>
-        </w:numPr>
-        <w:spacing w:after="60"/>
-      </w:pPr>
-      <w:r>
-        <w:rPr>
-          <w:color w:val="111827"/>
-          <w:sz w:val="20"/>
-          <w:szCs w:val="20"/>
-        </w:rPr>
-        <w:lastRenderedPageBreak/>
-        <w:t>Health check endpoints ready (/health/live, /health/ready) — load balancer-compatible</w:t>
-      </w:r>
-    </w:p>
-    <w:p>
-      <w:pPr>
-        <w:pStyle w:val="ListParagraph"/>
-        <w:numPr>
-          <w:ilvl w:val="0"/>
-          <w:numId w:val="2"/>
-        </w:numPr>
-        <w:spacing w:after="60"/>
-      </w:pPr>
-      <w:r>
-        <w:rPr>
-          <w:color w:val="111827"/>
-          <w:sz w:val="20"/>
-          <w:szCs w:val="20"/>
-        </w:rPr>
-        <w:t>Docker container architecture makes scaling theoretically possible</w:t>
-      </w:r>
-    </w:p>
-    <w:p>
-      <w:pPr>
-        <w:pStyle w:val="ListParagraph"/>
-        <w:numPr>
-          <w:ilvl w:val="0"/>
-          <w:numId w:val="2"/>
-        </w:numPr>
-        <w:spacing w:after="60"/>
-      </w:pPr>
-      <w:r>
-        <w:rPr>
-          <w:color w:val="111827"/>
-          <w:sz w:val="20"/>
-          <w:szCs w:val="20"/>
-        </w:rPr>
-        <w:t>WEB_CONCURRENCY documented as intentionally 1 (APScheduler conflict)</w:t>
-      </w:r>
-    </w:p>
-    <w:p>
-      <w:pPr>
-        <w:spacing w:after="100"/>
-      </w:pPr>
-    </w:p>
-    <w:p>
-      <w:pPr>
-        <w:spacing w:after="60"/>
-      </w:pPr>
-      <w:r>
-        <w:rPr>
-          <w:b/>
-          <w:bCs/>
-          <w:color w:val="991B1B"/>
         </w:rPr>
         <w:t>Gaps / Missing:</w:t>
       </w:r>
@@ -7988,79 +5766,75 @@
           <w:sz w:val="20"/>
           <w:szCs w:val="20"/>
         </w:rPr>
-        <w:t>No horizontal scaling — cannot run multiple backend instances without scheduler refactor</w:t>
-      </w:r>
-    </w:p>
-    <w:p>
-      <w:pPr>
-        <w:pStyle w:val="ListParagraph"/>
-        <w:numPr>
-          <w:ilvl w:val="0"/>
-          <w:numId w:val="2"/>
-        </w:numPr>
-        <w:spacing w:after="60"/>
-      </w:pPr>
-      <w:r>
-        <w:rPr>
-          <w:color w:val="111827"/>
-          <w:sz w:val="20"/>
-          <w:szCs w:val="20"/>
-        </w:rPr>
-        <w:t>No load balancer configured</w:t>
-      </w:r>
-    </w:p>
-    <w:p>
-      <w:pPr>
-        <w:pStyle w:val="ListParagraph"/>
-        <w:numPr>
-          <w:ilvl w:val="0"/>
-          <w:numId w:val="2"/>
-        </w:numPr>
-        <w:spacing w:after="60"/>
-      </w:pPr>
-      <w:r>
-        <w:rPr>
-          <w:color w:val="111827"/>
-          <w:sz w:val="20"/>
-          <w:szCs w:val="20"/>
-        </w:rPr>
-        <w:t>APScheduler must be moved to a separate worker/service before multi-instance deploy</w:t>
-      </w:r>
-    </w:p>
-    <w:p>
-      <w:pPr>
-        <w:pStyle w:val="ListParagraph"/>
-        <w:numPr>
-          <w:ilvl w:val="0"/>
-          <w:numId w:val="2"/>
-        </w:numPr>
-        <w:spacing w:after="60"/>
-      </w:pPr>
-      <w:r>
-        <w:rPr>
-          <w:color w:val="111827"/>
-          <w:sz w:val="20"/>
-          <w:szCs w:val="20"/>
-        </w:rPr>
-        <w:t>Render starter plan does not auto-scale</w:t>
-      </w:r>
-    </w:p>
-    <w:p>
-      <w:pPr>
-        <w:pStyle w:val="ListParagraph"/>
-        <w:numPr>
-          <w:ilvl w:val="0"/>
-          <w:numId w:val="2"/>
-        </w:numPr>
-        <w:spacing w:after="60"/>
-      </w:pPr>
-      <w:r>
-        <w:rPr>
-          <w:color w:val="111827"/>
-          <w:sz w:val="20"/>
-          <w:szCs w:val="20"/>
-        </w:rPr>
-        <w:t>No queue worker separation (reminders run in the web process)</w:t>
+        <w:t>Render Starter plan ($7/mo) may already be costing money — Free tier spins down after 15 min inactivity</w:t>
+      </w:r>
+    </w:p>
+    <w:p>
+      <w:pPr>
+        <w:pStyle w:val="ListParagraph"/>
+        <w:numPr>
+          <w:ilvl w:val="0"/>
+          <w:numId w:val="2"/>
+        </w:numPr>
+        <w:spacing w:after="60"/>
+      </w:pPr>
+      <w:r>
+        <w:rPr>
+          <w:color w:val="111827"/>
+          <w:sz w:val="20"/>
+          <w:szCs w:val="20"/>
+        </w:rPr>
+        <w:t xml:space="preserve">No custom domain configured (currently on </w:t>
+      </w:r>
+      <w:r>
+        <w:rPr>
+          <w:color w:val="111827"/>
+          <w:sz w:val="20"/>
+          <w:szCs w:val="20"/>
+        </w:rPr>
+        <w:t>R</w:t>
+      </w:r>
+      <w:r>
+        <w:rPr>
+          <w:color w:val="111827"/>
+          <w:sz w:val="20"/>
+          <w:szCs w:val="20"/>
+        </w:rPr>
+        <w:t>ender/</w:t>
+      </w:r>
+      <w:r>
+        <w:rPr>
+          <w:color w:val="111827"/>
+          <w:sz w:val="20"/>
+          <w:szCs w:val="20"/>
+        </w:rPr>
+        <w:t>V</w:t>
+      </w:r>
+      <w:r>
+        <w:rPr>
+          <w:color w:val="111827"/>
+          <w:sz w:val="20"/>
+          <w:szCs w:val="20"/>
+        </w:rPr>
+        <w:t>ercel subdomains)</w:t>
+      </w:r>
+    </w:p>
+    <w:p>
+      <w:pPr>
+        <w:pStyle w:val="ListParagraph"/>
+        <w:numPr>
+          <w:ilvl w:val="0"/>
+          <w:numId w:val="2"/>
+        </w:numPr>
+        <w:spacing w:after="60"/>
+      </w:pPr>
+      <w:r>
+        <w:rPr>
+          <w:color w:val="111827"/>
+          <w:sz w:val="20"/>
+          <w:szCs w:val="20"/>
+        </w:rPr>
+        <w:t>No CDN for API responses — only static frontend assets are CDN-cached</w:t>
       </w:r>
     </w:p>
     <w:p>
@@ -8096,43 +5870,43 @@
           <w:sz w:val="20"/>
           <w:szCs w:val="20"/>
         </w:rPr>
-        <w:t>Render free blueprint — When ready to scale, Render supports multiple instances but costs more. Not needed until you have real traffic.</w:t>
-      </w:r>
-    </w:p>
-    <w:p>
-      <w:pPr>
-        <w:pStyle w:val="ListParagraph"/>
-        <w:numPr>
-          <w:ilvl w:val="0"/>
-          <w:numId w:val="2"/>
-        </w:numPr>
-        <w:spacing w:after="60"/>
-      </w:pPr>
-      <w:r>
-        <w:rPr>
-          <w:color w:val="111827"/>
-          <w:sz w:val="20"/>
-          <w:szCs w:val="20"/>
-        </w:rPr>
-        <w:t>Cloudflare (free) — Cloudflare as a reverse proxy provides basic load distribution and failover at no cost.</w:t>
-      </w:r>
-    </w:p>
-    <w:p>
-      <w:pPr>
-        <w:pStyle w:val="ListParagraph"/>
-        <w:numPr>
-          <w:ilvl w:val="0"/>
-          <w:numId w:val="2"/>
-        </w:numPr>
-        <w:spacing w:after="60"/>
-      </w:pPr>
-      <w:r>
-        <w:rPr>
-          <w:color w:val="111827"/>
-          <w:sz w:val="20"/>
-          <w:szCs w:val="20"/>
-        </w:rPr>
-        <w:t>APScheduler → separate Render worker — Render supports a 'worker' service type for free. Split the scheduler into its own process to unlock multi-instance backend.</w:t>
+        <w:t>Vercel (free — current) — Ideal for the React frontend. Keep it.</w:t>
+      </w:r>
+    </w:p>
+    <w:p>
+      <w:pPr>
+        <w:pStyle w:val="ListParagraph"/>
+        <w:numPr>
+          <w:ilvl w:val="0"/>
+          <w:numId w:val="2"/>
+        </w:numPr>
+        <w:spacing w:after="60"/>
+      </w:pPr>
+      <w:r>
+        <w:rPr>
+          <w:color w:val="111827"/>
+          <w:sz w:val="20"/>
+          <w:szCs w:val="20"/>
+        </w:rPr>
+        <w:t>Render free tier warning — Free tier spins down. Use Render starter ($7/mo) or apply for Render for Students credits.</w:t>
+      </w:r>
+    </w:p>
+    <w:p>
+      <w:pPr>
+        <w:pStyle w:val="ListParagraph"/>
+        <w:numPr>
+          <w:ilvl w:val="0"/>
+          <w:numId w:val="2"/>
+        </w:numPr>
+        <w:spacing w:after="60"/>
+      </w:pPr>
+      <w:r>
+        <w:rPr>
+          <w:color w:val="111827"/>
+          <w:sz w:val="20"/>
+          <w:szCs w:val="20"/>
+        </w:rPr>
+        <w:t>Cloudflare (free) — Add Cloudflare as your DNS/CDN proxy in front of Render for DDoS protection and API caching at no cost.</w:t>
       </w:r>
     </w:p>
     <w:p>
@@ -8168,7 +5942,7 @@
           <w:sz w:val="20"/>
           <w:szCs w:val="20"/>
         </w:rPr>
-        <w:t>Mobile app traffic will add load. Resolve the single-worker constraint before mobile launch.</w:t>
+        <w:t>Vercel/Render backend serves mobile apps. App stores will require HTTPS — already handled.</w:t>
       </w:r>
     </w:p>
     <w:p>
@@ -8182,8 +5956,6 @@
           <w:bottom w:val="single" w:sz="4" w:space="1" w:color="2E5FA3"/>
         </w:pBdr>
         <w:spacing w:before="320" w:after="100"/>
-      </w:pPr>
-      <w:r>
         <w:rPr>
           <w:b/>
           <w:bCs/>
@@ -8191,426 +5963,6 @@
           <w:sz w:val="28"/>
           <w:szCs w:val="28"/>
         </w:rPr>
-        <w:t xml:space="preserve">Layer 12: Error Tracking &amp; Logs  </w:t>
-      </w:r>
-      <w:r>
-        <w:rPr>
-          <w:b/>
-          <w:bCs/>
-          <w:color w:val="1E7A45"/>
-          <w:shd w:val="clear" w:color="auto" w:fill="D6F0E2"/>
-        </w:rPr>
-        <w:t xml:space="preserve">  COMPLETE  </w:t>
-      </w:r>
-    </w:p>
-    <w:p>
-      <w:pPr>
-        <w:spacing w:after="160"/>
-      </w:pPr>
-      <w:r>
-        <w:rPr>
-          <w:i/>
-          <w:iCs/>
-          <w:color w:val="6B7280"/>
-        </w:rPr>
-        <w:t>Sentry SDK on both frontend (@sentry/react) and backend (sentry-sdk[</w:t>
-      </w:r>
-      <w:proofErr w:type="spellStart"/>
-      <w:r>
-        <w:rPr>
-          <w:i/>
-          <w:iCs/>
-          <w:color w:val="6B7280"/>
-        </w:rPr>
-        <w:t>fastapi</w:t>
-      </w:r>
-      <w:proofErr w:type="spellEnd"/>
-      <w:r>
-        <w:rPr>
-          <w:i/>
-          <w:iCs/>
-          <w:color w:val="6B7280"/>
-        </w:rPr>
-        <w:t>]). Configured via SENTRY_DSN env var — no-op in dev. Python logging throughout server.py. GitHub Actions logs CI.</w:t>
-      </w:r>
-    </w:p>
-    <w:p>
-      <w:pPr>
-        <w:spacing w:after="60"/>
-      </w:pPr>
-      <w:r>
-        <w:rPr>
-          <w:b/>
-          <w:bCs/>
-          <w:color w:val="1E7A45"/>
-        </w:rPr>
-        <w:t>What's Already Built:</w:t>
-      </w:r>
-    </w:p>
-    <w:p>
-      <w:pPr>
-        <w:pStyle w:val="ListParagraph"/>
-        <w:numPr>
-          <w:ilvl w:val="0"/>
-          <w:numId w:val="2"/>
-        </w:numPr>
-        <w:spacing w:after="60"/>
-      </w:pPr>
-      <w:r>
-        <w:rPr>
-          <w:color w:val="111827"/>
-          <w:sz w:val="20"/>
-          <w:szCs w:val="20"/>
-        </w:rPr>
-        <w:t>sentry-sdk[</w:t>
-      </w:r>
-      <w:proofErr w:type="spellStart"/>
-      <w:r>
-        <w:rPr>
-          <w:color w:val="111827"/>
-          <w:sz w:val="20"/>
-          <w:szCs w:val="20"/>
-        </w:rPr>
-        <w:t>fastapi</w:t>
-      </w:r>
-      <w:proofErr w:type="spellEnd"/>
-      <w:r>
-        <w:rPr>
-          <w:color w:val="111827"/>
-          <w:sz w:val="20"/>
-          <w:szCs w:val="20"/>
-        </w:rPr>
-        <w:t>] on backend — traces, errors, performance monitoring</w:t>
-      </w:r>
-    </w:p>
-    <w:p>
-      <w:pPr>
-        <w:pStyle w:val="ListParagraph"/>
-        <w:numPr>
-          <w:ilvl w:val="0"/>
-          <w:numId w:val="2"/>
-        </w:numPr>
-        <w:spacing w:after="60"/>
-      </w:pPr>
-      <w:r>
-        <w:rPr>
-          <w:color w:val="111827"/>
-          <w:sz w:val="20"/>
-          <w:szCs w:val="20"/>
-        </w:rPr>
-        <w:t>@sentry/react on frontend — JS errors, React component errors</w:t>
-      </w:r>
-    </w:p>
-    <w:p>
-      <w:pPr>
-        <w:pStyle w:val="ListParagraph"/>
-        <w:numPr>
-          <w:ilvl w:val="0"/>
-          <w:numId w:val="2"/>
-        </w:numPr>
-        <w:spacing w:after="60"/>
-      </w:pPr>
-      <w:r>
-        <w:rPr>
-          <w:color w:val="111827"/>
-          <w:sz w:val="20"/>
-          <w:szCs w:val="20"/>
-        </w:rPr>
-        <w:t>Sentry initialized in index.js (initSentry()) and backend startup</w:t>
-      </w:r>
-    </w:p>
-    <w:p>
-      <w:pPr>
-        <w:pStyle w:val="ListParagraph"/>
-        <w:numPr>
-          <w:ilvl w:val="0"/>
-          <w:numId w:val="2"/>
-        </w:numPr>
-        <w:spacing w:after="60"/>
-      </w:pPr>
-      <w:r>
-        <w:rPr>
-          <w:color w:val="111827"/>
-          <w:sz w:val="20"/>
-          <w:szCs w:val="20"/>
-        </w:rPr>
-        <w:t>SENTRY_ENVIRONMENT set per deployment (staging / production)</w:t>
-      </w:r>
-    </w:p>
-    <w:p>
-      <w:pPr>
-        <w:pStyle w:val="ListParagraph"/>
-        <w:numPr>
-          <w:ilvl w:val="0"/>
-          <w:numId w:val="2"/>
-        </w:numPr>
-        <w:spacing w:after="60"/>
-      </w:pPr>
-      <w:r>
-        <w:rPr>
-          <w:color w:val="111827"/>
-          <w:sz w:val="20"/>
-          <w:szCs w:val="20"/>
-        </w:rPr>
-        <w:t>SENTRY_TRACES_SAMPLE_RATE configurable via env var</w:t>
-      </w:r>
-    </w:p>
-    <w:p>
-      <w:pPr>
-        <w:pStyle w:val="ListParagraph"/>
-        <w:numPr>
-          <w:ilvl w:val="0"/>
-          <w:numId w:val="2"/>
-        </w:numPr>
-        <w:spacing w:after="60"/>
-      </w:pPr>
-      <w:r>
-        <w:rPr>
-          <w:color w:val="111827"/>
-          <w:sz w:val="20"/>
-          <w:szCs w:val="20"/>
-        </w:rPr>
-        <w:t>Python logging module used throughout server.py</w:t>
-      </w:r>
-    </w:p>
-    <w:p>
-      <w:pPr>
-        <w:pStyle w:val="ListParagraph"/>
-        <w:numPr>
-          <w:ilvl w:val="0"/>
-          <w:numId w:val="2"/>
-        </w:numPr>
-        <w:spacing w:after="60"/>
-      </w:pPr>
-      <w:r>
-        <w:rPr>
-          <w:color w:val="111827"/>
-          <w:sz w:val="20"/>
-          <w:szCs w:val="20"/>
-        </w:rPr>
-        <w:t>GitHub Actions captures and stores CI run logs</w:t>
-      </w:r>
-    </w:p>
-    <w:p>
-      <w:pPr>
-        <w:pStyle w:val="ListParagraph"/>
-        <w:numPr>
-          <w:ilvl w:val="0"/>
-          <w:numId w:val="2"/>
-        </w:numPr>
-        <w:spacing w:after="60"/>
-      </w:pPr>
-      <w:r>
-        <w:rPr>
-          <w:color w:val="111827"/>
-          <w:sz w:val="20"/>
-          <w:szCs w:val="20"/>
-        </w:rPr>
-        <w:t>SENTRY_DSN is no-op when blank — safe for local development</w:t>
-      </w:r>
-    </w:p>
-    <w:p>
-      <w:pPr>
-        <w:spacing w:after="100"/>
-      </w:pPr>
-    </w:p>
-    <w:p>
-      <w:pPr>
-        <w:spacing w:after="60"/>
-      </w:pPr>
-      <w:r>
-        <w:rPr>
-          <w:b/>
-          <w:bCs/>
-          <w:color w:val="991B1B"/>
-        </w:rPr>
-        <w:t>Gaps / Missing:</w:t>
-      </w:r>
-    </w:p>
-    <w:p>
-      <w:pPr>
-        <w:pStyle w:val="ListParagraph"/>
-        <w:numPr>
-          <w:ilvl w:val="0"/>
-          <w:numId w:val="2"/>
-        </w:numPr>
-        <w:spacing w:after="60"/>
-      </w:pPr>
-      <w:r>
-        <w:rPr>
-          <w:color w:val="111827"/>
-          <w:sz w:val="20"/>
-          <w:szCs w:val="20"/>
-        </w:rPr>
-        <w:t>Sentry DSN not yet configured (sync: false in render.yaml — needs to be set in dashboard)</w:t>
-      </w:r>
-    </w:p>
-    <w:p>
-      <w:pPr>
-        <w:pStyle w:val="ListParagraph"/>
-        <w:numPr>
-          <w:ilvl w:val="0"/>
-          <w:numId w:val="2"/>
-        </w:numPr>
-        <w:spacing w:after="60"/>
-      </w:pPr>
-      <w:r>
-        <w:rPr>
-          <w:color w:val="111827"/>
-          <w:sz w:val="20"/>
-          <w:szCs w:val="20"/>
-        </w:rPr>
-        <w:t>No structured log aggregation (e.g., Papertrail, Logtail) beyond Sentry</w:t>
-      </w:r>
-    </w:p>
-    <w:p>
-      <w:pPr>
-        <w:pStyle w:val="ListParagraph"/>
-        <w:numPr>
-          <w:ilvl w:val="0"/>
-          <w:numId w:val="2"/>
-        </w:numPr>
-        <w:spacing w:after="60"/>
-      </w:pPr>
-      <w:r>
-        <w:rPr>
-          <w:color w:val="111827"/>
-          <w:sz w:val="20"/>
-          <w:szCs w:val="20"/>
-        </w:rPr>
-        <w:t>No alerting rules configured in Sentry (notify on spike, new issue, etc.)</w:t>
-      </w:r>
-    </w:p>
-    <w:p>
-      <w:pPr>
-        <w:pStyle w:val="ListParagraph"/>
-        <w:numPr>
-          <w:ilvl w:val="0"/>
-          <w:numId w:val="2"/>
-        </w:numPr>
-        <w:spacing w:after="60"/>
-      </w:pPr>
-      <w:r>
-        <w:rPr>
-          <w:color w:val="111827"/>
-          <w:sz w:val="20"/>
-          <w:szCs w:val="20"/>
-        </w:rPr>
-        <w:t>No uptime monitoring / external health ping service</w:t>
-      </w:r>
-    </w:p>
-    <w:p>
-      <w:pPr>
-        <w:spacing w:after="100"/>
-      </w:pPr>
-    </w:p>
-    <w:p>
-      <w:pPr>
-        <w:spacing w:after="60"/>
-      </w:pPr>
-      <w:r>
-        <w:rPr>
-          <w:b/>
-          <w:bCs/>
-          <w:color w:val="2E5FA3"/>
-        </w:rPr>
-        <w:t>Free / Student Tools:</w:t>
-      </w:r>
-    </w:p>
-    <w:p>
-      <w:pPr>
-        <w:pStyle w:val="ListParagraph"/>
-        <w:numPr>
-          <w:ilvl w:val="0"/>
-          <w:numId w:val="2"/>
-        </w:numPr>
-        <w:spacing w:after="60"/>
-      </w:pPr>
-      <w:r>
-        <w:rPr>
-          <w:color w:val="111827"/>
-          <w:sz w:val="20"/>
-          <w:szCs w:val="20"/>
-        </w:rPr>
-        <w:lastRenderedPageBreak/>
-        <w:t>Sentry free tier — 5,000 errors/month free. Create a project at sentry.io and paste the DSN into Render dashboard.</w:t>
-      </w:r>
-    </w:p>
-    <w:p>
-      <w:pPr>
-        <w:pStyle w:val="ListParagraph"/>
-        <w:numPr>
-          <w:ilvl w:val="0"/>
-          <w:numId w:val="2"/>
-        </w:numPr>
-        <w:spacing w:after="60"/>
-      </w:pPr>
-      <w:r>
-        <w:rPr>
-          <w:color w:val="111827"/>
-          <w:sz w:val="20"/>
-          <w:szCs w:val="20"/>
-        </w:rPr>
-        <w:t>BetterStack (free tier) — Free uptime monitoring with 3-minute check interval. Alerts you when /health/ready goes down.</w:t>
-      </w:r>
-    </w:p>
-    <w:p>
-      <w:pPr>
-        <w:pStyle w:val="ListParagraph"/>
-        <w:numPr>
-          <w:ilvl w:val="0"/>
-          <w:numId w:val="2"/>
-        </w:numPr>
-        <w:spacing w:after="60"/>
-      </w:pPr>
-      <w:r>
-        <w:rPr>
-          <w:color w:val="111827"/>
-          <w:sz w:val="20"/>
-          <w:szCs w:val="20"/>
-        </w:rPr>
-        <w:t>Logtail / BetterStack Logs (free) — Ship Render logs to Logtail for searchable structured logs. Free tier available.</w:t>
-      </w:r>
-    </w:p>
-    <w:p>
-      <w:pPr>
-        <w:spacing w:after="100"/>
-      </w:pPr>
-    </w:p>
-    <w:p>
-      <w:pPr>
-        <w:spacing w:after="60"/>
-      </w:pPr>
-      <w:r>
-        <w:rPr>
-          <w:b/>
-          <w:bCs/>
-          <w:color w:val="1F3864"/>
-        </w:rPr>
-        <w:t>Mobile Note:</w:t>
-      </w:r>
-    </w:p>
-    <w:p>
-      <w:pPr>
-        <w:pStyle w:val="ListParagraph"/>
-        <w:numPr>
-          <w:ilvl w:val="0"/>
-          <w:numId w:val="2"/>
-        </w:numPr>
-        <w:spacing w:after="60"/>
-      </w:pPr>
-      <w:r>
-        <w:rPr>
-          <w:color w:val="111827"/>
-          <w:sz w:val="20"/>
-          <w:szCs w:val="20"/>
-        </w:rPr>
-        <w:t>Add Sentry React Native SDK to the mobile app — same free Sentry project, separate platform.</w:t>
-      </w:r>
-    </w:p>
-    <w:p>
-      <w:pPr>
-        <w:spacing w:after="280"/>
       </w:pPr>
     </w:p>
     <w:p>
@@ -8619,8 +5971,6 @@
           <w:bottom w:val="single" w:sz="4" w:space="1" w:color="2E5FA3"/>
         </w:pBdr>
         <w:spacing w:before="320" w:after="100"/>
-      </w:pPr>
-      <w:r>
         <w:rPr>
           <w:b/>
           <w:bCs/>
@@ -8628,7 +5978,25 @@
           <w:sz w:val="28"/>
           <w:szCs w:val="28"/>
         </w:rPr>
-        <w:t xml:space="preserve">Layer 13: Availability &amp; Recovery  </w:t>
+      </w:pPr>
+    </w:p>
+    <w:p>
+      <w:pPr>
+        <w:pBdr>
+          <w:bottom w:val="single" w:sz="4" w:space="1" w:color="2E5FA3"/>
+        </w:pBdr>
+        <w:spacing w:before="320" w:after="100"/>
+      </w:pPr>
+      <w:r>
+        <w:rPr>
+          <w:b/>
+          <w:bCs/>
+          <w:color w:val="1F3864"/>
+          <w:sz w:val="28"/>
+          <w:szCs w:val="28"/>
+        </w:rPr>
+        <w:lastRenderedPageBreak/>
+        <w:t xml:space="preserve">Layer 6: Cloud &amp; Compute  </w:t>
       </w:r>
       <w:r>
         <w:rPr>
@@ -8650,6 +6018,2924 @@
           <w:iCs/>
           <w:color w:val="6B7280"/>
         </w:rPr>
+        <w:t>Single Render starter instance (1 worker). MongoDB Atlas M0. Gemini API for AI. APScheduler in-process. No serverless functions, no queue worker, no separate scheduler process.</w:t>
+      </w:r>
+    </w:p>
+    <w:p>
+      <w:pPr>
+        <w:spacing w:after="60"/>
+      </w:pPr>
+      <w:r>
+        <w:rPr>
+          <w:b/>
+          <w:bCs/>
+          <w:color w:val="1E7A45"/>
+        </w:rPr>
+        <w:t>What's Already Built:</w:t>
+      </w:r>
+    </w:p>
+    <w:p>
+      <w:pPr>
+        <w:pStyle w:val="ListParagraph"/>
+        <w:numPr>
+          <w:ilvl w:val="0"/>
+          <w:numId w:val="2"/>
+        </w:numPr>
+        <w:spacing w:after="60"/>
+      </w:pPr>
+      <w:r>
+        <w:rPr>
+          <w:color w:val="111827"/>
+          <w:sz w:val="20"/>
+          <w:szCs w:val="20"/>
+        </w:rPr>
+        <w:t>Render Docker container (uvicorn, 1 worker)</w:t>
+      </w:r>
+    </w:p>
+    <w:p>
+      <w:pPr>
+        <w:pStyle w:val="ListParagraph"/>
+        <w:numPr>
+          <w:ilvl w:val="0"/>
+          <w:numId w:val="2"/>
+        </w:numPr>
+        <w:spacing w:after="60"/>
+      </w:pPr>
+      <w:r>
+        <w:rPr>
+          <w:color w:val="111827"/>
+          <w:sz w:val="20"/>
+          <w:szCs w:val="20"/>
+        </w:rPr>
+        <w:t>MongoDB Atlas M0 free cloud cluster</w:t>
+      </w:r>
+    </w:p>
+    <w:p>
+      <w:pPr>
+        <w:pStyle w:val="ListParagraph"/>
+        <w:numPr>
+          <w:ilvl w:val="0"/>
+          <w:numId w:val="2"/>
+        </w:numPr>
+        <w:spacing w:after="60"/>
+      </w:pPr>
+      <w:r>
+        <w:rPr>
+          <w:color w:val="111827"/>
+          <w:sz w:val="20"/>
+          <w:szCs w:val="20"/>
+        </w:rPr>
+        <w:t>Google Gemini API for AI vision (screenshot OCR)</w:t>
+      </w:r>
+    </w:p>
+    <w:p>
+      <w:pPr>
+        <w:pStyle w:val="ListParagraph"/>
+        <w:numPr>
+          <w:ilvl w:val="0"/>
+          <w:numId w:val="2"/>
+        </w:numPr>
+        <w:spacing w:after="60"/>
+      </w:pPr>
+      <w:r>
+        <w:rPr>
+          <w:color w:val="111827"/>
+          <w:sz w:val="20"/>
+          <w:szCs w:val="20"/>
+        </w:rPr>
+        <w:t>APScheduler in-process for cron reminders</w:t>
+      </w:r>
+    </w:p>
+    <w:p>
+      <w:pPr>
+        <w:pStyle w:val="ListParagraph"/>
+        <w:numPr>
+          <w:ilvl w:val="0"/>
+          <w:numId w:val="2"/>
+        </w:numPr>
+        <w:spacing w:after="60"/>
+      </w:pPr>
+      <w:r>
+        <w:rPr>
+          <w:color w:val="111827"/>
+          <w:sz w:val="20"/>
+          <w:szCs w:val="20"/>
+        </w:rPr>
+        <w:t>WEB_CONCURRENCY=1 set explicitly in render.yaml</w:t>
+      </w:r>
+    </w:p>
+    <w:p>
+      <w:pPr>
+        <w:spacing w:after="100"/>
+      </w:pPr>
+    </w:p>
+    <w:p>
+      <w:pPr>
+        <w:spacing w:after="60"/>
+      </w:pPr>
+      <w:r>
+        <w:rPr>
+          <w:b/>
+          <w:bCs/>
+          <w:color w:val="991B1B"/>
+        </w:rPr>
+        <w:t>Gaps / Missing:</w:t>
+      </w:r>
+    </w:p>
+    <w:p>
+      <w:pPr>
+        <w:pStyle w:val="ListParagraph"/>
+        <w:numPr>
+          <w:ilvl w:val="0"/>
+          <w:numId w:val="2"/>
+        </w:numPr>
+        <w:spacing w:after="60"/>
+      </w:pPr>
+      <w:r>
+        <w:rPr>
+          <w:color w:val="111827"/>
+          <w:sz w:val="20"/>
+          <w:szCs w:val="20"/>
+        </w:rPr>
+        <w:t>Cannot scale horizontally — APScheduler in-process means multiple workers fire duplicate jobs</w:t>
+      </w:r>
+    </w:p>
+    <w:p>
+      <w:pPr>
+        <w:pStyle w:val="ListParagraph"/>
+        <w:numPr>
+          <w:ilvl w:val="0"/>
+          <w:numId w:val="2"/>
+        </w:numPr>
+        <w:spacing w:after="60"/>
+      </w:pPr>
+      <w:r>
+        <w:rPr>
+          <w:color w:val="111827"/>
+          <w:sz w:val="20"/>
+          <w:szCs w:val="20"/>
+        </w:rPr>
+        <w:t>No message queue (Redis/RabbitMQ) — limits async processing and background tasks</w:t>
+      </w:r>
+    </w:p>
+    <w:p>
+      <w:pPr>
+        <w:pStyle w:val="ListParagraph"/>
+        <w:numPr>
+          <w:ilvl w:val="0"/>
+          <w:numId w:val="2"/>
+        </w:numPr>
+        <w:spacing w:after="60"/>
+      </w:pPr>
+      <w:r>
+        <w:rPr>
+          <w:color w:val="111827"/>
+          <w:sz w:val="20"/>
+          <w:szCs w:val="20"/>
+        </w:rPr>
+        <w:t>Gemini API key required — costs money at scale (free tier limited)</w:t>
+      </w:r>
+    </w:p>
+    <w:p>
+      <w:pPr>
+        <w:pStyle w:val="ListParagraph"/>
+        <w:numPr>
+          <w:ilvl w:val="0"/>
+          <w:numId w:val="2"/>
+        </w:numPr>
+        <w:spacing w:after="60"/>
+      </w:pPr>
+      <w:r>
+        <w:rPr>
+          <w:color w:val="111827"/>
+          <w:sz w:val="20"/>
+          <w:szCs w:val="20"/>
+        </w:rPr>
+        <w:t>No serverless functions for bursty compute tasks</w:t>
+      </w:r>
+    </w:p>
+    <w:p>
+      <w:pPr>
+        <w:spacing w:after="100"/>
+      </w:pPr>
+    </w:p>
+    <w:p>
+      <w:pPr>
+        <w:spacing w:after="60"/>
+      </w:pPr>
+      <w:r>
+        <w:rPr>
+          <w:b/>
+          <w:bCs/>
+          <w:color w:val="2E5FA3"/>
+        </w:rPr>
+        <w:t>Free / Student Tools:</w:t>
+      </w:r>
+    </w:p>
+    <w:p>
+      <w:pPr>
+        <w:pStyle w:val="ListParagraph"/>
+        <w:numPr>
+          <w:ilvl w:val="0"/>
+          <w:numId w:val="2"/>
+        </w:numPr>
+        <w:spacing w:after="60"/>
+      </w:pPr>
+      <w:r>
+        <w:rPr>
+          <w:color w:val="111827"/>
+          <w:sz w:val="20"/>
+          <w:szCs w:val="20"/>
+        </w:rPr>
+        <w:t>Upstash Redis (free tier) — Free serverless Redis — 10,000 req/day free. Use for rate limit shared store and eventual job queue.</w:t>
+      </w:r>
+    </w:p>
+    <w:p>
+      <w:pPr>
+        <w:pStyle w:val="ListParagraph"/>
+        <w:numPr>
+          <w:ilvl w:val="0"/>
+          <w:numId w:val="2"/>
+        </w:numPr>
+        <w:spacing w:after="60"/>
+      </w:pPr>
+      <w:r>
+        <w:rPr>
+          <w:color w:val="111827"/>
+          <w:sz w:val="20"/>
+          <w:szCs w:val="20"/>
+        </w:rPr>
+        <w:t>Google Gemini free tier — 1,500 requests/day free on gemini-1.5-flash. Sufficient for student/demo use.</w:t>
+      </w:r>
+    </w:p>
+    <w:p>
+      <w:pPr>
+        <w:pStyle w:val="ListParagraph"/>
+        <w:numPr>
+          <w:ilvl w:val="0"/>
+          <w:numId w:val="2"/>
+        </w:numPr>
+        <w:spacing w:after="60"/>
+      </w:pPr>
+      <w:r>
+        <w:rPr>
+          <w:color w:val="111827"/>
+          <w:sz w:val="20"/>
+          <w:szCs w:val="20"/>
+        </w:rPr>
+        <w:t>Cloudflare Workers (free tier) — 100,000 requests/day free — offload lightweight compute (e.g., email parsing) to Workers.</w:t>
+      </w:r>
+    </w:p>
+    <w:p>
+      <w:pPr>
+        <w:spacing w:after="100"/>
+      </w:pPr>
+    </w:p>
+    <w:p>
+      <w:pPr>
+        <w:spacing w:after="60"/>
+      </w:pPr>
+      <w:r>
+        <w:rPr>
+          <w:b/>
+          <w:bCs/>
+          <w:color w:val="1F3864"/>
+        </w:rPr>
+        <w:t>Mobile Note:</w:t>
+      </w:r>
+    </w:p>
+    <w:p>
+      <w:pPr>
+        <w:pStyle w:val="ListParagraph"/>
+        <w:numPr>
+          <w:ilvl w:val="0"/>
+          <w:numId w:val="2"/>
+        </w:numPr>
+        <w:spacing w:after="60"/>
+      </w:pPr>
+      <w:r>
+        <w:rPr>
+          <w:color w:val="111827"/>
+          <w:sz w:val="20"/>
+          <w:szCs w:val="20"/>
+        </w:rPr>
+        <w:t>No changes needed for mobile — same compute tier.</w:t>
+      </w:r>
+    </w:p>
+    <w:p>
+      <w:pPr>
+        <w:spacing w:after="280"/>
+      </w:pPr>
+    </w:p>
+    <w:p>
+      <w:pPr>
+        <w:pBdr>
+          <w:bottom w:val="single" w:sz="4" w:space="1" w:color="2E5FA3"/>
+        </w:pBdr>
+        <w:spacing w:before="320" w:after="100"/>
+        <w:rPr>
+          <w:b/>
+          <w:bCs/>
+          <w:color w:val="1F3864"/>
+          <w:sz w:val="28"/>
+          <w:szCs w:val="28"/>
+        </w:rPr>
+      </w:pPr>
+    </w:p>
+    <w:p>
+      <w:pPr>
+        <w:pBdr>
+          <w:bottom w:val="single" w:sz="4" w:space="1" w:color="2E5FA3"/>
+        </w:pBdr>
+        <w:spacing w:before="320" w:after="100"/>
+        <w:rPr>
+          <w:b/>
+          <w:bCs/>
+          <w:color w:val="1F3864"/>
+          <w:sz w:val="28"/>
+          <w:szCs w:val="28"/>
+        </w:rPr>
+      </w:pPr>
+    </w:p>
+    <w:p>
+      <w:pPr>
+        <w:pBdr>
+          <w:bottom w:val="single" w:sz="4" w:space="1" w:color="2E5FA3"/>
+        </w:pBdr>
+        <w:spacing w:before="320" w:after="100"/>
+        <w:rPr>
+          <w:b/>
+          <w:bCs/>
+          <w:color w:val="1F3864"/>
+          <w:sz w:val="28"/>
+          <w:szCs w:val="28"/>
+        </w:rPr>
+      </w:pPr>
+    </w:p>
+    <w:p>
+      <w:pPr>
+        <w:pBdr>
+          <w:bottom w:val="single" w:sz="4" w:space="1" w:color="2E5FA3"/>
+        </w:pBdr>
+        <w:spacing w:before="320" w:after="100"/>
+      </w:pPr>
+      <w:r>
+        <w:rPr>
+          <w:b/>
+          <w:bCs/>
+          <w:color w:val="1F3864"/>
+          <w:sz w:val="28"/>
+          <w:szCs w:val="28"/>
+        </w:rPr>
+        <w:lastRenderedPageBreak/>
+        <w:t xml:space="preserve">Layer 7: CI/CD &amp; Version Control  </w:t>
+      </w:r>
+      <w:r>
+        <w:rPr>
+          <w:b/>
+          <w:bCs/>
+          <w:color w:val="1E7A45"/>
+          <w:shd w:val="clear" w:color="auto" w:fill="D6F0E2"/>
+        </w:rPr>
+        <w:t xml:space="preserve">  STRONG  </w:t>
+      </w:r>
+    </w:p>
+    <w:p>
+      <w:pPr>
+        <w:spacing w:after="160"/>
+      </w:pPr>
+      <w:r>
+        <w:rPr>
+          <w:i/>
+          <w:iCs/>
+          <w:color w:val="6B7280"/>
+        </w:rPr>
+        <w:t>GitHub + GitHub Actions. ci.yml runs frontend lint+build and backend pytest on every PR and push to main. MongoDB service container in CI. Staging branch promotion flow documented.</w:t>
+      </w:r>
+    </w:p>
+    <w:p>
+      <w:pPr>
+        <w:spacing w:after="60"/>
+      </w:pPr>
+      <w:r>
+        <w:rPr>
+          <w:b/>
+          <w:bCs/>
+          <w:color w:val="1E7A45"/>
+        </w:rPr>
+        <w:t>What's Already Built:</w:t>
+      </w:r>
+    </w:p>
+    <w:p>
+      <w:pPr>
+        <w:pStyle w:val="ListParagraph"/>
+        <w:numPr>
+          <w:ilvl w:val="0"/>
+          <w:numId w:val="2"/>
+        </w:numPr>
+        <w:spacing w:after="60"/>
+      </w:pPr>
+      <w:r>
+        <w:rPr>
+          <w:color w:val="111827"/>
+          <w:sz w:val="20"/>
+          <w:szCs w:val="20"/>
+        </w:rPr>
+        <w:t>GitHub repository with main + staging branches</w:t>
+      </w:r>
+    </w:p>
+    <w:p>
+      <w:pPr>
+        <w:pStyle w:val="ListParagraph"/>
+        <w:numPr>
+          <w:ilvl w:val="0"/>
+          <w:numId w:val="2"/>
+        </w:numPr>
+        <w:spacing w:after="60"/>
+      </w:pPr>
+      <w:r>
+        <w:rPr>
+          <w:color w:val="111827"/>
+          <w:sz w:val="20"/>
+          <w:szCs w:val="20"/>
+        </w:rPr>
+        <w:t>GitHub Actions ci.yml: frontend yarn build (ESLint enforced) + backend pytest</w:t>
+      </w:r>
+    </w:p>
+    <w:p>
+      <w:pPr>
+        <w:pStyle w:val="ListParagraph"/>
+        <w:numPr>
+          <w:ilvl w:val="0"/>
+          <w:numId w:val="2"/>
+        </w:numPr>
+        <w:spacing w:after="60"/>
+      </w:pPr>
+      <w:r>
+        <w:rPr>
+          <w:color w:val="111827"/>
+          <w:sz w:val="20"/>
+          <w:szCs w:val="20"/>
+        </w:rPr>
+        <w:t>MongoDB 7 service container in GitHub Actions for integration tests</w:t>
+      </w:r>
+    </w:p>
+    <w:p>
+      <w:pPr>
+        <w:pStyle w:val="ListParagraph"/>
+        <w:numPr>
+          <w:ilvl w:val="0"/>
+          <w:numId w:val="2"/>
+        </w:numPr>
+        <w:spacing w:after="60"/>
+      </w:pPr>
+      <w:r>
+        <w:rPr>
+          <w:color w:val="111827"/>
+          <w:sz w:val="20"/>
+          <w:szCs w:val="20"/>
+        </w:rPr>
+        <w:t>concurrency: cancel-in-progress to avoid redundant CI runs</w:t>
+      </w:r>
+    </w:p>
+    <w:p>
+      <w:pPr>
+        <w:pStyle w:val="ListParagraph"/>
+        <w:numPr>
+          <w:ilvl w:val="0"/>
+          <w:numId w:val="2"/>
+        </w:numPr>
+        <w:spacing w:after="60"/>
+      </w:pPr>
+      <w:r>
+        <w:rPr>
+          <w:color w:val="111827"/>
+          <w:sz w:val="20"/>
+          <w:szCs w:val="20"/>
+        </w:rPr>
+        <w:t>Test suites: backend_test.py, test_round2.py, test_round3.py, test_round4.py</w:t>
+      </w:r>
+    </w:p>
+    <w:p>
+      <w:pPr>
+        <w:pStyle w:val="ListParagraph"/>
+        <w:numPr>
+          <w:ilvl w:val="0"/>
+          <w:numId w:val="2"/>
+        </w:numPr>
+        <w:spacing w:after="60"/>
+      </w:pPr>
+      <w:r>
+        <w:rPr>
+          <w:color w:val="111827"/>
+          <w:sz w:val="20"/>
+          <w:szCs w:val="20"/>
+        </w:rPr>
+        <w:t>Render autoDeploy triggered by branch push</w:t>
+      </w:r>
+    </w:p>
+    <w:p>
+      <w:pPr>
+        <w:pStyle w:val="ListParagraph"/>
+        <w:numPr>
+          <w:ilvl w:val="0"/>
+          <w:numId w:val="2"/>
+        </w:numPr>
+        <w:spacing w:after="60"/>
+      </w:pPr>
+      <w:r>
+        <w:rPr>
+          <w:color w:val="111827"/>
+          <w:sz w:val="20"/>
+          <w:szCs w:val="20"/>
+        </w:rPr>
+        <w:t>Documented promotion flow: staging → PR → main → production</w:t>
+      </w:r>
+    </w:p>
+    <w:p>
+      <w:pPr>
+        <w:pStyle w:val="ListParagraph"/>
+        <w:numPr>
+          <w:ilvl w:val="0"/>
+          <w:numId w:val="2"/>
+        </w:numPr>
+        <w:spacing w:after="60"/>
+      </w:pPr>
+      <w:r>
+        <w:rPr>
+          <w:color w:val="111827"/>
+          <w:sz w:val="20"/>
+          <w:szCs w:val="20"/>
+        </w:rPr>
+        <w:t>Security review findings tracked in security-review-findings.md</w:t>
+      </w:r>
+    </w:p>
+    <w:p>
+      <w:pPr>
+        <w:spacing w:after="100"/>
+      </w:pPr>
+    </w:p>
+    <w:p>
+      <w:pPr>
+        <w:spacing w:after="60"/>
+      </w:pPr>
+      <w:r>
+        <w:rPr>
+          <w:b/>
+          <w:bCs/>
+          <w:color w:val="991B1B"/>
+        </w:rPr>
+        <w:t>Gaps / Missing:</w:t>
+      </w:r>
+    </w:p>
+    <w:p>
+      <w:pPr>
+        <w:pStyle w:val="ListParagraph"/>
+        <w:numPr>
+          <w:ilvl w:val="0"/>
+          <w:numId w:val="2"/>
+        </w:numPr>
+        <w:spacing w:after="60"/>
+      </w:pPr>
+      <w:r>
+        <w:rPr>
+          <w:color w:val="111827"/>
+          <w:sz w:val="20"/>
+          <w:szCs w:val="20"/>
+        </w:rPr>
+        <w:t>No deployment smoke test after Render deploy (verify /health/ready post-deploy)</w:t>
+      </w:r>
+    </w:p>
+    <w:p>
+      <w:pPr>
+        <w:pStyle w:val="ListParagraph"/>
+        <w:numPr>
+          <w:ilvl w:val="0"/>
+          <w:numId w:val="2"/>
+        </w:numPr>
+        <w:spacing w:after="60"/>
+      </w:pPr>
+      <w:r>
+        <w:rPr>
+          <w:color w:val="111827"/>
+          <w:sz w:val="20"/>
+          <w:szCs w:val="20"/>
+        </w:rPr>
+        <w:t>No Dependabot / Renovate for automated dependency updates</w:t>
+      </w:r>
+    </w:p>
+    <w:p>
+      <w:pPr>
+        <w:pStyle w:val="ListParagraph"/>
+        <w:numPr>
+          <w:ilvl w:val="0"/>
+          <w:numId w:val="2"/>
+        </w:numPr>
+        <w:spacing w:after="60"/>
+      </w:pPr>
+      <w:r>
+        <w:rPr>
+          <w:color w:val="111827"/>
+          <w:sz w:val="20"/>
+          <w:szCs w:val="20"/>
+        </w:rPr>
+        <w:t>No branch protection rules enforcing CI pass before merge (verify in GitHub settings)</w:t>
+      </w:r>
+    </w:p>
+    <w:p>
+      <w:pPr>
+        <w:pStyle w:val="ListParagraph"/>
+        <w:numPr>
+          <w:ilvl w:val="0"/>
+          <w:numId w:val="2"/>
+        </w:numPr>
+        <w:spacing w:after="60"/>
+      </w:pPr>
+      <w:r>
+        <w:rPr>
+          <w:color w:val="111827"/>
+          <w:sz w:val="20"/>
+          <w:szCs w:val="20"/>
+        </w:rPr>
+        <w:t>No staging auto-smoke test after staging deploy</w:t>
+      </w:r>
+    </w:p>
+    <w:p>
+      <w:pPr>
+        <w:spacing w:after="100"/>
+      </w:pPr>
+    </w:p>
+    <w:p>
+      <w:pPr>
+        <w:spacing w:after="60"/>
+      </w:pPr>
+      <w:r>
+        <w:rPr>
+          <w:b/>
+          <w:bCs/>
+          <w:color w:val="2E5FA3"/>
+        </w:rPr>
+        <w:t>Free / Student Tools:</w:t>
+      </w:r>
+    </w:p>
+    <w:p>
+      <w:pPr>
+        <w:pStyle w:val="ListParagraph"/>
+        <w:numPr>
+          <w:ilvl w:val="0"/>
+          <w:numId w:val="2"/>
+        </w:numPr>
+        <w:spacing w:after="60"/>
+      </w:pPr>
+      <w:r>
+        <w:rPr>
+          <w:color w:val="111827"/>
+          <w:sz w:val="20"/>
+          <w:szCs w:val="20"/>
+        </w:rPr>
+        <w:t>GitHub (free — current) — Free for public and private repos for students. Use GitHub Student Pack for extras.</w:t>
+      </w:r>
+    </w:p>
+    <w:p>
+      <w:pPr>
+        <w:pStyle w:val="ListParagraph"/>
+        <w:numPr>
+          <w:ilvl w:val="0"/>
+          <w:numId w:val="2"/>
+        </w:numPr>
+        <w:spacing w:after="60"/>
+      </w:pPr>
+      <w:r>
+        <w:rPr>
+          <w:color w:val="111827"/>
+          <w:sz w:val="20"/>
+          <w:szCs w:val="20"/>
+        </w:rPr>
+        <w:t>GitHub Dependabot (free) — Enable in Settings → Security → Dependabot to auto-update npm and pip dependencies.</w:t>
+      </w:r>
+    </w:p>
+    <w:p>
+      <w:pPr>
+        <w:spacing w:after="100"/>
+      </w:pPr>
+    </w:p>
+    <w:p>
+      <w:pPr>
+        <w:spacing w:after="60"/>
+      </w:pPr>
+      <w:r>
+        <w:rPr>
+          <w:b/>
+          <w:bCs/>
+          <w:color w:val="1F3864"/>
+        </w:rPr>
+        <w:t>Mobile Note:</w:t>
+      </w:r>
+    </w:p>
+    <w:p>
+      <w:pPr>
+        <w:pStyle w:val="ListParagraph"/>
+        <w:numPr>
+          <w:ilvl w:val="0"/>
+          <w:numId w:val="2"/>
+        </w:numPr>
+        <w:spacing w:after="60"/>
+      </w:pPr>
+      <w:r>
+        <w:rPr>
+          <w:color w:val="111827"/>
+          <w:sz w:val="20"/>
+          <w:szCs w:val="20"/>
+        </w:rPr>
+        <w:t>Add a mobile build job (Expo build or Gradle) to CI when the time comes. GitHub Actions is free.</w:t>
+      </w:r>
+    </w:p>
+    <w:p>
+      <w:pPr>
+        <w:spacing w:after="280"/>
+      </w:pPr>
+    </w:p>
+    <w:p>
+      <w:pPr>
+        <w:pBdr>
+          <w:bottom w:val="single" w:sz="4" w:space="1" w:color="2E5FA3"/>
+        </w:pBdr>
+        <w:spacing w:before="320" w:after="100"/>
+        <w:rPr>
+          <w:b/>
+          <w:bCs/>
+          <w:color w:val="1F3864"/>
+          <w:sz w:val="28"/>
+          <w:szCs w:val="28"/>
+        </w:rPr>
+      </w:pPr>
+    </w:p>
+    <w:p>
+      <w:pPr>
+        <w:pBdr>
+          <w:bottom w:val="single" w:sz="4" w:space="1" w:color="2E5FA3"/>
+        </w:pBdr>
+        <w:spacing w:before="320" w:after="100"/>
+        <w:rPr>
+          <w:b/>
+          <w:bCs/>
+          <w:color w:val="1F3864"/>
+          <w:sz w:val="28"/>
+          <w:szCs w:val="28"/>
+        </w:rPr>
+      </w:pPr>
+    </w:p>
+    <w:p>
+      <w:pPr>
+        <w:pBdr>
+          <w:bottom w:val="single" w:sz="4" w:space="1" w:color="2E5FA3"/>
+        </w:pBdr>
+        <w:spacing w:before="320" w:after="100"/>
+      </w:pPr>
+      <w:r>
+        <w:rPr>
+          <w:b/>
+          <w:bCs/>
+          <w:color w:val="1F3864"/>
+          <w:sz w:val="28"/>
+          <w:szCs w:val="28"/>
+        </w:rPr>
+        <w:lastRenderedPageBreak/>
+        <w:t xml:space="preserve">Layer 8: Security &amp; Row Level Security  </w:t>
+      </w:r>
+      <w:r>
+        <w:rPr>
+          <w:b/>
+          <w:bCs/>
+          <w:color w:val="B45309"/>
+          <w:shd w:val="clear" w:color="auto" w:fill="FEF3C7"/>
+        </w:rPr>
+        <w:t xml:space="preserve">  PARTIAL  </w:t>
+      </w:r>
+    </w:p>
+    <w:p>
+      <w:pPr>
+        <w:spacing w:after="160"/>
+      </w:pPr>
+      <w:r>
+        <w:rPr>
+          <w:i/>
+          <w:iCs/>
+          <w:color w:val="6B7280"/>
+        </w:rPr>
+        <w:t>Strong application-layer security. HSTS, X-Frame-Options, Content-Type-Options, CSP via Permissions-Policy. Mailgun webhook HMAC verification. No database-level RLS (MongoDB limitation).</w:t>
+      </w:r>
+    </w:p>
+    <w:p>
+      <w:pPr>
+        <w:spacing w:after="60"/>
+      </w:pPr>
+      <w:r>
+        <w:rPr>
+          <w:b/>
+          <w:bCs/>
+          <w:color w:val="1E7A45"/>
+        </w:rPr>
+        <w:t>What's Already Built:</w:t>
+      </w:r>
+    </w:p>
+    <w:p>
+      <w:pPr>
+        <w:pStyle w:val="ListParagraph"/>
+        <w:numPr>
+          <w:ilvl w:val="0"/>
+          <w:numId w:val="2"/>
+        </w:numPr>
+        <w:spacing w:after="60"/>
+      </w:pPr>
+      <w:r>
+        <w:rPr>
+          <w:color w:val="111827"/>
+          <w:sz w:val="20"/>
+          <w:szCs w:val="20"/>
+        </w:rPr>
+        <w:t>HSTS (Strict-Transport-Security) via vercel.json + backend ENABLE_HSTS flag</w:t>
+      </w:r>
+    </w:p>
+    <w:p>
+      <w:pPr>
+        <w:pStyle w:val="ListParagraph"/>
+        <w:numPr>
+          <w:ilvl w:val="0"/>
+          <w:numId w:val="2"/>
+        </w:numPr>
+        <w:spacing w:after="60"/>
+      </w:pPr>
+      <w:r>
+        <w:rPr>
+          <w:color w:val="111827"/>
+          <w:sz w:val="20"/>
+          <w:szCs w:val="20"/>
+        </w:rPr>
+        <w:t>X-Content-Type-Options: nosniff</w:t>
+      </w:r>
+    </w:p>
+    <w:p>
+      <w:pPr>
+        <w:pStyle w:val="ListParagraph"/>
+        <w:numPr>
+          <w:ilvl w:val="0"/>
+          <w:numId w:val="2"/>
+        </w:numPr>
+        <w:spacing w:after="60"/>
+      </w:pPr>
+      <w:r>
+        <w:rPr>
+          <w:color w:val="111827"/>
+          <w:sz w:val="20"/>
+          <w:szCs w:val="20"/>
+        </w:rPr>
+        <w:t>X-Frame-Options: DENY (clickjacking protection)</w:t>
+      </w:r>
+    </w:p>
+    <w:p>
+      <w:pPr>
+        <w:pStyle w:val="ListParagraph"/>
+        <w:numPr>
+          <w:ilvl w:val="0"/>
+          <w:numId w:val="2"/>
+        </w:numPr>
+        <w:spacing w:after="60"/>
+      </w:pPr>
+      <w:r>
+        <w:rPr>
+          <w:color w:val="111827"/>
+          <w:sz w:val="20"/>
+          <w:szCs w:val="20"/>
+        </w:rPr>
+        <w:t>Referrer-Policy: strict-origin-when-cross-origin</w:t>
+      </w:r>
+    </w:p>
+    <w:p>
+      <w:pPr>
+        <w:pStyle w:val="ListParagraph"/>
+        <w:numPr>
+          <w:ilvl w:val="0"/>
+          <w:numId w:val="2"/>
+        </w:numPr>
+        <w:spacing w:after="60"/>
+      </w:pPr>
+      <w:r>
+        <w:rPr>
+          <w:color w:val="111827"/>
+          <w:sz w:val="20"/>
+          <w:szCs w:val="20"/>
+        </w:rPr>
+        <w:t>Permissions-Policy: geolocation, microphone, camera all blocked</w:t>
+      </w:r>
+    </w:p>
+    <w:p>
+      <w:pPr>
+        <w:pStyle w:val="ListParagraph"/>
+        <w:numPr>
+          <w:ilvl w:val="0"/>
+          <w:numId w:val="2"/>
+        </w:numPr>
+        <w:spacing w:after="60"/>
+      </w:pPr>
+      <w:r>
+        <w:rPr>
+          <w:color w:val="111827"/>
+          <w:sz w:val="20"/>
+          <w:szCs w:val="20"/>
+        </w:rPr>
+        <w:t>Mailgun webhook HMAC-SHA256 signature verification</w:t>
+      </w:r>
+    </w:p>
+    <w:p>
+      <w:pPr>
+        <w:pStyle w:val="ListParagraph"/>
+        <w:numPr>
+          <w:ilvl w:val="0"/>
+          <w:numId w:val="2"/>
+        </w:numPr>
+        <w:spacing w:after="60"/>
+      </w:pPr>
+      <w:r>
+        <w:rPr>
+          <w:color w:val="111827"/>
+          <w:sz w:val="20"/>
+          <w:szCs w:val="20"/>
+        </w:rPr>
+        <w:t>CORS origins explicitly configured (never * in production)</w:t>
+      </w:r>
+    </w:p>
+    <w:p>
+      <w:pPr>
+        <w:pStyle w:val="ListParagraph"/>
+        <w:numPr>
+          <w:ilvl w:val="0"/>
+          <w:numId w:val="2"/>
+        </w:numPr>
+        <w:spacing w:after="60"/>
+      </w:pPr>
+      <w:r>
+        <w:rPr>
+          <w:color w:val="111827"/>
+          <w:sz w:val="20"/>
+          <w:szCs w:val="20"/>
+        </w:rPr>
+        <w:t>Input validation via Pydantic models on all endpoints</w:t>
+      </w:r>
+    </w:p>
+    <w:p>
+      <w:pPr>
+        <w:pStyle w:val="ListParagraph"/>
+        <w:numPr>
+          <w:ilvl w:val="0"/>
+          <w:numId w:val="2"/>
+        </w:numPr>
+        <w:spacing w:after="60"/>
+      </w:pPr>
+      <w:r>
+        <w:rPr>
+          <w:color w:val="111827"/>
+          <w:sz w:val="20"/>
+          <w:szCs w:val="20"/>
+        </w:rPr>
+        <w:t>HTML escaping in email bodies (html.escape) to prevent injection</w:t>
+      </w:r>
+    </w:p>
+    <w:p>
+      <w:pPr>
+        <w:pStyle w:val="ListParagraph"/>
+        <w:numPr>
+          <w:ilvl w:val="0"/>
+          <w:numId w:val="2"/>
+        </w:numPr>
+        <w:spacing w:after="60"/>
+      </w:pPr>
+      <w:r>
+        <w:rPr>
+          <w:color w:val="111827"/>
+          <w:sz w:val="20"/>
+          <w:szCs w:val="20"/>
+        </w:rPr>
+        <w:t>File upload MIME allowlist + size caps on CSV and screenshot endpoints</w:t>
+      </w:r>
+    </w:p>
+    <w:p>
+      <w:pPr>
+        <w:pStyle w:val="ListParagraph"/>
+        <w:numPr>
+          <w:ilvl w:val="0"/>
+          <w:numId w:val="2"/>
+        </w:numPr>
+        <w:spacing w:after="60"/>
+      </w:pPr>
+      <w:r>
+        <w:rPr>
+          <w:color w:val="111827"/>
+          <w:sz w:val="20"/>
+          <w:szCs w:val="20"/>
+        </w:rPr>
+        <w:t>Security review: 5 findings fixed (3 HIGH, 2 MEDIUM)</w:t>
+      </w:r>
+    </w:p>
+    <w:p>
+      <w:pPr>
+        <w:spacing w:after="100"/>
+      </w:pPr>
+    </w:p>
+    <w:p>
+      <w:pPr>
+        <w:spacing w:after="60"/>
+      </w:pPr>
+      <w:r>
+        <w:rPr>
+          <w:b/>
+          <w:bCs/>
+          <w:color w:val="991B1B"/>
+        </w:rPr>
+        <w:t>Gaps / Missing:</w:t>
+      </w:r>
+    </w:p>
+    <w:p>
+      <w:pPr>
+        <w:pStyle w:val="ListParagraph"/>
+        <w:numPr>
+          <w:ilvl w:val="0"/>
+          <w:numId w:val="2"/>
+        </w:numPr>
+        <w:spacing w:after="60"/>
+      </w:pPr>
+      <w:r>
+        <w:rPr>
+          <w:color w:val="111827"/>
+          <w:sz w:val="20"/>
+          <w:szCs w:val="20"/>
+        </w:rPr>
+        <w:t>No database-level RLS — MongoDB has no native row-level security; isolation is app-layer only</w:t>
+      </w:r>
+    </w:p>
+    <w:p>
+      <w:pPr>
+        <w:pStyle w:val="ListParagraph"/>
+        <w:numPr>
+          <w:ilvl w:val="0"/>
+          <w:numId w:val="2"/>
+        </w:numPr>
+        <w:spacing w:after="60"/>
+      </w:pPr>
+      <w:r>
+        <w:rPr>
+          <w:color w:val="111827"/>
+          <w:sz w:val="20"/>
+          <w:szCs w:val="20"/>
+        </w:rPr>
+        <w:t>No Content Security Policy (CSP) header — missing from vercel.json</w:t>
+      </w:r>
+    </w:p>
+    <w:p>
+      <w:pPr>
+        <w:pStyle w:val="ListParagraph"/>
+        <w:numPr>
+          <w:ilvl w:val="0"/>
+          <w:numId w:val="2"/>
+        </w:numPr>
+        <w:spacing w:after="60"/>
+      </w:pPr>
+      <w:r>
+        <w:rPr>
+          <w:color w:val="111827"/>
+          <w:sz w:val="20"/>
+          <w:szCs w:val="20"/>
+        </w:rPr>
+        <w:t>No HTTP-only / SameSite cookie flags — JWT stored in localStorage (XSS risk)</w:t>
+      </w:r>
+    </w:p>
+    <w:p>
+      <w:pPr>
+        <w:pStyle w:val="ListParagraph"/>
+        <w:numPr>
+          <w:ilvl w:val="0"/>
+          <w:numId w:val="2"/>
+        </w:numPr>
+        <w:spacing w:after="60"/>
+      </w:pPr>
+      <w:r>
+        <w:rPr>
+          <w:color w:val="111827"/>
+          <w:sz w:val="20"/>
+          <w:szCs w:val="20"/>
+        </w:rPr>
+        <w:t>No dependency vulnerability scanning in CI (npm audit, pip-audit)</w:t>
+      </w:r>
+    </w:p>
+    <w:p>
+      <w:pPr>
+        <w:pStyle w:val="ListParagraph"/>
+        <w:numPr>
+          <w:ilvl w:val="0"/>
+          <w:numId w:val="2"/>
+        </w:numPr>
+        <w:spacing w:after="60"/>
+      </w:pPr>
+      <w:r>
+        <w:rPr>
+          <w:color w:val="111827"/>
+          <w:sz w:val="20"/>
+          <w:szCs w:val="20"/>
+        </w:rPr>
+        <w:t>Email enumeration possible via 409 on /auth/register (noted in security review as out of scope)</w:t>
+      </w:r>
+    </w:p>
+    <w:p>
+      <w:pPr>
+        <w:spacing w:after="100"/>
+      </w:pPr>
+    </w:p>
+    <w:p>
+      <w:pPr>
+        <w:spacing w:after="60"/>
+      </w:pPr>
+      <w:r>
+        <w:rPr>
+          <w:b/>
+          <w:bCs/>
+          <w:color w:val="2E5FA3"/>
+        </w:rPr>
+        <w:t>Free / Student Tools:</w:t>
+      </w:r>
+    </w:p>
+    <w:p>
+      <w:pPr>
+        <w:pStyle w:val="ListParagraph"/>
+        <w:numPr>
+          <w:ilvl w:val="0"/>
+          <w:numId w:val="2"/>
+        </w:numPr>
+        <w:spacing w:after="60"/>
+      </w:pPr>
+      <w:r>
+        <w:rPr>
+          <w:color w:val="111827"/>
+          <w:sz w:val="20"/>
+          <w:szCs w:val="20"/>
+        </w:rPr>
+        <w:t>Snyk (free for students) — Scan npm and pip for vulnerabilities. Free with GitHub Student Pack.</w:t>
+      </w:r>
+    </w:p>
+    <w:p>
+      <w:pPr>
+        <w:pStyle w:val="ListParagraph"/>
+        <w:numPr>
+          <w:ilvl w:val="0"/>
+          <w:numId w:val="2"/>
+        </w:numPr>
+        <w:spacing w:after="60"/>
+      </w:pPr>
+      <w:r>
+        <w:rPr>
+          <w:color w:val="111827"/>
+          <w:sz w:val="20"/>
+          <w:szCs w:val="20"/>
+        </w:rPr>
+        <w:t>Supabase (free tier) — If you ever want true database RLS, Supabase (PostgreSQL) has it built in and free.</w:t>
+      </w:r>
+    </w:p>
+    <w:p>
+      <w:pPr>
+        <w:spacing w:after="100"/>
+      </w:pPr>
+    </w:p>
+    <w:p>
+      <w:pPr>
+        <w:spacing w:after="60"/>
+      </w:pPr>
+      <w:r>
+        <w:rPr>
+          <w:b/>
+          <w:bCs/>
+          <w:color w:val="1F3864"/>
+        </w:rPr>
+        <w:t>Mobile Note:</w:t>
+      </w:r>
+    </w:p>
+    <w:p>
+      <w:pPr>
+        <w:pStyle w:val="ListParagraph"/>
+        <w:numPr>
+          <w:ilvl w:val="0"/>
+          <w:numId w:val="2"/>
+        </w:numPr>
+        <w:spacing w:after="60"/>
+      </w:pPr>
+      <w:r>
+        <w:rPr>
+          <w:color w:val="111827"/>
+          <w:sz w:val="20"/>
+          <w:szCs w:val="20"/>
+        </w:rPr>
+        <w:t>For mobile: use secure storage (Keychain/Keystore) for JWT instead of AsyncStorage. Expo SecureStore is free.</w:t>
+      </w:r>
+    </w:p>
+    <w:p>
+      <w:pPr>
+        <w:spacing w:after="280"/>
+      </w:pPr>
+    </w:p>
+    <w:p>
+      <w:pPr>
+        <w:pBdr>
+          <w:bottom w:val="single" w:sz="4" w:space="1" w:color="2E5FA3"/>
+        </w:pBdr>
+        <w:spacing w:before="320" w:after="100"/>
+      </w:pPr>
+      <w:r>
+        <w:rPr>
+          <w:b/>
+          <w:bCs/>
+          <w:color w:val="1F3864"/>
+          <w:sz w:val="28"/>
+          <w:szCs w:val="28"/>
+        </w:rPr>
+        <w:lastRenderedPageBreak/>
+        <w:t xml:space="preserve">Layer 9: Rate Limiting  </w:t>
+      </w:r>
+      <w:r>
+        <w:rPr>
+          <w:b/>
+          <w:bCs/>
+          <w:color w:val="1E7A45"/>
+          <w:shd w:val="clear" w:color="auto" w:fill="D6F0E2"/>
+        </w:rPr>
+        <w:t xml:space="preserve">  COMPLETE  </w:t>
+      </w:r>
+    </w:p>
+    <w:p>
+      <w:pPr>
+        <w:spacing w:after="160"/>
+      </w:pPr>
+      <w:r>
+        <w:rPr>
+          <w:i/>
+          <w:iCs/>
+          <w:color w:val="6B7280"/>
+        </w:rPr>
+        <w:t>slowapi per-IP rate limiting on all auth endpoints. Configurable via env vars. Redis-backed shared store supported for multi-worker (RATE_LIMIT_STORAGE_URI). Enabled in both staging and production.</w:t>
+      </w:r>
+    </w:p>
+    <w:p>
+      <w:pPr>
+        <w:spacing w:after="60"/>
+      </w:pPr>
+      <w:r>
+        <w:rPr>
+          <w:b/>
+          <w:bCs/>
+          <w:color w:val="1E7A45"/>
+        </w:rPr>
+        <w:t>What's Already Built:</w:t>
+      </w:r>
+    </w:p>
+    <w:p>
+      <w:pPr>
+        <w:pStyle w:val="ListParagraph"/>
+        <w:numPr>
+          <w:ilvl w:val="0"/>
+          <w:numId w:val="2"/>
+        </w:numPr>
+        <w:spacing w:after="60"/>
+      </w:pPr>
+      <w:r>
+        <w:rPr>
+          <w:color w:val="111827"/>
+          <w:sz w:val="20"/>
+          <w:szCs w:val="20"/>
+        </w:rPr>
+        <w:t>slowapi library with per-IP rate limiting</w:t>
+      </w:r>
+    </w:p>
+    <w:p>
+      <w:pPr>
+        <w:pStyle w:val="ListParagraph"/>
+        <w:numPr>
+          <w:ilvl w:val="0"/>
+          <w:numId w:val="2"/>
+        </w:numPr>
+        <w:spacing w:after="60"/>
+      </w:pPr>
+      <w:r>
+        <w:rPr>
+          <w:color w:val="111827"/>
+          <w:sz w:val="20"/>
+          <w:szCs w:val="20"/>
+        </w:rPr>
+        <w:t>Login: 5 requests/minute</w:t>
+      </w:r>
+    </w:p>
+    <w:p>
+      <w:pPr>
+        <w:pStyle w:val="ListParagraph"/>
+        <w:numPr>
+          <w:ilvl w:val="0"/>
+          <w:numId w:val="2"/>
+        </w:numPr>
+        <w:spacing w:after="60"/>
+      </w:pPr>
+      <w:r>
+        <w:rPr>
+          <w:color w:val="111827"/>
+          <w:sz w:val="20"/>
+          <w:szCs w:val="20"/>
+        </w:rPr>
+        <w:t>Register: 3 requests/hour</w:t>
+      </w:r>
+    </w:p>
+    <w:p>
+      <w:pPr>
+        <w:pStyle w:val="ListParagraph"/>
+        <w:numPr>
+          <w:ilvl w:val="0"/>
+          <w:numId w:val="2"/>
+        </w:numPr>
+        <w:spacing w:after="60"/>
+      </w:pPr>
+      <w:r>
+        <w:rPr>
+          <w:color w:val="111827"/>
+          <w:sz w:val="20"/>
+          <w:szCs w:val="20"/>
+        </w:rPr>
+        <w:t>Forgot password: 3 requests/hour</w:t>
+      </w:r>
+    </w:p>
+    <w:p>
+      <w:pPr>
+        <w:pStyle w:val="ListParagraph"/>
+        <w:numPr>
+          <w:ilvl w:val="0"/>
+          <w:numId w:val="2"/>
+        </w:numPr>
+        <w:spacing w:after="60"/>
+      </w:pPr>
+      <w:r>
+        <w:rPr>
+          <w:color w:val="111827"/>
+          <w:sz w:val="20"/>
+          <w:szCs w:val="20"/>
+        </w:rPr>
+        <w:t>Reminder test: 10 requests/hour</w:t>
+      </w:r>
+    </w:p>
+    <w:p>
+      <w:pPr>
+        <w:pStyle w:val="ListParagraph"/>
+        <w:numPr>
+          <w:ilvl w:val="0"/>
+          <w:numId w:val="2"/>
+        </w:numPr>
+        <w:spacing w:after="60"/>
+      </w:pPr>
+      <w:r>
+        <w:rPr>
+          <w:color w:val="111827"/>
+          <w:sz w:val="20"/>
+          <w:szCs w:val="20"/>
+        </w:rPr>
+        <w:t>RATE_LIMIT_ENABLED flag (true by default in staging and production)</w:t>
+      </w:r>
+    </w:p>
+    <w:p>
+      <w:pPr>
+        <w:pStyle w:val="ListParagraph"/>
+        <w:numPr>
+          <w:ilvl w:val="0"/>
+          <w:numId w:val="2"/>
+        </w:numPr>
+        <w:spacing w:after="60"/>
+      </w:pPr>
+      <w:r>
+        <w:rPr>
+          <w:color w:val="111827"/>
+          <w:sz w:val="20"/>
+          <w:szCs w:val="20"/>
+        </w:rPr>
+        <w:t>RATE_LIMIT_STORAGE_URI for Redis-backed shared limiter across workers</w:t>
+      </w:r>
+    </w:p>
+    <w:p>
+      <w:pPr>
+        <w:pStyle w:val="ListParagraph"/>
+        <w:numPr>
+          <w:ilvl w:val="0"/>
+          <w:numId w:val="2"/>
+        </w:numPr>
+        <w:spacing w:after="60"/>
+      </w:pPr>
+      <w:r>
+        <w:rPr>
+          <w:color w:val="111827"/>
+          <w:sz w:val="20"/>
+          <w:szCs w:val="20"/>
+        </w:rPr>
+        <w:t>Graceful fallback to no-op if slowapi not installed</w:t>
+      </w:r>
+    </w:p>
+    <w:p>
+      <w:pPr>
+        <w:pStyle w:val="ListParagraph"/>
+        <w:numPr>
+          <w:ilvl w:val="0"/>
+          <w:numId w:val="2"/>
+        </w:numPr>
+        <w:spacing w:after="60"/>
+      </w:pPr>
+      <w:r>
+        <w:rPr>
+          <w:color w:val="111827"/>
+          <w:sz w:val="20"/>
+          <w:szCs w:val="20"/>
+        </w:rPr>
+        <w:t>429 response with proper headers when limit exceeded</w:t>
+      </w:r>
+    </w:p>
+    <w:p>
+      <w:pPr>
+        <w:spacing w:after="100"/>
+      </w:pPr>
+    </w:p>
+    <w:p>
+      <w:pPr>
+        <w:spacing w:after="60"/>
+      </w:pPr>
+      <w:r>
+        <w:rPr>
+          <w:b/>
+          <w:bCs/>
+          <w:color w:val="991B1B"/>
+        </w:rPr>
+        <w:t>Gaps / Missing:</w:t>
+      </w:r>
+    </w:p>
+    <w:p>
+      <w:pPr>
+        <w:pStyle w:val="ListParagraph"/>
+        <w:numPr>
+          <w:ilvl w:val="0"/>
+          <w:numId w:val="2"/>
+        </w:numPr>
+        <w:spacing w:after="60"/>
+      </w:pPr>
+      <w:r>
+        <w:rPr>
+          <w:color w:val="111827"/>
+          <w:sz w:val="20"/>
+          <w:szCs w:val="20"/>
+        </w:rPr>
+        <w:t>No rate limiting on data-read endpoints (could be abused for bulk scraping)</w:t>
+      </w:r>
+    </w:p>
+    <w:p>
+      <w:pPr>
+        <w:pStyle w:val="ListParagraph"/>
+        <w:numPr>
+          <w:ilvl w:val="0"/>
+          <w:numId w:val="2"/>
+        </w:numPr>
+        <w:spacing w:after="60"/>
+      </w:pPr>
+      <w:r>
+        <w:rPr>
+          <w:color w:val="111827"/>
+          <w:sz w:val="20"/>
+          <w:szCs w:val="20"/>
+        </w:rPr>
+        <w:t>In-memory store (current) — limits reset on restart; fine for 1 worker</w:t>
+      </w:r>
+    </w:p>
+    <w:p>
+      <w:pPr>
+        <w:pStyle w:val="ListParagraph"/>
+        <w:numPr>
+          <w:ilvl w:val="0"/>
+          <w:numId w:val="2"/>
+        </w:numPr>
+        <w:spacing w:after="60"/>
+      </w:pPr>
+      <w:r>
+        <w:rPr>
+          <w:color w:val="111827"/>
+          <w:sz w:val="20"/>
+          <w:szCs w:val="20"/>
+        </w:rPr>
+        <w:t>No rate limiting on the CSV export endpoint (bulk data exposure)</w:t>
+      </w:r>
+    </w:p>
+    <w:p>
+      <w:pPr>
+        <w:spacing w:after="100"/>
+      </w:pPr>
+    </w:p>
+    <w:p>
+      <w:pPr>
+        <w:spacing w:after="60"/>
+      </w:pPr>
+      <w:r>
+        <w:rPr>
+          <w:b/>
+          <w:bCs/>
+          <w:color w:val="2E5FA3"/>
+        </w:rPr>
+        <w:t>Free / Student Tools:</w:t>
+      </w:r>
+    </w:p>
+    <w:p>
+      <w:pPr>
+        <w:pStyle w:val="ListParagraph"/>
+        <w:numPr>
+          <w:ilvl w:val="0"/>
+          <w:numId w:val="2"/>
+        </w:numPr>
+        <w:spacing w:after="60"/>
+      </w:pPr>
+      <w:r>
+        <w:rPr>
+          <w:color w:val="111827"/>
+          <w:sz w:val="20"/>
+          <w:szCs w:val="20"/>
+        </w:rPr>
+        <w:t>Upstash Redis (free) — Wire RATE_LIMIT_STORAGE_URI to Upstash for persistent shared limits across restarts.</w:t>
+      </w:r>
+    </w:p>
+    <w:p>
+      <w:pPr>
+        <w:spacing w:after="100"/>
+      </w:pPr>
+    </w:p>
+    <w:p>
+      <w:pPr>
+        <w:spacing w:after="60"/>
+      </w:pPr>
+      <w:r>
+        <w:rPr>
+          <w:b/>
+          <w:bCs/>
+          <w:color w:val="1F3864"/>
+        </w:rPr>
+        <w:t>Mobile Note:</w:t>
+      </w:r>
+    </w:p>
+    <w:p>
+      <w:pPr>
+        <w:pStyle w:val="ListParagraph"/>
+        <w:numPr>
+          <w:ilvl w:val="0"/>
+          <w:numId w:val="2"/>
+        </w:numPr>
+        <w:spacing w:after="60"/>
+      </w:pPr>
+      <w:r>
+        <w:rPr>
+          <w:color w:val="111827"/>
+          <w:sz w:val="20"/>
+          <w:szCs w:val="20"/>
+        </w:rPr>
+        <w:t>Rate limits apply to all clients including mobile apps. No changes needed.</w:t>
+      </w:r>
+    </w:p>
+    <w:p>
+      <w:pPr>
+        <w:spacing w:after="280"/>
+      </w:pPr>
+    </w:p>
+    <w:p>
+      <w:pPr>
+        <w:pBdr>
+          <w:bottom w:val="single" w:sz="4" w:space="1" w:color="2E5FA3"/>
+        </w:pBdr>
+        <w:spacing w:before="320" w:after="100"/>
+        <w:rPr>
+          <w:b/>
+          <w:bCs/>
+          <w:color w:val="1F3864"/>
+          <w:sz w:val="28"/>
+          <w:szCs w:val="28"/>
+        </w:rPr>
+      </w:pPr>
+    </w:p>
+    <w:p>
+      <w:pPr>
+        <w:pBdr>
+          <w:bottom w:val="single" w:sz="4" w:space="1" w:color="2E5FA3"/>
+        </w:pBdr>
+        <w:spacing w:before="320" w:after="100"/>
+        <w:rPr>
+          <w:b/>
+          <w:bCs/>
+          <w:color w:val="1F3864"/>
+          <w:sz w:val="28"/>
+          <w:szCs w:val="28"/>
+        </w:rPr>
+      </w:pPr>
+    </w:p>
+    <w:p>
+      <w:pPr>
+        <w:pBdr>
+          <w:bottom w:val="single" w:sz="4" w:space="1" w:color="2E5FA3"/>
+        </w:pBdr>
+        <w:spacing w:before="320" w:after="100"/>
+        <w:rPr>
+          <w:b/>
+          <w:bCs/>
+          <w:color w:val="1F3864"/>
+          <w:sz w:val="28"/>
+          <w:szCs w:val="28"/>
+        </w:rPr>
+      </w:pPr>
+    </w:p>
+    <w:p>
+      <w:pPr>
+        <w:pBdr>
+          <w:bottom w:val="single" w:sz="4" w:space="1" w:color="2E5FA3"/>
+        </w:pBdr>
+        <w:spacing w:before="320" w:after="100"/>
+      </w:pPr>
+      <w:r>
+        <w:rPr>
+          <w:b/>
+          <w:bCs/>
+          <w:color w:val="1F3864"/>
+          <w:sz w:val="28"/>
+          <w:szCs w:val="28"/>
+        </w:rPr>
+        <w:lastRenderedPageBreak/>
+        <w:t xml:space="preserve">Layer 10: Caching &amp; CDN  </w:t>
+      </w:r>
+      <w:r>
+        <w:rPr>
+          <w:b/>
+          <w:bCs/>
+          <w:color w:val="B45309"/>
+          <w:shd w:val="clear" w:color="auto" w:fill="FEF3C7"/>
+        </w:rPr>
+        <w:t xml:space="preserve">  PARTIAL  </w:t>
+      </w:r>
+    </w:p>
+    <w:p>
+      <w:pPr>
+        <w:spacing w:after="160"/>
+      </w:pPr>
+      <w:r>
+        <w:rPr>
+          <w:i/>
+          <w:iCs/>
+          <w:color w:val="6B7280"/>
+        </w:rPr>
+        <w:t>Vercel CDN caches all frontend static assets (JS, CSS, images) with 1-year immutable headers. No API response caching. No Redis query cache. APScheduler reminder results are not cached.</w:t>
+      </w:r>
+    </w:p>
+    <w:p>
+      <w:pPr>
+        <w:spacing w:after="60"/>
+      </w:pPr>
+      <w:r>
+        <w:rPr>
+          <w:b/>
+          <w:bCs/>
+          <w:color w:val="1E7A45"/>
+        </w:rPr>
+        <w:t>What's Already Built:</w:t>
+      </w:r>
+    </w:p>
+    <w:p>
+      <w:pPr>
+        <w:pStyle w:val="ListParagraph"/>
+        <w:numPr>
+          <w:ilvl w:val="0"/>
+          <w:numId w:val="2"/>
+        </w:numPr>
+        <w:spacing w:after="60"/>
+      </w:pPr>
+      <w:r>
+        <w:rPr>
+          <w:color w:val="111827"/>
+          <w:sz w:val="20"/>
+          <w:szCs w:val="20"/>
+        </w:rPr>
+        <w:t>Vercel global CDN for all frontend static assets</w:t>
+      </w:r>
+    </w:p>
+    <w:p>
+      <w:pPr>
+        <w:pStyle w:val="ListParagraph"/>
+        <w:numPr>
+          <w:ilvl w:val="0"/>
+          <w:numId w:val="2"/>
+        </w:numPr>
+        <w:spacing w:after="60"/>
+      </w:pPr>
+      <w:r>
+        <w:rPr>
+          <w:color w:val="111827"/>
+          <w:sz w:val="20"/>
+          <w:szCs w:val="20"/>
+        </w:rPr>
+        <w:t>Cache-Control: public, max-age=31536000, immutable on /static/* via vercel.json</w:t>
+      </w:r>
+    </w:p>
+    <w:p>
+      <w:pPr>
+        <w:pStyle w:val="ListParagraph"/>
+        <w:numPr>
+          <w:ilvl w:val="0"/>
+          <w:numId w:val="2"/>
+        </w:numPr>
+        <w:spacing w:after="60"/>
+      </w:pPr>
+      <w:r>
+        <w:rPr>
+          <w:color w:val="111827"/>
+          <w:sz w:val="20"/>
+          <w:szCs w:val="20"/>
+        </w:rPr>
+        <w:t>SPA rewrite configured — single HTML entry, assets CDN-cached</w:t>
+      </w:r>
+    </w:p>
+    <w:p>
+      <w:pPr>
+        <w:pStyle w:val="ListParagraph"/>
+        <w:numPr>
+          <w:ilvl w:val="0"/>
+          <w:numId w:val="2"/>
+        </w:numPr>
+        <w:spacing w:after="60"/>
+      </w:pPr>
+      <w:r>
+        <w:rPr>
+          <w:color w:val="111827"/>
+          <w:sz w:val="20"/>
+          <w:szCs w:val="20"/>
+        </w:rPr>
+        <w:t>Browser-level caching via React build content hashing</w:t>
+      </w:r>
+    </w:p>
+    <w:p>
+      <w:pPr>
+        <w:spacing w:after="100"/>
+      </w:pPr>
+    </w:p>
+    <w:p>
+      <w:pPr>
+        <w:spacing w:after="60"/>
+      </w:pPr>
+      <w:r>
+        <w:rPr>
+          <w:b/>
+          <w:bCs/>
+          <w:color w:val="991B1B"/>
+        </w:rPr>
+        <w:t>Gaps / Missing:</w:t>
+      </w:r>
+    </w:p>
+    <w:p>
+      <w:pPr>
+        <w:pStyle w:val="ListParagraph"/>
+        <w:numPr>
+          <w:ilvl w:val="0"/>
+          <w:numId w:val="2"/>
+        </w:numPr>
+        <w:spacing w:after="60"/>
+      </w:pPr>
+      <w:r>
+        <w:rPr>
+          <w:color w:val="111827"/>
+          <w:sz w:val="20"/>
+          <w:szCs w:val="20"/>
+        </w:rPr>
+        <w:t>No API response caching — every dashboard load hits MongoDB fresh</w:t>
+      </w:r>
+    </w:p>
+    <w:p>
+      <w:pPr>
+        <w:pStyle w:val="ListParagraph"/>
+        <w:numPr>
+          <w:ilvl w:val="0"/>
+          <w:numId w:val="2"/>
+        </w:numPr>
+        <w:spacing w:after="60"/>
+      </w:pPr>
+      <w:r>
+        <w:rPr>
+          <w:color w:val="111827"/>
+          <w:sz w:val="20"/>
+          <w:szCs w:val="20"/>
+        </w:rPr>
+        <w:t>No Redis or in-memory query cache for expensive aggregations</w:t>
+      </w:r>
+    </w:p>
+    <w:p>
+      <w:pPr>
+        <w:pStyle w:val="ListParagraph"/>
+        <w:numPr>
+          <w:ilvl w:val="0"/>
+          <w:numId w:val="2"/>
+        </w:numPr>
+        <w:spacing w:after="60"/>
+      </w:pPr>
+      <w:r>
+        <w:rPr>
+          <w:color w:val="111827"/>
+          <w:sz w:val="20"/>
+          <w:szCs w:val="20"/>
+        </w:rPr>
+        <w:t>No CDN in front of the Render API — all API traffic hits the single instance</w:t>
+      </w:r>
+    </w:p>
+    <w:p>
+      <w:pPr>
+        <w:pStyle w:val="ListParagraph"/>
+        <w:numPr>
+          <w:ilvl w:val="0"/>
+          <w:numId w:val="2"/>
+        </w:numPr>
+        <w:spacing w:after="60"/>
+      </w:pPr>
+      <w:r>
+        <w:rPr>
+          <w:color w:val="111827"/>
+          <w:sz w:val="20"/>
+          <w:szCs w:val="20"/>
+        </w:rPr>
+        <w:t>No HTTP Cache-Control headers on API endpoints</w:t>
+      </w:r>
+    </w:p>
+    <w:p>
+      <w:pPr>
+        <w:spacing w:after="100"/>
+      </w:pPr>
+    </w:p>
+    <w:p>
+      <w:pPr>
+        <w:spacing w:after="60"/>
+      </w:pPr>
+      <w:r>
+        <w:rPr>
+          <w:b/>
+          <w:bCs/>
+          <w:color w:val="2E5FA3"/>
+        </w:rPr>
+        <w:t>Free / Student Tools:</w:t>
+      </w:r>
+    </w:p>
+    <w:p>
+      <w:pPr>
+        <w:pStyle w:val="ListParagraph"/>
+        <w:numPr>
+          <w:ilvl w:val="0"/>
+          <w:numId w:val="2"/>
+        </w:numPr>
+        <w:spacing w:after="60"/>
+      </w:pPr>
+      <w:r>
+        <w:rPr>
+          <w:color w:val="111827"/>
+          <w:sz w:val="20"/>
+          <w:szCs w:val="20"/>
+        </w:rPr>
+        <w:t>Cloudflare (free) — Point your domain at Cloudflare. API responses can be cached at the edge with Cache Rules (free). Also provides DDoS protection.</w:t>
+      </w:r>
+    </w:p>
+    <w:p>
+      <w:pPr>
+        <w:pStyle w:val="ListParagraph"/>
+        <w:numPr>
+          <w:ilvl w:val="0"/>
+          <w:numId w:val="2"/>
+        </w:numPr>
+        <w:spacing w:after="60"/>
+      </w:pPr>
+      <w:r>
+        <w:rPr>
+          <w:color w:val="111827"/>
+          <w:sz w:val="20"/>
+          <w:szCs w:val="20"/>
+        </w:rPr>
+        <w:t>Upstash Redis (free tier) — Cache frequent MongoDB aggregation queries (e.g., dashboard summary) in Redis with a short TTL.</w:t>
+      </w:r>
+    </w:p>
+    <w:p>
+      <w:pPr>
+        <w:spacing w:after="100"/>
+      </w:pPr>
+    </w:p>
+    <w:p>
+      <w:pPr>
+        <w:spacing w:after="60"/>
+      </w:pPr>
+      <w:r>
+        <w:rPr>
+          <w:b/>
+          <w:bCs/>
+          <w:color w:val="1F3864"/>
+        </w:rPr>
+        <w:t>Mobile Note:</w:t>
+      </w:r>
+    </w:p>
+    <w:p>
+      <w:pPr>
+        <w:pStyle w:val="ListParagraph"/>
+        <w:numPr>
+          <w:ilvl w:val="0"/>
+          <w:numId w:val="2"/>
+        </w:numPr>
+        <w:spacing w:after="60"/>
+      </w:pPr>
+      <w:r>
+        <w:rPr>
+          <w:color w:val="111827"/>
+          <w:sz w:val="20"/>
+          <w:szCs w:val="20"/>
+        </w:rPr>
+        <w:t>Mobile apps benefit from CDN-cached API responses — implement Cloudflare caching before launching mobile.</w:t>
+      </w:r>
+    </w:p>
+    <w:p>
+      <w:pPr>
+        <w:spacing w:after="280"/>
+      </w:pPr>
+    </w:p>
+    <w:p>
+      <w:pPr>
+        <w:pBdr>
+          <w:bottom w:val="single" w:sz="4" w:space="1" w:color="2E5FA3"/>
+        </w:pBdr>
+        <w:spacing w:before="320" w:after="100"/>
+        <w:rPr>
+          <w:b/>
+          <w:bCs/>
+          <w:color w:val="1F3864"/>
+          <w:sz w:val="28"/>
+          <w:szCs w:val="28"/>
+        </w:rPr>
+      </w:pPr>
+    </w:p>
+    <w:p>
+      <w:pPr>
+        <w:pBdr>
+          <w:bottom w:val="single" w:sz="4" w:space="1" w:color="2E5FA3"/>
+        </w:pBdr>
+        <w:spacing w:before="320" w:after="100"/>
+        <w:rPr>
+          <w:b/>
+          <w:bCs/>
+          <w:color w:val="1F3864"/>
+          <w:sz w:val="28"/>
+          <w:szCs w:val="28"/>
+        </w:rPr>
+      </w:pPr>
+    </w:p>
+    <w:p>
+      <w:pPr>
+        <w:pBdr>
+          <w:bottom w:val="single" w:sz="4" w:space="1" w:color="2E5FA3"/>
+        </w:pBdr>
+        <w:spacing w:before="320" w:after="100"/>
+        <w:rPr>
+          <w:b/>
+          <w:bCs/>
+          <w:color w:val="1F3864"/>
+          <w:sz w:val="28"/>
+          <w:szCs w:val="28"/>
+        </w:rPr>
+      </w:pPr>
+    </w:p>
+    <w:p>
+      <w:pPr>
+        <w:pBdr>
+          <w:bottom w:val="single" w:sz="4" w:space="1" w:color="2E5FA3"/>
+        </w:pBdr>
+        <w:spacing w:before="320" w:after="100"/>
+        <w:rPr>
+          <w:b/>
+          <w:bCs/>
+          <w:color w:val="1F3864"/>
+          <w:sz w:val="28"/>
+          <w:szCs w:val="28"/>
+        </w:rPr>
+      </w:pPr>
+    </w:p>
+    <w:p>
+      <w:pPr>
+        <w:pBdr>
+          <w:bottom w:val="single" w:sz="4" w:space="1" w:color="2E5FA3"/>
+        </w:pBdr>
+        <w:spacing w:before="320" w:after="100"/>
+      </w:pPr>
+      <w:r>
+        <w:rPr>
+          <w:b/>
+          <w:bCs/>
+          <w:color w:val="1F3864"/>
+          <w:sz w:val="28"/>
+          <w:szCs w:val="28"/>
+        </w:rPr>
+        <w:lastRenderedPageBreak/>
+        <w:t xml:space="preserve">Layer 11: Load Balancing &amp; Scaling  </w:t>
+      </w:r>
+      <w:r>
+        <w:rPr>
+          <w:b/>
+          <w:bCs/>
+          <w:color w:val="991B1B"/>
+          <w:shd w:val="clear" w:color="auto" w:fill="FEE2E2"/>
+        </w:rPr>
+        <w:t xml:space="preserve">  MISSING  </w:t>
+      </w:r>
+    </w:p>
+    <w:p>
+      <w:pPr>
+        <w:spacing w:after="160"/>
+      </w:pPr>
+      <w:r>
+        <w:rPr>
+          <w:i/>
+          <w:iCs/>
+          <w:color w:val="6B7280"/>
+        </w:rPr>
+        <w:t>Single Render instance, single worker (WEB_CONCURRENCY=1). APScheduler in-process prevents horizontal scaling. No load balancer. No auto-scaling. Known limitation documented in README.</w:t>
+      </w:r>
+    </w:p>
+    <w:p>
+      <w:pPr>
+        <w:spacing w:after="60"/>
+      </w:pPr>
+      <w:r>
+        <w:rPr>
+          <w:b/>
+          <w:bCs/>
+          <w:color w:val="1E7A45"/>
+        </w:rPr>
+        <w:t>What's Already Built:</w:t>
+      </w:r>
+    </w:p>
+    <w:p>
+      <w:pPr>
+        <w:pStyle w:val="ListParagraph"/>
+        <w:numPr>
+          <w:ilvl w:val="0"/>
+          <w:numId w:val="2"/>
+        </w:numPr>
+        <w:spacing w:after="60"/>
+      </w:pPr>
+      <w:r>
+        <w:rPr>
+          <w:color w:val="111827"/>
+          <w:sz w:val="20"/>
+          <w:szCs w:val="20"/>
+        </w:rPr>
+        <w:t>Health check endpoints ready (/health/live, /health/ready) — load balancer-compatible</w:t>
+      </w:r>
+    </w:p>
+    <w:p>
+      <w:pPr>
+        <w:pStyle w:val="ListParagraph"/>
+        <w:numPr>
+          <w:ilvl w:val="0"/>
+          <w:numId w:val="2"/>
+        </w:numPr>
+        <w:spacing w:after="60"/>
+      </w:pPr>
+      <w:r>
+        <w:rPr>
+          <w:color w:val="111827"/>
+          <w:sz w:val="20"/>
+          <w:szCs w:val="20"/>
+        </w:rPr>
+        <w:t>Docker container architecture makes scaling theoretically possible</w:t>
+      </w:r>
+    </w:p>
+    <w:p>
+      <w:pPr>
+        <w:pStyle w:val="ListParagraph"/>
+        <w:numPr>
+          <w:ilvl w:val="0"/>
+          <w:numId w:val="2"/>
+        </w:numPr>
+        <w:spacing w:after="60"/>
+      </w:pPr>
+      <w:r>
+        <w:rPr>
+          <w:color w:val="111827"/>
+          <w:sz w:val="20"/>
+          <w:szCs w:val="20"/>
+        </w:rPr>
+        <w:t>WEB_CONCURRENCY documented as intentionally 1 (APScheduler conflict)</w:t>
+      </w:r>
+    </w:p>
+    <w:p>
+      <w:pPr>
+        <w:spacing w:after="100"/>
+      </w:pPr>
+    </w:p>
+    <w:p>
+      <w:pPr>
+        <w:spacing w:after="60"/>
+      </w:pPr>
+      <w:r>
+        <w:rPr>
+          <w:b/>
+          <w:bCs/>
+          <w:color w:val="991B1B"/>
+        </w:rPr>
+        <w:t>Gaps / Missing:</w:t>
+      </w:r>
+    </w:p>
+    <w:p>
+      <w:pPr>
+        <w:pStyle w:val="ListParagraph"/>
+        <w:numPr>
+          <w:ilvl w:val="0"/>
+          <w:numId w:val="2"/>
+        </w:numPr>
+        <w:spacing w:after="60"/>
+      </w:pPr>
+      <w:r>
+        <w:rPr>
+          <w:color w:val="111827"/>
+          <w:sz w:val="20"/>
+          <w:szCs w:val="20"/>
+        </w:rPr>
+        <w:t>No horizontal scaling — cannot run multiple backend instances without scheduler refactor</w:t>
+      </w:r>
+    </w:p>
+    <w:p>
+      <w:pPr>
+        <w:pStyle w:val="ListParagraph"/>
+        <w:numPr>
+          <w:ilvl w:val="0"/>
+          <w:numId w:val="2"/>
+        </w:numPr>
+        <w:spacing w:after="60"/>
+      </w:pPr>
+      <w:r>
+        <w:rPr>
+          <w:color w:val="111827"/>
+          <w:sz w:val="20"/>
+          <w:szCs w:val="20"/>
+        </w:rPr>
+        <w:t>No load balancer configured</w:t>
+      </w:r>
+    </w:p>
+    <w:p>
+      <w:pPr>
+        <w:pStyle w:val="ListParagraph"/>
+        <w:numPr>
+          <w:ilvl w:val="0"/>
+          <w:numId w:val="2"/>
+        </w:numPr>
+        <w:spacing w:after="60"/>
+      </w:pPr>
+      <w:r>
+        <w:rPr>
+          <w:color w:val="111827"/>
+          <w:sz w:val="20"/>
+          <w:szCs w:val="20"/>
+        </w:rPr>
+        <w:t>APScheduler must be moved to a separate worker/service before multi-instance deploy</w:t>
+      </w:r>
+    </w:p>
+    <w:p>
+      <w:pPr>
+        <w:pStyle w:val="ListParagraph"/>
+        <w:numPr>
+          <w:ilvl w:val="0"/>
+          <w:numId w:val="2"/>
+        </w:numPr>
+        <w:spacing w:after="60"/>
+      </w:pPr>
+      <w:r>
+        <w:rPr>
+          <w:color w:val="111827"/>
+          <w:sz w:val="20"/>
+          <w:szCs w:val="20"/>
+        </w:rPr>
+        <w:t>Render starter plan does not auto-scale</w:t>
+      </w:r>
+    </w:p>
+    <w:p>
+      <w:pPr>
+        <w:pStyle w:val="ListParagraph"/>
+        <w:numPr>
+          <w:ilvl w:val="0"/>
+          <w:numId w:val="2"/>
+        </w:numPr>
+        <w:spacing w:after="60"/>
+      </w:pPr>
+      <w:r>
+        <w:rPr>
+          <w:color w:val="111827"/>
+          <w:sz w:val="20"/>
+          <w:szCs w:val="20"/>
+        </w:rPr>
+        <w:t>No queue worker separation (reminders run in the web process)</w:t>
+      </w:r>
+    </w:p>
+    <w:p>
+      <w:pPr>
+        <w:spacing w:after="100"/>
+      </w:pPr>
+    </w:p>
+    <w:p>
+      <w:pPr>
+        <w:spacing w:after="60"/>
+      </w:pPr>
+      <w:r>
+        <w:rPr>
+          <w:b/>
+          <w:bCs/>
+          <w:color w:val="2E5FA3"/>
+        </w:rPr>
+        <w:t>Free / Student Tools:</w:t>
+      </w:r>
+    </w:p>
+    <w:p>
+      <w:pPr>
+        <w:pStyle w:val="ListParagraph"/>
+        <w:numPr>
+          <w:ilvl w:val="0"/>
+          <w:numId w:val="2"/>
+        </w:numPr>
+        <w:spacing w:after="60"/>
+      </w:pPr>
+      <w:r>
+        <w:rPr>
+          <w:color w:val="111827"/>
+          <w:sz w:val="20"/>
+          <w:szCs w:val="20"/>
+        </w:rPr>
+        <w:t>Render free blueprint — When ready to scale, Render supports multiple instances but costs more. Not needed until you have real traffic.</w:t>
+      </w:r>
+    </w:p>
+    <w:p>
+      <w:pPr>
+        <w:pStyle w:val="ListParagraph"/>
+        <w:numPr>
+          <w:ilvl w:val="0"/>
+          <w:numId w:val="2"/>
+        </w:numPr>
+        <w:spacing w:after="60"/>
+      </w:pPr>
+      <w:r>
+        <w:rPr>
+          <w:color w:val="111827"/>
+          <w:sz w:val="20"/>
+          <w:szCs w:val="20"/>
+        </w:rPr>
+        <w:t>Cloudflare (free) — Cloudflare as a reverse proxy provides basic load distribution and failover at no cost.</w:t>
+      </w:r>
+    </w:p>
+    <w:p>
+      <w:pPr>
+        <w:pStyle w:val="ListParagraph"/>
+        <w:numPr>
+          <w:ilvl w:val="0"/>
+          <w:numId w:val="2"/>
+        </w:numPr>
+        <w:spacing w:after="60"/>
+      </w:pPr>
+      <w:r>
+        <w:rPr>
+          <w:color w:val="111827"/>
+          <w:sz w:val="20"/>
+          <w:szCs w:val="20"/>
+        </w:rPr>
+        <w:t>APScheduler → separate Render worker — Render supports a 'worker' service type for free. Split the scheduler into its own process to unlock multi-instance backend.</w:t>
+      </w:r>
+    </w:p>
+    <w:p>
+      <w:pPr>
+        <w:spacing w:after="100"/>
+      </w:pPr>
+    </w:p>
+    <w:p>
+      <w:pPr>
+        <w:spacing w:after="60"/>
+      </w:pPr>
+      <w:r>
+        <w:rPr>
+          <w:b/>
+          <w:bCs/>
+          <w:color w:val="1F3864"/>
+        </w:rPr>
+        <w:t>Mobile Note:</w:t>
+      </w:r>
+    </w:p>
+    <w:p>
+      <w:pPr>
+        <w:pStyle w:val="ListParagraph"/>
+        <w:numPr>
+          <w:ilvl w:val="0"/>
+          <w:numId w:val="2"/>
+        </w:numPr>
+        <w:spacing w:after="60"/>
+      </w:pPr>
+      <w:r>
+        <w:rPr>
+          <w:color w:val="111827"/>
+          <w:sz w:val="20"/>
+          <w:szCs w:val="20"/>
+        </w:rPr>
+        <w:t>Mobile app traffic will add load. Resolve the single-worker constraint before mobile launch.</w:t>
+      </w:r>
+    </w:p>
+    <w:p>
+      <w:pPr>
+        <w:spacing w:after="280"/>
+      </w:pPr>
+    </w:p>
+    <w:p>
+      <w:pPr>
+        <w:pBdr>
+          <w:bottom w:val="single" w:sz="4" w:space="1" w:color="2E5FA3"/>
+        </w:pBdr>
+        <w:spacing w:before="320" w:after="100"/>
+        <w:rPr>
+          <w:b/>
+          <w:bCs/>
+          <w:color w:val="1F3864"/>
+          <w:sz w:val="28"/>
+          <w:szCs w:val="28"/>
+        </w:rPr>
+      </w:pPr>
+    </w:p>
+    <w:p>
+      <w:pPr>
+        <w:pBdr>
+          <w:bottom w:val="single" w:sz="4" w:space="1" w:color="2E5FA3"/>
+        </w:pBdr>
+        <w:spacing w:before="320" w:after="100"/>
+        <w:rPr>
+          <w:b/>
+          <w:bCs/>
+          <w:color w:val="1F3864"/>
+          <w:sz w:val="28"/>
+          <w:szCs w:val="28"/>
+        </w:rPr>
+      </w:pPr>
+    </w:p>
+    <w:p>
+      <w:pPr>
+        <w:pBdr>
+          <w:bottom w:val="single" w:sz="4" w:space="1" w:color="2E5FA3"/>
+        </w:pBdr>
+        <w:spacing w:before="320" w:after="100"/>
+        <w:rPr>
+          <w:b/>
+          <w:bCs/>
+          <w:color w:val="1F3864"/>
+          <w:sz w:val="28"/>
+          <w:szCs w:val="28"/>
+        </w:rPr>
+      </w:pPr>
+    </w:p>
+    <w:p>
+      <w:pPr>
+        <w:pBdr>
+          <w:bottom w:val="single" w:sz="4" w:space="1" w:color="2E5FA3"/>
+        </w:pBdr>
+        <w:spacing w:before="320" w:after="100"/>
+      </w:pPr>
+      <w:r>
+        <w:rPr>
+          <w:b/>
+          <w:bCs/>
+          <w:color w:val="1F3864"/>
+          <w:sz w:val="28"/>
+          <w:szCs w:val="28"/>
+        </w:rPr>
+        <w:lastRenderedPageBreak/>
+        <w:t xml:space="preserve">Layer 12: Error Tracking &amp; Logs  </w:t>
+      </w:r>
+      <w:r>
+        <w:rPr>
+          <w:b/>
+          <w:bCs/>
+          <w:color w:val="1E7A45"/>
+          <w:shd w:val="clear" w:color="auto" w:fill="D6F0E2"/>
+        </w:rPr>
+        <w:t xml:space="preserve">  COMPLETE  </w:t>
+      </w:r>
+    </w:p>
+    <w:p>
+      <w:pPr>
+        <w:spacing w:after="160"/>
+      </w:pPr>
+      <w:r>
+        <w:rPr>
+          <w:i/>
+          <w:iCs/>
+          <w:color w:val="6B7280"/>
+        </w:rPr>
+        <w:t>Sentry SDK on both frontend (@sentry/react) and backend (sentry-</w:t>
+      </w:r>
+      <w:proofErr w:type="spellStart"/>
+      <w:r>
+        <w:rPr>
+          <w:i/>
+          <w:iCs/>
+          <w:color w:val="6B7280"/>
+        </w:rPr>
+        <w:t>sdk</w:t>
+      </w:r>
+      <w:proofErr w:type="spellEnd"/>
+      <w:r>
+        <w:rPr>
+          <w:i/>
+          <w:iCs/>
+          <w:color w:val="6B7280"/>
+        </w:rPr>
+        <w:t>[</w:t>
+      </w:r>
+      <w:proofErr w:type="spellStart"/>
+      <w:r>
+        <w:rPr>
+          <w:i/>
+          <w:iCs/>
+          <w:color w:val="6B7280"/>
+        </w:rPr>
+        <w:t>fastapi</w:t>
+      </w:r>
+      <w:proofErr w:type="spellEnd"/>
+      <w:r>
+        <w:rPr>
+          <w:i/>
+          <w:iCs/>
+          <w:color w:val="6B7280"/>
+        </w:rPr>
+        <w:t>]). Configured via SENTRY_DSN env var — no-op in dev. Python logging throughout server.py. GitHub Actions logs CI.</w:t>
+      </w:r>
+    </w:p>
+    <w:p>
+      <w:pPr>
+        <w:spacing w:after="60"/>
+      </w:pPr>
+      <w:r>
+        <w:rPr>
+          <w:b/>
+          <w:bCs/>
+          <w:color w:val="1E7A45"/>
+        </w:rPr>
+        <w:t>What's Already Built:</w:t>
+      </w:r>
+    </w:p>
+    <w:p>
+      <w:pPr>
+        <w:pStyle w:val="ListParagraph"/>
+        <w:numPr>
+          <w:ilvl w:val="0"/>
+          <w:numId w:val="2"/>
+        </w:numPr>
+        <w:spacing w:after="60"/>
+      </w:pPr>
+      <w:r>
+        <w:rPr>
+          <w:color w:val="111827"/>
+          <w:sz w:val="20"/>
+          <w:szCs w:val="20"/>
+        </w:rPr>
+        <w:t>sentry-</w:t>
+      </w:r>
+      <w:proofErr w:type="spellStart"/>
+      <w:r>
+        <w:rPr>
+          <w:color w:val="111827"/>
+          <w:sz w:val="20"/>
+          <w:szCs w:val="20"/>
+        </w:rPr>
+        <w:t>sdk</w:t>
+      </w:r>
+      <w:proofErr w:type="spellEnd"/>
+      <w:r>
+        <w:rPr>
+          <w:color w:val="111827"/>
+          <w:sz w:val="20"/>
+          <w:szCs w:val="20"/>
+        </w:rPr>
+        <w:t>[</w:t>
+      </w:r>
+      <w:proofErr w:type="spellStart"/>
+      <w:r>
+        <w:rPr>
+          <w:color w:val="111827"/>
+          <w:sz w:val="20"/>
+          <w:szCs w:val="20"/>
+        </w:rPr>
+        <w:t>fastapi</w:t>
+      </w:r>
+      <w:proofErr w:type="spellEnd"/>
+      <w:r>
+        <w:rPr>
+          <w:color w:val="111827"/>
+          <w:sz w:val="20"/>
+          <w:szCs w:val="20"/>
+        </w:rPr>
+        <w:t>] on backend — traces, errors, performance monitoring</w:t>
+      </w:r>
+    </w:p>
+    <w:p>
+      <w:pPr>
+        <w:pStyle w:val="ListParagraph"/>
+        <w:numPr>
+          <w:ilvl w:val="0"/>
+          <w:numId w:val="2"/>
+        </w:numPr>
+        <w:spacing w:after="60"/>
+      </w:pPr>
+      <w:r>
+        <w:rPr>
+          <w:color w:val="111827"/>
+          <w:sz w:val="20"/>
+          <w:szCs w:val="20"/>
+        </w:rPr>
+        <w:t>@sentry/react on frontend — JS errors, React component errors</w:t>
+      </w:r>
+    </w:p>
+    <w:p>
+      <w:pPr>
+        <w:pStyle w:val="ListParagraph"/>
+        <w:numPr>
+          <w:ilvl w:val="0"/>
+          <w:numId w:val="2"/>
+        </w:numPr>
+        <w:spacing w:after="60"/>
+      </w:pPr>
+      <w:r>
+        <w:rPr>
+          <w:color w:val="111827"/>
+          <w:sz w:val="20"/>
+          <w:szCs w:val="20"/>
+        </w:rPr>
+        <w:t>Sentry initialized in index.js (initSentry()) and backend startup</w:t>
+      </w:r>
+    </w:p>
+    <w:p>
+      <w:pPr>
+        <w:pStyle w:val="ListParagraph"/>
+        <w:numPr>
+          <w:ilvl w:val="0"/>
+          <w:numId w:val="2"/>
+        </w:numPr>
+        <w:spacing w:after="60"/>
+      </w:pPr>
+      <w:r>
+        <w:rPr>
+          <w:color w:val="111827"/>
+          <w:sz w:val="20"/>
+          <w:szCs w:val="20"/>
+        </w:rPr>
+        <w:t>SENTRY_ENVIRONMENT set per deployment (staging / production)</w:t>
+      </w:r>
+    </w:p>
+    <w:p>
+      <w:pPr>
+        <w:pStyle w:val="ListParagraph"/>
+        <w:numPr>
+          <w:ilvl w:val="0"/>
+          <w:numId w:val="2"/>
+        </w:numPr>
+        <w:spacing w:after="60"/>
+      </w:pPr>
+      <w:r>
+        <w:rPr>
+          <w:color w:val="111827"/>
+          <w:sz w:val="20"/>
+          <w:szCs w:val="20"/>
+        </w:rPr>
+        <w:t>SENTRY_TRACES_SAMPLE_RATE configurable via env var</w:t>
+      </w:r>
+    </w:p>
+    <w:p>
+      <w:pPr>
+        <w:pStyle w:val="ListParagraph"/>
+        <w:numPr>
+          <w:ilvl w:val="0"/>
+          <w:numId w:val="2"/>
+        </w:numPr>
+        <w:spacing w:after="60"/>
+      </w:pPr>
+      <w:r>
+        <w:rPr>
+          <w:color w:val="111827"/>
+          <w:sz w:val="20"/>
+          <w:szCs w:val="20"/>
+        </w:rPr>
+        <w:t>Python logging module used throughout server.py</w:t>
+      </w:r>
+    </w:p>
+    <w:p>
+      <w:pPr>
+        <w:pStyle w:val="ListParagraph"/>
+        <w:numPr>
+          <w:ilvl w:val="0"/>
+          <w:numId w:val="2"/>
+        </w:numPr>
+        <w:spacing w:after="60"/>
+      </w:pPr>
+      <w:r>
+        <w:rPr>
+          <w:color w:val="111827"/>
+          <w:sz w:val="20"/>
+          <w:szCs w:val="20"/>
+        </w:rPr>
+        <w:t>GitHub Actions captures and stores CI run logs</w:t>
+      </w:r>
+    </w:p>
+    <w:p>
+      <w:pPr>
+        <w:pStyle w:val="ListParagraph"/>
+        <w:numPr>
+          <w:ilvl w:val="0"/>
+          <w:numId w:val="2"/>
+        </w:numPr>
+        <w:spacing w:after="60"/>
+      </w:pPr>
+      <w:r>
+        <w:rPr>
+          <w:color w:val="111827"/>
+          <w:sz w:val="20"/>
+          <w:szCs w:val="20"/>
+        </w:rPr>
+        <w:t>SENTRY_DSN is no-op when blank — safe for local development</w:t>
+      </w:r>
+    </w:p>
+    <w:p>
+      <w:pPr>
+        <w:spacing w:after="100"/>
+      </w:pPr>
+    </w:p>
+    <w:p>
+      <w:pPr>
+        <w:spacing w:after="60"/>
+      </w:pPr>
+      <w:r>
+        <w:rPr>
+          <w:b/>
+          <w:bCs/>
+          <w:color w:val="991B1B"/>
+        </w:rPr>
+        <w:t>Gaps / Missing:</w:t>
+      </w:r>
+    </w:p>
+    <w:p>
+      <w:pPr>
+        <w:pStyle w:val="ListParagraph"/>
+        <w:numPr>
+          <w:ilvl w:val="0"/>
+          <w:numId w:val="2"/>
+        </w:numPr>
+        <w:spacing w:after="60"/>
+      </w:pPr>
+      <w:r>
+        <w:rPr>
+          <w:color w:val="111827"/>
+          <w:sz w:val="20"/>
+          <w:szCs w:val="20"/>
+        </w:rPr>
+        <w:t>Sentry DSN not yet configured (sync: false in render.yaml — needs to be set in dashboard)</w:t>
+      </w:r>
+    </w:p>
+    <w:p>
+      <w:pPr>
+        <w:pStyle w:val="ListParagraph"/>
+        <w:numPr>
+          <w:ilvl w:val="0"/>
+          <w:numId w:val="2"/>
+        </w:numPr>
+        <w:spacing w:after="60"/>
+      </w:pPr>
+      <w:r>
+        <w:rPr>
+          <w:color w:val="111827"/>
+          <w:sz w:val="20"/>
+          <w:szCs w:val="20"/>
+        </w:rPr>
+        <w:t>No structured log aggregation (e.g., Papertrail, Logtail) beyond Sentry</w:t>
+      </w:r>
+    </w:p>
+    <w:p>
+      <w:pPr>
+        <w:pStyle w:val="ListParagraph"/>
+        <w:numPr>
+          <w:ilvl w:val="0"/>
+          <w:numId w:val="2"/>
+        </w:numPr>
+        <w:spacing w:after="60"/>
+      </w:pPr>
+      <w:r>
+        <w:rPr>
+          <w:color w:val="111827"/>
+          <w:sz w:val="20"/>
+          <w:szCs w:val="20"/>
+        </w:rPr>
+        <w:t>No alerting rules configured in Sentry (notify on spike, new issue, etc.)</w:t>
+      </w:r>
+    </w:p>
+    <w:p>
+      <w:pPr>
+        <w:pStyle w:val="ListParagraph"/>
+        <w:numPr>
+          <w:ilvl w:val="0"/>
+          <w:numId w:val="2"/>
+        </w:numPr>
+        <w:spacing w:after="60"/>
+      </w:pPr>
+      <w:r>
+        <w:rPr>
+          <w:color w:val="111827"/>
+          <w:sz w:val="20"/>
+          <w:szCs w:val="20"/>
+        </w:rPr>
+        <w:t>No uptime monitoring / external health ping service</w:t>
+      </w:r>
+    </w:p>
+    <w:p>
+      <w:pPr>
+        <w:spacing w:after="100"/>
+      </w:pPr>
+    </w:p>
+    <w:p>
+      <w:pPr>
+        <w:spacing w:after="60"/>
+      </w:pPr>
+      <w:r>
+        <w:rPr>
+          <w:b/>
+          <w:bCs/>
+          <w:color w:val="2E5FA3"/>
+        </w:rPr>
+        <w:t>Free / Student Tools:</w:t>
+      </w:r>
+    </w:p>
+    <w:p>
+      <w:pPr>
+        <w:pStyle w:val="ListParagraph"/>
+        <w:numPr>
+          <w:ilvl w:val="0"/>
+          <w:numId w:val="2"/>
+        </w:numPr>
+        <w:spacing w:after="60"/>
+      </w:pPr>
+      <w:r>
+        <w:rPr>
+          <w:color w:val="111827"/>
+          <w:sz w:val="20"/>
+          <w:szCs w:val="20"/>
+        </w:rPr>
+        <w:t>Sentry free tier — 5,000 errors/month free. Create a project at sentry.io and paste the DSN into Render dashboard.</w:t>
+      </w:r>
+    </w:p>
+    <w:p>
+      <w:pPr>
+        <w:pStyle w:val="ListParagraph"/>
+        <w:numPr>
+          <w:ilvl w:val="0"/>
+          <w:numId w:val="2"/>
+        </w:numPr>
+        <w:spacing w:after="60"/>
+      </w:pPr>
+      <w:r>
+        <w:rPr>
+          <w:color w:val="111827"/>
+          <w:sz w:val="20"/>
+          <w:szCs w:val="20"/>
+        </w:rPr>
+        <w:t>BetterStack (free tier) — Free uptime monitoring with 3-minute check interval. Alerts you when /health/ready goes down.</w:t>
+      </w:r>
+    </w:p>
+    <w:p>
+      <w:pPr>
+        <w:pStyle w:val="ListParagraph"/>
+        <w:numPr>
+          <w:ilvl w:val="0"/>
+          <w:numId w:val="2"/>
+        </w:numPr>
+        <w:spacing w:after="60"/>
+      </w:pPr>
+      <w:r>
+        <w:rPr>
+          <w:color w:val="111827"/>
+          <w:sz w:val="20"/>
+          <w:szCs w:val="20"/>
+        </w:rPr>
+        <w:t>Logtail / BetterStack Logs (free) — Ship Render logs to Logtail for searchable structured logs. Free tier available.</w:t>
+      </w:r>
+    </w:p>
+    <w:p>
+      <w:pPr>
+        <w:spacing w:after="100"/>
+      </w:pPr>
+    </w:p>
+    <w:p>
+      <w:pPr>
+        <w:spacing w:after="60"/>
+      </w:pPr>
+      <w:r>
+        <w:rPr>
+          <w:b/>
+          <w:bCs/>
+          <w:color w:val="1F3864"/>
+        </w:rPr>
+        <w:t>Mobile Note:</w:t>
+      </w:r>
+    </w:p>
+    <w:p>
+      <w:pPr>
+        <w:pStyle w:val="ListParagraph"/>
+        <w:numPr>
+          <w:ilvl w:val="0"/>
+          <w:numId w:val="2"/>
+        </w:numPr>
+        <w:spacing w:after="60"/>
+      </w:pPr>
+      <w:r>
+        <w:rPr>
+          <w:color w:val="111827"/>
+          <w:sz w:val="20"/>
+          <w:szCs w:val="20"/>
+        </w:rPr>
+        <w:t>Add Sentry React Native SDK to the mobile app — same free Sentry project, separate platform.</w:t>
+      </w:r>
+    </w:p>
+    <w:p>
+      <w:pPr>
+        <w:spacing w:after="280"/>
+      </w:pPr>
+    </w:p>
+    <w:p>
+      <w:pPr>
+        <w:pBdr>
+          <w:bottom w:val="single" w:sz="4" w:space="1" w:color="2E5FA3"/>
+        </w:pBdr>
+        <w:spacing w:before="320" w:after="100"/>
+        <w:rPr>
+          <w:b/>
+          <w:bCs/>
+          <w:color w:val="1F3864"/>
+          <w:sz w:val="28"/>
+          <w:szCs w:val="28"/>
+        </w:rPr>
+      </w:pPr>
+    </w:p>
+    <w:p>
+      <w:pPr>
+        <w:pBdr>
+          <w:bottom w:val="single" w:sz="4" w:space="1" w:color="2E5FA3"/>
+        </w:pBdr>
+        <w:spacing w:before="320" w:after="100"/>
+        <w:rPr>
+          <w:b/>
+          <w:bCs/>
+          <w:color w:val="1F3864"/>
+          <w:sz w:val="28"/>
+          <w:szCs w:val="28"/>
+        </w:rPr>
+      </w:pPr>
+    </w:p>
+    <w:p>
+      <w:pPr>
+        <w:pBdr>
+          <w:bottom w:val="single" w:sz="4" w:space="1" w:color="2E5FA3"/>
+        </w:pBdr>
+        <w:spacing w:before="320" w:after="100"/>
+      </w:pPr>
+      <w:r>
+        <w:rPr>
+          <w:b/>
+          <w:bCs/>
+          <w:color w:val="1F3864"/>
+          <w:sz w:val="28"/>
+          <w:szCs w:val="28"/>
+        </w:rPr>
+        <w:lastRenderedPageBreak/>
+        <w:t xml:space="preserve">Layer 13: Availability &amp; Recovery  </w:t>
+      </w:r>
+      <w:r>
+        <w:rPr>
+          <w:b/>
+          <w:bCs/>
+          <w:color w:val="B45309"/>
+          <w:shd w:val="clear" w:color="auto" w:fill="FEF3C7"/>
+        </w:rPr>
+        <w:t xml:space="preserve">  PARTIAL  </w:t>
+      </w:r>
+    </w:p>
+    <w:p>
+      <w:pPr>
+        <w:spacing w:after="160"/>
+      </w:pPr>
+      <w:r>
+        <w:rPr>
+          <w:i/>
+          <w:iCs/>
+          <w:color w:val="6B7280"/>
+        </w:rPr>
         <w:t>Health check endpoints present. autoDeploy ensures fast redeploy on push. No automated backups (Atlas M0). No disaster recovery runbook. No uptime SLA. Single point of failure on backend.</w:t>
       </w:r>
     </w:p>
@@ -9068,7 +9354,7 @@
     </w:p>
     <w:tbl>
       <w:tblPr>
-        <w:tblW w:w="9360" w:type="dxa"/>
+        <w:tblW w:w="13679" w:type="dxa"/>
         <w:tblBorders>
           <w:top w:val="single" w:sz="4" w:space="0" w:color="auto"/>
           <w:left w:val="single" w:sz="4" w:space="0" w:color="auto"/>
@@ -9084,23 +9370,17 @@
         <w:tblLook w:val="0000" w:firstRow="0" w:lastRow="0" w:firstColumn="0" w:lastColumn="0" w:noHBand="0" w:noVBand="0"/>
       </w:tblPr>
       <w:tblGrid>
-        <w:gridCol w:w="1600"/>
-        <w:gridCol w:w="2000"/>
-        <w:gridCol w:w="5760"/>
+        <w:gridCol w:w="2519"/>
+        <w:gridCol w:w="2160"/>
+        <w:gridCol w:w="9000"/>
       </w:tblGrid>
       <w:tr>
-        <w:tblPrEx>
-          <w:tblCellMar>
-            <w:top w:w="0" w:type="dxa"/>
-            <w:bottom w:w="0" w:type="dxa"/>
-          </w:tblCellMar>
-        </w:tblPrEx>
         <w:trPr>
           <w:tblHeader/>
         </w:trPr>
         <w:tc>
           <w:tcPr>
-            <w:tcW w:w="1600" w:type="dxa"/>
+            <w:tcW w:w="2519" w:type="dxa"/>
             <w:tcBorders>
               <w:top w:val="single" w:sz="1" w:space="0" w:color="1F3864"/>
               <w:left w:val="single" w:sz="1" w:space="0" w:color="1F3864"/>
@@ -9134,7 +9414,7 @@
         </w:tc>
         <w:tc>
           <w:tcPr>
-            <w:tcW w:w="2000" w:type="dxa"/>
+            <w:tcW w:w="2160" w:type="dxa"/>
             <w:tcBorders>
               <w:top w:val="single" w:sz="1" w:space="0" w:color="1F3864"/>
               <w:left w:val="single" w:sz="1" w:space="0" w:color="1F3864"/>
@@ -9168,7 +9448,7 @@
         </w:tc>
         <w:tc>
           <w:tcPr>
-            <w:tcW w:w="5760" w:type="dxa"/>
+            <w:tcW w:w="9000" w:type="dxa"/>
             <w:tcBorders>
               <w:top w:val="single" w:sz="1" w:space="0" w:color="1F3864"/>
               <w:left w:val="single" w:sz="1" w:space="0" w:color="1F3864"/>
@@ -9202,15 +9482,9 @@
         </w:tc>
       </w:tr>
       <w:tr>
-        <w:tblPrEx>
-          <w:tblCellMar>
-            <w:top w:w="0" w:type="dxa"/>
-            <w:bottom w:w="0" w:type="dxa"/>
-          </w:tblCellMar>
-        </w:tblPrEx>
-        <w:tc>
-          <w:tcPr>
-            <w:tcW w:w="1600" w:type="dxa"/>
+        <w:tc>
+          <w:tcPr>
+            <w:tcW w:w="2519" w:type="dxa"/>
             <w:tcBorders>
               <w:top w:val="single" w:sz="1" w:space="0" w:color="DDDDDD"/>
               <w:left w:val="single" w:sz="1" w:space="0" w:color="DDDDDD"/>
@@ -9241,7 +9515,7 @@
         </w:tc>
         <w:tc>
           <w:tcPr>
-            <w:tcW w:w="2000" w:type="dxa"/>
+            <w:tcW w:w="2160" w:type="dxa"/>
             <w:tcBorders>
               <w:top w:val="single" w:sz="1" w:space="0" w:color="DDDDDD"/>
               <w:left w:val="single" w:sz="1" w:space="0" w:color="DDDDDD"/>
@@ -9272,7 +9546,7 @@
         </w:tc>
         <w:tc>
           <w:tcPr>
-            <w:tcW w:w="5760" w:type="dxa"/>
+            <w:tcW w:w="9000" w:type="dxa"/>
             <w:tcBorders>
               <w:top w:val="single" w:sz="1" w:space="0" w:color="DDDDDD"/>
               <w:left w:val="single" w:sz="1" w:space="0" w:color="DDDDDD"/>
@@ -9301,15 +9575,9 @@
         </w:tc>
       </w:tr>
       <w:tr>
-        <w:tblPrEx>
-          <w:tblCellMar>
-            <w:top w:w="0" w:type="dxa"/>
-            <w:bottom w:w="0" w:type="dxa"/>
-          </w:tblCellMar>
-        </w:tblPrEx>
-        <w:tc>
-          <w:tcPr>
-            <w:tcW w:w="1600" w:type="dxa"/>
+        <w:tc>
+          <w:tcPr>
+            <w:tcW w:w="2519" w:type="dxa"/>
             <w:tcBorders>
               <w:top w:val="single" w:sz="1" w:space="0" w:color="DDDDDD"/>
               <w:left w:val="single" w:sz="1" w:space="0" w:color="DDDDDD"/>
@@ -9340,7 +9608,7 @@
         </w:tc>
         <w:tc>
           <w:tcPr>
-            <w:tcW w:w="2000" w:type="dxa"/>
+            <w:tcW w:w="2160" w:type="dxa"/>
             <w:tcBorders>
               <w:top w:val="single" w:sz="1" w:space="0" w:color="DDDDDD"/>
               <w:left w:val="single" w:sz="1" w:space="0" w:color="DDDDDD"/>
@@ -9371,7 +9639,7 @@
         </w:tc>
         <w:tc>
           <w:tcPr>
-            <w:tcW w:w="5760" w:type="dxa"/>
+            <w:tcW w:w="9000" w:type="dxa"/>
             <w:tcBorders>
               <w:top w:val="single" w:sz="1" w:space="0" w:color="DDDDDD"/>
               <w:left w:val="single" w:sz="1" w:space="0" w:color="DDDDDD"/>
@@ -9400,15 +9668,9 @@
         </w:tc>
       </w:tr>
       <w:tr>
-        <w:tblPrEx>
-          <w:tblCellMar>
-            <w:top w:w="0" w:type="dxa"/>
-            <w:bottom w:w="0" w:type="dxa"/>
-          </w:tblCellMar>
-        </w:tblPrEx>
-        <w:tc>
-          <w:tcPr>
-            <w:tcW w:w="1600" w:type="dxa"/>
+        <w:tc>
+          <w:tcPr>
+            <w:tcW w:w="2519" w:type="dxa"/>
             <w:tcBorders>
               <w:top w:val="single" w:sz="1" w:space="0" w:color="DDDDDD"/>
               <w:left w:val="single" w:sz="1" w:space="0" w:color="DDDDDD"/>
@@ -9439,7 +9701,7 @@
         </w:tc>
         <w:tc>
           <w:tcPr>
-            <w:tcW w:w="2000" w:type="dxa"/>
+            <w:tcW w:w="2160" w:type="dxa"/>
             <w:tcBorders>
               <w:top w:val="single" w:sz="1" w:space="0" w:color="DDDDDD"/>
               <w:left w:val="single" w:sz="1" w:space="0" w:color="DDDDDD"/>
@@ -9470,7 +9732,7 @@
         </w:tc>
         <w:tc>
           <w:tcPr>
-            <w:tcW w:w="5760" w:type="dxa"/>
+            <w:tcW w:w="9000" w:type="dxa"/>
             <w:tcBorders>
               <w:top w:val="single" w:sz="1" w:space="0" w:color="DDDDDD"/>
               <w:left w:val="single" w:sz="1" w:space="0" w:color="DDDDDD"/>
@@ -9499,15 +9761,9 @@
         </w:tc>
       </w:tr>
       <w:tr>
-        <w:tblPrEx>
-          <w:tblCellMar>
-            <w:top w:w="0" w:type="dxa"/>
-            <w:bottom w:w="0" w:type="dxa"/>
-          </w:tblCellMar>
-        </w:tblPrEx>
-        <w:tc>
-          <w:tcPr>
-            <w:tcW w:w="1600" w:type="dxa"/>
+        <w:tc>
+          <w:tcPr>
+            <w:tcW w:w="2519" w:type="dxa"/>
             <w:tcBorders>
               <w:top w:val="single" w:sz="1" w:space="0" w:color="DDDDDD"/>
               <w:left w:val="single" w:sz="1" w:space="0" w:color="DDDDDD"/>
@@ -9538,7 +9794,7 @@
         </w:tc>
         <w:tc>
           <w:tcPr>
-            <w:tcW w:w="2000" w:type="dxa"/>
+            <w:tcW w:w="2160" w:type="dxa"/>
             <w:tcBorders>
               <w:top w:val="single" w:sz="1" w:space="0" w:color="DDDDDD"/>
               <w:left w:val="single" w:sz="1" w:space="0" w:color="DDDDDD"/>
@@ -9569,7 +9825,7 @@
         </w:tc>
         <w:tc>
           <w:tcPr>
-            <w:tcW w:w="5760" w:type="dxa"/>
+            <w:tcW w:w="9000" w:type="dxa"/>
             <w:tcBorders>
               <w:top w:val="single" w:sz="1" w:space="0" w:color="DDDDDD"/>
               <w:left w:val="single" w:sz="1" w:space="0" w:color="DDDDDD"/>
@@ -9598,15 +9854,9 @@
         </w:tc>
       </w:tr>
       <w:tr>
-        <w:tblPrEx>
-          <w:tblCellMar>
-            <w:top w:w="0" w:type="dxa"/>
-            <w:bottom w:w="0" w:type="dxa"/>
-          </w:tblCellMar>
-        </w:tblPrEx>
-        <w:tc>
-          <w:tcPr>
-            <w:tcW w:w="1600" w:type="dxa"/>
+        <w:tc>
+          <w:tcPr>
+            <w:tcW w:w="2519" w:type="dxa"/>
             <w:tcBorders>
               <w:top w:val="single" w:sz="1" w:space="0" w:color="DDDDDD"/>
               <w:left w:val="single" w:sz="1" w:space="0" w:color="DDDDDD"/>
@@ -9637,7 +9887,7 @@
         </w:tc>
         <w:tc>
           <w:tcPr>
-            <w:tcW w:w="2000" w:type="dxa"/>
+            <w:tcW w:w="2160" w:type="dxa"/>
             <w:tcBorders>
               <w:top w:val="single" w:sz="1" w:space="0" w:color="DDDDDD"/>
               <w:left w:val="single" w:sz="1" w:space="0" w:color="DDDDDD"/>
@@ -9668,7 +9918,7 @@
         </w:tc>
         <w:tc>
           <w:tcPr>
-            <w:tcW w:w="5760" w:type="dxa"/>
+            <w:tcW w:w="9000" w:type="dxa"/>
             <w:tcBorders>
               <w:top w:val="single" w:sz="1" w:space="0" w:color="DDDDDD"/>
               <w:left w:val="single" w:sz="1" w:space="0" w:color="DDDDDD"/>
@@ -9697,15 +9947,9 @@
         </w:tc>
       </w:tr>
       <w:tr>
-        <w:tblPrEx>
-          <w:tblCellMar>
-            <w:top w:w="0" w:type="dxa"/>
-            <w:bottom w:w="0" w:type="dxa"/>
-          </w:tblCellMar>
-        </w:tblPrEx>
-        <w:tc>
-          <w:tcPr>
-            <w:tcW w:w="1600" w:type="dxa"/>
+        <w:tc>
+          <w:tcPr>
+            <w:tcW w:w="2519" w:type="dxa"/>
             <w:tcBorders>
               <w:top w:val="single" w:sz="1" w:space="0" w:color="DDDDDD"/>
               <w:left w:val="single" w:sz="1" w:space="0" w:color="DDDDDD"/>
@@ -9736,7 +9980,7 @@
         </w:tc>
         <w:tc>
           <w:tcPr>
-            <w:tcW w:w="2000" w:type="dxa"/>
+            <w:tcW w:w="2160" w:type="dxa"/>
             <w:tcBorders>
               <w:top w:val="single" w:sz="1" w:space="0" w:color="DDDDDD"/>
               <w:left w:val="single" w:sz="1" w:space="0" w:color="DDDDDD"/>
@@ -9767,7 +10011,7 @@
         </w:tc>
         <w:tc>
           <w:tcPr>
-            <w:tcW w:w="5760" w:type="dxa"/>
+            <w:tcW w:w="9000" w:type="dxa"/>
             <w:tcBorders>
               <w:top w:val="single" w:sz="1" w:space="0" w:color="DDDDDD"/>
               <w:left w:val="single" w:sz="1" w:space="0" w:color="DDDDDD"/>
@@ -9796,15 +10040,9 @@
         </w:tc>
       </w:tr>
       <w:tr>
-        <w:tblPrEx>
-          <w:tblCellMar>
-            <w:top w:w="0" w:type="dxa"/>
-            <w:bottom w:w="0" w:type="dxa"/>
-          </w:tblCellMar>
-        </w:tblPrEx>
-        <w:tc>
-          <w:tcPr>
-            <w:tcW w:w="1600" w:type="dxa"/>
+        <w:tc>
+          <w:tcPr>
+            <w:tcW w:w="2519" w:type="dxa"/>
             <w:tcBorders>
               <w:top w:val="single" w:sz="1" w:space="0" w:color="DDDDDD"/>
               <w:left w:val="single" w:sz="1" w:space="0" w:color="DDDDDD"/>
@@ -9835,7 +10073,7 @@
         </w:tc>
         <w:tc>
           <w:tcPr>
-            <w:tcW w:w="2000" w:type="dxa"/>
+            <w:tcW w:w="2160" w:type="dxa"/>
             <w:tcBorders>
               <w:top w:val="single" w:sz="1" w:space="0" w:color="DDDDDD"/>
               <w:left w:val="single" w:sz="1" w:space="0" w:color="DDDDDD"/>
@@ -9866,7 +10104,7 @@
         </w:tc>
         <w:tc>
           <w:tcPr>
-            <w:tcW w:w="5760" w:type="dxa"/>
+            <w:tcW w:w="9000" w:type="dxa"/>
             <w:tcBorders>
               <w:top w:val="single" w:sz="1" w:space="0" w:color="DDDDDD"/>
               <w:left w:val="single" w:sz="1" w:space="0" w:color="DDDDDD"/>
@@ -9895,15 +10133,9 @@
         </w:tc>
       </w:tr>
       <w:tr>
-        <w:tblPrEx>
-          <w:tblCellMar>
-            <w:top w:w="0" w:type="dxa"/>
-            <w:bottom w:w="0" w:type="dxa"/>
-          </w:tblCellMar>
-        </w:tblPrEx>
-        <w:tc>
-          <w:tcPr>
-            <w:tcW w:w="1600" w:type="dxa"/>
+        <w:tc>
+          <w:tcPr>
+            <w:tcW w:w="2519" w:type="dxa"/>
             <w:tcBorders>
               <w:top w:val="single" w:sz="1" w:space="0" w:color="DDDDDD"/>
               <w:left w:val="single" w:sz="1" w:space="0" w:color="DDDDDD"/>
@@ -9934,7 +10166,7 @@
         </w:tc>
         <w:tc>
           <w:tcPr>
-            <w:tcW w:w="2000" w:type="dxa"/>
+            <w:tcW w:w="2160" w:type="dxa"/>
             <w:tcBorders>
               <w:top w:val="single" w:sz="1" w:space="0" w:color="DDDDDD"/>
               <w:left w:val="single" w:sz="1" w:space="0" w:color="DDDDDD"/>
@@ -9965,7 +10197,7 @@
         </w:tc>
         <w:tc>
           <w:tcPr>
-            <w:tcW w:w="5760" w:type="dxa"/>
+            <w:tcW w:w="9000" w:type="dxa"/>
             <w:tcBorders>
               <w:top w:val="single" w:sz="1" w:space="0" w:color="DDDDDD"/>
               <w:left w:val="single" w:sz="1" w:space="0" w:color="DDDDDD"/>
@@ -9994,15 +10226,9 @@
         </w:tc>
       </w:tr>
       <w:tr>
-        <w:tblPrEx>
-          <w:tblCellMar>
-            <w:top w:w="0" w:type="dxa"/>
-            <w:bottom w:w="0" w:type="dxa"/>
-          </w:tblCellMar>
-        </w:tblPrEx>
-        <w:tc>
-          <w:tcPr>
-            <w:tcW w:w="1600" w:type="dxa"/>
+        <w:tc>
+          <w:tcPr>
+            <w:tcW w:w="2519" w:type="dxa"/>
             <w:tcBorders>
               <w:top w:val="single" w:sz="1" w:space="0" w:color="DDDDDD"/>
               <w:left w:val="single" w:sz="1" w:space="0" w:color="DDDDDD"/>
@@ -10033,7 +10259,7 @@
         </w:tc>
         <w:tc>
           <w:tcPr>
-            <w:tcW w:w="2000" w:type="dxa"/>
+            <w:tcW w:w="2160" w:type="dxa"/>
             <w:tcBorders>
               <w:top w:val="single" w:sz="1" w:space="0" w:color="DDDDDD"/>
               <w:left w:val="single" w:sz="1" w:space="0" w:color="DDDDDD"/>
@@ -10064,7 +10290,7 @@
         </w:tc>
         <w:tc>
           <w:tcPr>
-            <w:tcW w:w="5760" w:type="dxa"/>
+            <w:tcW w:w="9000" w:type="dxa"/>
             <w:tcBorders>
               <w:top w:val="single" w:sz="1" w:space="0" w:color="DDDDDD"/>
               <w:left w:val="single" w:sz="1" w:space="0" w:color="DDDDDD"/>
@@ -10114,7 +10340,7 @@
     <w:sectPr>
       <w:headerReference w:type="default" r:id="rId7"/>
       <w:footerReference w:type="default" r:id="rId8"/>
-      <w:pgSz w:w="12240" w:h="15840"/>
+      <w:pgSz w:w="15840" w:h="12240" w:orient="landscape"/>
       <w:pgMar w:top="1080" w:right="1080" w:bottom="1080" w:left="1080" w:header="708" w:footer="708" w:gutter="0"/>
       <w:cols w:space="720"/>
       <w:docGrid w:linePitch="360"/>
@@ -10124,7 +10350,7 @@
 </file>
 
 <file path=word/endnotes.xml><?xml version="1.0" encoding="utf-8"?>
-<w:endnotes xmlns:wpc="http://schemas.microsoft.com/office/word/2010/wordprocessingCanvas" xmlns:cx="http://schemas.microsoft.com/office/drawing/2014/chartex" xmlns:cx1="http://schemas.microsoft.com/office/drawing/2015/9/8/chartex" xmlns:cx2="http://schemas.microsoft.com/office/drawing/2015/10/21/chartex" xmlns:cx3="http://schemas.microsoft.com/office/drawing/2016/5/9/chartex" xmlns:cx4="http://schemas.microsoft.com/office/drawing/2016/5/10/chartex" xmlns:cx5="http://schemas.microsoft.com/office/drawing/2016/5/11/chartex" xmlns:cx6="http://schemas.microsoft.com/office/drawing/2016/5/12/chartex" xmlns:cx7="http://schemas.microsoft.com/office/drawing/2016/5/13/chartex" xmlns:cx8="http://schemas.microsoft.com/office/drawing/2016/5/14/chartex" xmlns:mc="http://schemas.openxmlformats.org/markup-compatibility/2006" xmlns:aink="http://schemas.microsoft.com/office/drawing/2016/ink" xmlns:am3d="http://schemas.microsoft.com/office/drawing/2017/model3d" xmlns:o="urn:schemas-microsoft-com:office:office" xmlns:oel="http://schemas.microsoft.com/office/2019/extlst" xmlns:r="http://schemas.openxmlformats.org/officeDocument/2006/relationships" xmlns:m="http://schemas.openxmlformats.org/officeDocument/2006/math" xmlns:v="urn:schemas-microsoft-com:vml" xmlns:wp14="http://schemas.microsoft.com/office/word/2010/wordprocessingDrawing" xmlns:wp="http://schemas.openxmlformats.org/drawingml/2006/wordprocessingDrawing" xmlns:w10="urn:schemas-microsoft-com:office:word" xmlns:w="http://schemas.openxmlformats.org/wordprocessingml/2006/main" xmlns:w14="http://schemas.microsoft.com/office/word/2010/wordml" xmlns:w15="http://schemas.microsoft.com/office/word/2012/wordml" xmlns:w16cex="http://schemas.microsoft.com/office/word/2018/wordml/cex" xmlns:w16cid="http://schemas.microsoft.com/office/word/2016/wordml/cid" xmlns:w16="http://schemas.microsoft.com/office/word/2018/wordml" xmlns:w16du="http://schemas.microsoft.com/office/word/2023/wordml/word16du" xmlns:w16sdtdh="http://schemas.microsoft.com/office/word/2020/wordml/sdtdatahash" xmlns:w16sdtfl="http://schemas.microsoft.com/office/word/2024/wordml/sdtformatlock" xmlns:w16se="http://schemas.microsoft.com/office/word/2015/wordml/symex" xmlns:wpg="http://schemas.microsoft.com/office/word/2010/wordprocessingGroup" xmlns:wpi="http://schemas.microsoft.com/office/word/2010/wordprocessingInk" xmlns:wne="http://schemas.microsoft.com/office/word/2006/wordml" xmlns:wps="http://schemas.microsoft.com/office/word/2010/wordprocessingShape" mc:Ignorable="w14 w15 w16se w16cid w16 w16cex w16sdtdh w16sdtfl w16du wp14">
+<w:endnotes xmlns:wpc="http://schemas.microsoft.com/office/word/2010/wordprocessingCanvas" xmlns:cx="http://schemas.microsoft.com/office/drawing/2014/chartex" xmlns:cx1="http://schemas.microsoft.com/office/drawing/2015/9/8/chartex" xmlns:cx2="http://schemas.microsoft.com/office/drawing/2015/10/21/chartex" xmlns:cx3="http://schemas.microsoft.com/office/drawing/2016/5/9/chartex" xmlns:cx4="http://schemas.microsoft.com/office/drawing/2016/5/10/chartex" xmlns:cx5="http://schemas.microsoft.com/office/drawing/2016/5/11/chartex" xmlns:cx6="http://schemas.microsoft.com/office/drawing/2016/5/12/chartex" xmlns:cx7="http://schemas.microsoft.com/office/drawing/2016/5/13/chartex" xmlns:cx8="http://schemas.microsoft.com/office/drawing/2016/5/14/chartex" xmlns:mc="http://schemas.openxmlformats.org/markup-compatibility/2006" xmlns:aink="http://schemas.microsoft.com/office/drawing/2016/ink" xmlns:am3d="http://schemas.microsoft.com/office/drawing/2017/model3d" xmlns:o="urn:schemas-microsoft-com:office:office" xmlns:oel="http://schemas.microsoft.com/office/2019/extlst" xmlns:r="http://schemas.openxmlformats.org/officeDocument/2006/relationships" xmlns:m="http://schemas.openxmlformats.org/officeDocument/2006/math" xmlns:v="urn:schemas-microsoft-com:vml" xmlns:wp14="http://schemas.microsoft.com/office/word/2010/wordprocessingDrawing" xmlns:wp="http://schemas.openxmlformats.org/drawingml/2006/wordprocessingDrawing" xmlns:w10="urn:schemas-microsoft-com:office:word" xmlns:w="http://schemas.openxmlformats.org/wordprocessingml/2006/main" xmlns:w14="http://schemas.microsoft.com/office/word/2010/wordml" xmlns:w15="http://schemas.microsoft.com/office/word/2012/wordml" xmlns:w16cei="http://schemas.microsoft.com/office/word/2026/wordml/cei" xmlns:w16cex="http://schemas.microsoft.com/office/word/2018/wordml/cex" xmlns:w16cid="http://schemas.microsoft.com/office/word/2016/wordml/cid" xmlns:w16="http://schemas.microsoft.com/office/word/2018/wordml" xmlns:w16du="http://schemas.microsoft.com/office/word/2023/wordml/word16du" xmlns:w16sdtdh="http://schemas.microsoft.com/office/word/2020/wordml/sdtdatahash" xmlns:w16sdtfl="http://schemas.microsoft.com/office/word/2024/wordml/sdtformatlock" xmlns:w16se="http://schemas.microsoft.com/office/word/2015/wordml/symex" xmlns:wpg="http://schemas.microsoft.com/office/word/2010/wordprocessingGroup" xmlns:wpi="http://schemas.microsoft.com/office/word/2010/wordprocessingInk" xmlns:wne="http://schemas.microsoft.com/office/word/2006/wordml" xmlns:wps="http://schemas.microsoft.com/office/word/2010/wordprocessingShape" mc:Ignorable="w14 w15 w16se w16cid w16 w16cex w16sdtdh w16sdtfl w16du wp14">
   <w:endnote w:type="separator" w:id="-1">
     <w:p>
       <w:r>
@@ -10143,7 +10369,7 @@
 </file>
 
 <file path=word/footer1.xml><?xml version="1.0" encoding="utf-8"?>
-<w:ftr xmlns:wpc="http://schemas.microsoft.com/office/word/2010/wordprocessingCanvas" xmlns:cx="http://schemas.microsoft.com/office/drawing/2014/chartex" xmlns:cx1="http://schemas.microsoft.com/office/drawing/2015/9/8/chartex" xmlns:cx2="http://schemas.microsoft.com/office/drawing/2015/10/21/chartex" xmlns:cx3="http://schemas.microsoft.com/office/drawing/2016/5/9/chartex" xmlns:cx4="http://schemas.microsoft.com/office/drawing/2016/5/10/chartex" xmlns:cx5="http://schemas.microsoft.com/office/drawing/2016/5/11/chartex" xmlns:cx6="http://schemas.microsoft.com/office/drawing/2016/5/12/chartex" xmlns:cx7="http://schemas.microsoft.com/office/drawing/2016/5/13/chartex" xmlns:cx8="http://schemas.microsoft.com/office/drawing/2016/5/14/chartex" xmlns:mc="http://schemas.openxmlformats.org/markup-compatibility/2006" xmlns:aink="http://schemas.microsoft.com/office/drawing/2016/ink" xmlns:am3d="http://schemas.microsoft.com/office/drawing/2017/model3d" xmlns:o="urn:schemas-microsoft-com:office:office" xmlns:oel="http://schemas.microsoft.com/office/2019/extlst" xmlns:r="http://schemas.openxmlformats.org/officeDocument/2006/relationships" xmlns:m="http://schemas.openxmlformats.org/officeDocument/2006/math" xmlns:v="urn:schemas-microsoft-com:vml" xmlns:wp14="http://schemas.microsoft.com/office/word/2010/wordprocessingDrawing" xmlns:wp="http://schemas.openxmlformats.org/drawingml/2006/wordprocessingDrawing" xmlns:w10="urn:schemas-microsoft-com:office:word" xmlns:w="http://schemas.openxmlformats.org/wordprocessingml/2006/main" xmlns:w14="http://schemas.microsoft.com/office/word/2010/wordml" xmlns:w15="http://schemas.microsoft.com/office/word/2012/wordml" xmlns:w16cex="http://schemas.microsoft.com/office/word/2018/wordml/cex" xmlns:w16cid="http://schemas.microsoft.com/office/word/2016/wordml/cid" xmlns:w16="http://schemas.microsoft.com/office/word/2018/wordml" xmlns:w16du="http://schemas.microsoft.com/office/word/2023/wordml/word16du" xmlns:w16sdtdh="http://schemas.microsoft.com/office/word/2020/wordml/sdtdatahash" xmlns:w16sdtfl="http://schemas.microsoft.com/office/word/2024/wordml/sdtformatlock" xmlns:w16se="http://schemas.microsoft.com/office/word/2015/wordml/symex" xmlns:wpg="http://schemas.microsoft.com/office/word/2010/wordprocessingGroup" xmlns:wpi="http://schemas.microsoft.com/office/word/2010/wordprocessingInk" xmlns:wne="http://schemas.microsoft.com/office/word/2006/wordml" xmlns:wps="http://schemas.microsoft.com/office/word/2010/wordprocessingShape" mc:Ignorable="w14 w15 w16se w16cid w16 w16cex w16sdtdh w16sdtfl w16du wp14">
+<w:ftr xmlns:wpc="http://schemas.microsoft.com/office/word/2010/wordprocessingCanvas" xmlns:cx="http://schemas.microsoft.com/office/drawing/2014/chartex" xmlns:cx1="http://schemas.microsoft.com/office/drawing/2015/9/8/chartex" xmlns:cx2="http://schemas.microsoft.com/office/drawing/2015/10/21/chartex" xmlns:cx3="http://schemas.microsoft.com/office/drawing/2016/5/9/chartex" xmlns:cx4="http://schemas.microsoft.com/office/drawing/2016/5/10/chartex" xmlns:cx5="http://schemas.microsoft.com/office/drawing/2016/5/11/chartex" xmlns:cx6="http://schemas.microsoft.com/office/drawing/2016/5/12/chartex" xmlns:cx7="http://schemas.microsoft.com/office/drawing/2016/5/13/chartex" xmlns:cx8="http://schemas.microsoft.com/office/drawing/2016/5/14/chartex" xmlns:mc="http://schemas.openxmlformats.org/markup-compatibility/2006" xmlns:aink="http://schemas.microsoft.com/office/drawing/2016/ink" xmlns:am3d="http://schemas.microsoft.com/office/drawing/2017/model3d" xmlns:o="urn:schemas-microsoft-com:office:office" xmlns:oel="http://schemas.microsoft.com/office/2019/extlst" xmlns:r="http://schemas.openxmlformats.org/officeDocument/2006/relationships" xmlns:m="http://schemas.openxmlformats.org/officeDocument/2006/math" xmlns:v="urn:schemas-microsoft-com:vml" xmlns:wp14="http://schemas.microsoft.com/office/word/2010/wordprocessingDrawing" xmlns:wp="http://schemas.openxmlformats.org/drawingml/2006/wordprocessingDrawing" xmlns:w10="urn:schemas-microsoft-com:office:word" xmlns:w="http://schemas.openxmlformats.org/wordprocessingml/2006/main" xmlns:w14="http://schemas.microsoft.com/office/word/2010/wordml" xmlns:w15="http://schemas.microsoft.com/office/word/2012/wordml" xmlns:w16cei="http://schemas.microsoft.com/office/word/2026/wordml/cei" xmlns:w16cex="http://schemas.microsoft.com/office/word/2018/wordml/cex" xmlns:w16cid="http://schemas.microsoft.com/office/word/2016/wordml/cid" xmlns:w16="http://schemas.microsoft.com/office/word/2018/wordml" xmlns:w16du="http://schemas.microsoft.com/office/word/2023/wordml/word16du" xmlns:w16sdtdh="http://schemas.microsoft.com/office/word/2020/wordml/sdtdatahash" xmlns:w16sdtfl="http://schemas.microsoft.com/office/word/2024/wordml/sdtformatlock" xmlns:w16se="http://schemas.microsoft.com/office/word/2015/wordml/symex" xmlns:wpg="http://schemas.microsoft.com/office/word/2010/wordprocessingGroup" xmlns:wpi="http://schemas.microsoft.com/office/word/2010/wordprocessingInk" xmlns:wne="http://schemas.microsoft.com/office/word/2006/wordml" xmlns:wps="http://schemas.microsoft.com/office/word/2010/wordprocessingShape" mc:Ignorable="w14 w15 w16se w16cid w16 w16cex w16sdtdh w16sdtfl w16du wp14">
   <w:p>
     <w:pPr>
       <w:pBdr>
@@ -10255,7 +10481,7 @@
 </file>
 
 <file path=word/footnotes.xml><?xml version="1.0" encoding="utf-8"?>
-<w:footnotes xmlns:wpc="http://schemas.microsoft.com/office/word/2010/wordprocessingCanvas" xmlns:cx="http://schemas.microsoft.com/office/drawing/2014/chartex" xmlns:cx1="http://schemas.microsoft.com/office/drawing/2015/9/8/chartex" xmlns:cx2="http://schemas.microsoft.com/office/drawing/2015/10/21/chartex" xmlns:cx3="http://schemas.microsoft.com/office/drawing/2016/5/9/chartex" xmlns:cx4="http://schemas.microsoft.com/office/drawing/2016/5/10/chartex" xmlns:cx5="http://schemas.microsoft.com/office/drawing/2016/5/11/chartex" xmlns:cx6="http://schemas.microsoft.com/office/drawing/2016/5/12/chartex" xmlns:cx7="http://schemas.microsoft.com/office/drawing/2016/5/13/chartex" xmlns:cx8="http://schemas.microsoft.com/office/drawing/2016/5/14/chartex" xmlns:mc="http://schemas.openxmlformats.org/markup-compatibility/2006" xmlns:aink="http://schemas.microsoft.com/office/drawing/2016/ink" xmlns:am3d="http://schemas.microsoft.com/office/drawing/2017/model3d" xmlns:o="urn:schemas-microsoft-com:office:office" xmlns:oel="http://schemas.microsoft.com/office/2019/extlst" xmlns:r="http://schemas.openxmlformats.org/officeDocument/2006/relationships" xmlns:m="http://schemas.openxmlformats.org/officeDocument/2006/math" xmlns:v="urn:schemas-microsoft-com:vml" xmlns:wp14="http://schemas.microsoft.com/office/word/2010/wordprocessingDrawing" xmlns:wp="http://schemas.openxmlformats.org/drawingml/2006/wordprocessingDrawing" xmlns:w10="urn:schemas-microsoft-com:office:word" xmlns:w="http://schemas.openxmlformats.org/wordprocessingml/2006/main" xmlns:w14="http://schemas.microsoft.com/office/word/2010/wordml" xmlns:w15="http://schemas.microsoft.com/office/word/2012/wordml" xmlns:w16cex="http://schemas.microsoft.com/office/word/2018/wordml/cex" xmlns:w16cid="http://schemas.microsoft.com/office/word/2016/wordml/cid" xmlns:w16="http://schemas.microsoft.com/office/word/2018/wordml" xmlns:w16du="http://schemas.microsoft.com/office/word/2023/wordml/word16du" xmlns:w16sdtdh="http://schemas.microsoft.com/office/word/2020/wordml/sdtdatahash" xmlns:w16sdtfl="http://schemas.microsoft.com/office/word/2024/wordml/sdtformatlock" xmlns:w16se="http://schemas.microsoft.com/office/word/2015/wordml/symex" xmlns:wpg="http://schemas.microsoft.com/office/word/2010/wordprocessingGroup" xmlns:wpi="http://schemas.microsoft.com/office/word/2010/wordprocessingInk" xmlns:wne="http://schemas.microsoft.com/office/word/2006/wordml" xmlns:wps="http://schemas.microsoft.com/office/word/2010/wordprocessingShape" mc:Ignorable="w14 w15 w16se w16cid w16 w16cex w16sdtdh w16sdtfl w16du wp14">
+<w:footnotes xmlns:wpc="http://schemas.microsoft.com/office/word/2010/wordprocessingCanvas" xmlns:cx="http://schemas.microsoft.com/office/drawing/2014/chartex" xmlns:cx1="http://schemas.microsoft.com/office/drawing/2015/9/8/chartex" xmlns:cx2="http://schemas.microsoft.com/office/drawing/2015/10/21/chartex" xmlns:cx3="http://schemas.microsoft.com/office/drawing/2016/5/9/chartex" xmlns:cx4="http://schemas.microsoft.com/office/drawing/2016/5/10/chartex" xmlns:cx5="http://schemas.microsoft.com/office/drawing/2016/5/11/chartex" xmlns:cx6="http://schemas.microsoft.com/office/drawing/2016/5/12/chartex" xmlns:cx7="http://schemas.microsoft.com/office/drawing/2016/5/13/chartex" xmlns:cx8="http://schemas.microsoft.com/office/drawing/2016/5/14/chartex" xmlns:mc="http://schemas.openxmlformats.org/markup-compatibility/2006" xmlns:aink="http://schemas.microsoft.com/office/drawing/2016/ink" xmlns:am3d="http://schemas.microsoft.com/office/drawing/2017/model3d" xmlns:o="urn:schemas-microsoft-com:office:office" xmlns:oel="http://schemas.microsoft.com/office/2019/extlst" xmlns:r="http://schemas.openxmlformats.org/officeDocument/2006/relationships" xmlns:m="http://schemas.openxmlformats.org/officeDocument/2006/math" xmlns:v="urn:schemas-microsoft-com:vml" xmlns:wp14="http://schemas.microsoft.com/office/word/2010/wordprocessingDrawing" xmlns:wp="http://schemas.openxmlformats.org/drawingml/2006/wordprocessingDrawing" xmlns:w10="urn:schemas-microsoft-com:office:word" xmlns:w="http://schemas.openxmlformats.org/wordprocessingml/2006/main" xmlns:w14="http://schemas.microsoft.com/office/word/2010/wordml" xmlns:w15="http://schemas.microsoft.com/office/word/2012/wordml" xmlns:w16cei="http://schemas.microsoft.com/office/word/2026/wordml/cei" xmlns:w16cex="http://schemas.microsoft.com/office/word/2018/wordml/cex" xmlns:w16cid="http://schemas.microsoft.com/office/word/2016/wordml/cid" xmlns:w16="http://schemas.microsoft.com/office/word/2018/wordml" xmlns:w16du="http://schemas.microsoft.com/office/word/2023/wordml/word16du" xmlns:w16sdtdh="http://schemas.microsoft.com/office/word/2020/wordml/sdtdatahash" xmlns:w16sdtfl="http://schemas.microsoft.com/office/word/2024/wordml/sdtformatlock" xmlns:w16se="http://schemas.microsoft.com/office/word/2015/wordml/symex" xmlns:wpg="http://schemas.microsoft.com/office/word/2010/wordprocessingGroup" xmlns:wpi="http://schemas.microsoft.com/office/word/2010/wordprocessingInk" xmlns:wne="http://schemas.microsoft.com/office/word/2006/wordml" xmlns:wps="http://schemas.microsoft.com/office/word/2010/wordprocessingShape" mc:Ignorable="w14 w15 w16se w16cid w16 w16cex w16sdtdh w16sdtfl w16du wp14">
   <w:footnote w:type="separator" w:id="-1">
     <w:p>
       <w:r>
@@ -10274,7 +10500,7 @@
 </file>
 
 <file path=word/header1.xml><?xml version="1.0" encoding="utf-8"?>
-<w:hdr xmlns:wpc="http://schemas.microsoft.com/office/word/2010/wordprocessingCanvas" xmlns:cx="http://schemas.microsoft.com/office/drawing/2014/chartex" xmlns:cx1="http://schemas.microsoft.com/office/drawing/2015/9/8/chartex" xmlns:cx2="http://schemas.microsoft.com/office/drawing/2015/10/21/chartex" xmlns:cx3="http://schemas.microsoft.com/office/drawing/2016/5/9/chartex" xmlns:cx4="http://schemas.microsoft.com/office/drawing/2016/5/10/chartex" xmlns:cx5="http://schemas.microsoft.com/office/drawing/2016/5/11/chartex" xmlns:cx6="http://schemas.microsoft.com/office/drawing/2016/5/12/chartex" xmlns:cx7="http://schemas.microsoft.com/office/drawing/2016/5/13/chartex" xmlns:cx8="http://schemas.microsoft.com/office/drawing/2016/5/14/chartex" xmlns:mc="http://schemas.openxmlformats.org/markup-compatibility/2006" xmlns:aink="http://schemas.microsoft.com/office/drawing/2016/ink" xmlns:am3d="http://schemas.microsoft.com/office/drawing/2017/model3d" xmlns:o="urn:schemas-microsoft-com:office:office" xmlns:oel="http://schemas.microsoft.com/office/2019/extlst" xmlns:r="http://schemas.openxmlformats.org/officeDocument/2006/relationships" xmlns:m="http://schemas.openxmlformats.org/officeDocument/2006/math" xmlns:v="urn:schemas-microsoft-com:vml" xmlns:wp14="http://schemas.microsoft.com/office/word/2010/wordprocessingDrawing" xmlns:wp="http://schemas.openxmlformats.org/drawingml/2006/wordprocessingDrawing" xmlns:w10="urn:schemas-microsoft-com:office:word" xmlns:w="http://schemas.openxmlformats.org/wordprocessingml/2006/main" xmlns:w14="http://schemas.microsoft.com/office/word/2010/wordml" xmlns:w15="http://schemas.microsoft.com/office/word/2012/wordml" xmlns:w16cex="http://schemas.microsoft.com/office/word/2018/wordml/cex" xmlns:w16cid="http://schemas.microsoft.com/office/word/2016/wordml/cid" xmlns:w16="http://schemas.microsoft.com/office/word/2018/wordml" xmlns:w16du="http://schemas.microsoft.com/office/word/2023/wordml/word16du" xmlns:w16sdtdh="http://schemas.microsoft.com/office/word/2020/wordml/sdtdatahash" xmlns:w16sdtfl="http://schemas.microsoft.com/office/word/2024/wordml/sdtformatlock" xmlns:w16se="http://schemas.microsoft.com/office/word/2015/wordml/symex" xmlns:wpg="http://schemas.microsoft.com/office/word/2010/wordprocessingGroup" xmlns:wpi="http://schemas.microsoft.com/office/word/2010/wordprocessingInk" xmlns:wne="http://schemas.microsoft.com/office/word/2006/wordml" xmlns:wps="http://schemas.microsoft.com/office/word/2010/wordprocessingShape" mc:Ignorable="w14 w15 w16se w16cid w16 w16cex w16sdtdh w16sdtfl w16du wp14">
+<w:hdr xmlns:wpc="http://schemas.microsoft.com/office/word/2010/wordprocessingCanvas" xmlns:cx="http://schemas.microsoft.com/office/drawing/2014/chartex" xmlns:cx1="http://schemas.microsoft.com/office/drawing/2015/9/8/chartex" xmlns:cx2="http://schemas.microsoft.com/office/drawing/2015/10/21/chartex" xmlns:cx3="http://schemas.microsoft.com/office/drawing/2016/5/9/chartex" xmlns:cx4="http://schemas.microsoft.com/office/drawing/2016/5/10/chartex" xmlns:cx5="http://schemas.microsoft.com/office/drawing/2016/5/11/chartex" xmlns:cx6="http://schemas.microsoft.com/office/drawing/2016/5/12/chartex" xmlns:cx7="http://schemas.microsoft.com/office/drawing/2016/5/13/chartex" xmlns:cx8="http://schemas.microsoft.com/office/drawing/2016/5/14/chartex" xmlns:mc="http://schemas.openxmlformats.org/markup-compatibility/2006" xmlns:aink="http://schemas.microsoft.com/office/drawing/2016/ink" xmlns:am3d="http://schemas.microsoft.com/office/drawing/2017/model3d" xmlns:o="urn:schemas-microsoft-com:office:office" xmlns:oel="http://schemas.microsoft.com/office/2019/extlst" xmlns:r="http://schemas.openxmlformats.org/officeDocument/2006/relationships" xmlns:m="http://schemas.openxmlformats.org/officeDocument/2006/math" xmlns:v="urn:schemas-microsoft-com:vml" xmlns:wp14="http://schemas.microsoft.com/office/word/2010/wordprocessingDrawing" xmlns:wp="http://schemas.openxmlformats.org/drawingml/2006/wordprocessingDrawing" xmlns:w10="urn:schemas-microsoft-com:office:word" xmlns:w="http://schemas.openxmlformats.org/wordprocessingml/2006/main" xmlns:w14="http://schemas.microsoft.com/office/word/2010/wordml" xmlns:w15="http://schemas.microsoft.com/office/word/2012/wordml" xmlns:w16cei="http://schemas.microsoft.com/office/word/2026/wordml/cei" xmlns:w16cex="http://schemas.microsoft.com/office/word/2018/wordml/cex" xmlns:w16cid="http://schemas.microsoft.com/office/word/2016/wordml/cid" xmlns:w16="http://schemas.microsoft.com/office/word/2018/wordml" xmlns:w16du="http://schemas.microsoft.com/office/word/2023/wordml/word16du" xmlns:w16sdtdh="http://schemas.microsoft.com/office/word/2020/wordml/sdtdatahash" xmlns:w16sdtfl="http://schemas.microsoft.com/office/word/2024/wordml/sdtformatlock" xmlns:w16se="http://schemas.microsoft.com/office/word/2015/wordml/symex" xmlns:wpg="http://schemas.microsoft.com/office/word/2010/wordprocessingGroup" xmlns:wpi="http://schemas.microsoft.com/office/word/2010/wordprocessingInk" xmlns:wne="http://schemas.microsoft.com/office/word/2006/wordml" xmlns:wps="http://schemas.microsoft.com/office/word/2010/wordprocessingShape" mc:Ignorable="w14 w15 w16se w16cid w16 w16cex w16sdtdh w16sdtfl w16du wp14">
   <w:p>
     <w:pPr>
       <w:pBdr>
@@ -10296,7 +10522,7 @@
 </file>
 
 <file path=word/numbering.xml><?xml version="1.0" encoding="utf-8"?>
-<w:numbering xmlns:wpc="http://schemas.microsoft.com/office/word/2010/wordprocessingCanvas" xmlns:cx="http://schemas.microsoft.com/office/drawing/2014/chartex" xmlns:cx1="http://schemas.microsoft.com/office/drawing/2015/9/8/chartex" xmlns:cx2="http://schemas.microsoft.com/office/drawing/2015/10/21/chartex" xmlns:cx3="http://schemas.microsoft.com/office/drawing/2016/5/9/chartex" xmlns:cx4="http://schemas.microsoft.com/office/drawing/2016/5/10/chartex" xmlns:cx5="http://schemas.microsoft.com/office/drawing/2016/5/11/chartex" xmlns:cx6="http://schemas.microsoft.com/office/drawing/2016/5/12/chartex" xmlns:cx7="http://schemas.microsoft.com/office/drawing/2016/5/13/chartex" xmlns:cx8="http://schemas.microsoft.com/office/drawing/2016/5/14/chartex" xmlns:mc="http://schemas.openxmlformats.org/markup-compatibility/2006" xmlns:aink="http://schemas.microsoft.com/office/drawing/2016/ink" xmlns:am3d="http://schemas.microsoft.com/office/drawing/2017/model3d" xmlns:o="urn:schemas-microsoft-com:office:office" xmlns:oel="http://schemas.microsoft.com/office/2019/extlst" xmlns:r="http://schemas.openxmlformats.org/officeDocument/2006/relationships" xmlns:m="http://schemas.openxmlformats.org/officeDocument/2006/math" xmlns:v="urn:schemas-microsoft-com:vml" xmlns:wp14="http://schemas.microsoft.com/office/word/2010/wordprocessingDrawing" xmlns:wp="http://schemas.openxmlformats.org/drawingml/2006/wordprocessingDrawing" xmlns:w10="urn:schemas-microsoft-com:office:word" xmlns:w="http://schemas.openxmlformats.org/wordprocessingml/2006/main" xmlns:w14="http://schemas.microsoft.com/office/word/2010/wordml" xmlns:w15="http://schemas.microsoft.com/office/word/2012/wordml" xmlns:w16cex="http://schemas.microsoft.com/office/word/2018/wordml/cex" xmlns:w16cid="http://schemas.microsoft.com/office/word/2016/wordml/cid" xmlns:w16="http://schemas.microsoft.com/office/word/2018/wordml" xmlns:w16du="http://schemas.microsoft.com/office/word/2023/wordml/word16du" xmlns:w16sdtdh="http://schemas.microsoft.com/office/word/2020/wordml/sdtdatahash" xmlns:w16sdtfl="http://schemas.microsoft.com/office/word/2024/wordml/sdtformatlock" xmlns:w16se="http://schemas.microsoft.com/office/word/2015/wordml/symex" xmlns:wpg="http://schemas.microsoft.com/office/word/2010/wordprocessingGroup" xmlns:wpi="http://schemas.microsoft.com/office/word/2010/wordprocessingInk" xmlns:wne="http://schemas.microsoft.com/office/word/2006/wordml" xmlns:wps="http://schemas.microsoft.com/office/word/2010/wordprocessingShape" mc:Ignorable="w14 w15 w16se w16cid w16 w16cex w16sdtdh w16sdtfl w16du wp14">
+<w:numbering xmlns:wpc="http://schemas.microsoft.com/office/word/2010/wordprocessingCanvas" xmlns:cx="http://schemas.microsoft.com/office/drawing/2014/chartex" xmlns:cx1="http://schemas.microsoft.com/office/drawing/2015/9/8/chartex" xmlns:cx2="http://schemas.microsoft.com/office/drawing/2015/10/21/chartex" xmlns:cx3="http://schemas.microsoft.com/office/drawing/2016/5/9/chartex" xmlns:cx4="http://schemas.microsoft.com/office/drawing/2016/5/10/chartex" xmlns:cx5="http://schemas.microsoft.com/office/drawing/2016/5/11/chartex" xmlns:cx6="http://schemas.microsoft.com/office/drawing/2016/5/12/chartex" xmlns:cx7="http://schemas.microsoft.com/office/drawing/2016/5/13/chartex" xmlns:cx8="http://schemas.microsoft.com/office/drawing/2016/5/14/chartex" xmlns:mc="http://schemas.openxmlformats.org/markup-compatibility/2006" xmlns:aink="http://schemas.microsoft.com/office/drawing/2016/ink" xmlns:am3d="http://schemas.microsoft.com/office/drawing/2017/model3d" xmlns:o="urn:schemas-microsoft-com:office:office" xmlns:oel="http://schemas.microsoft.com/office/2019/extlst" xmlns:r="http://schemas.openxmlformats.org/officeDocument/2006/relationships" xmlns:m="http://schemas.openxmlformats.org/officeDocument/2006/math" xmlns:v="urn:schemas-microsoft-com:vml" xmlns:wp14="http://schemas.microsoft.com/office/word/2010/wordprocessingDrawing" xmlns:wp="http://schemas.openxmlformats.org/drawingml/2006/wordprocessingDrawing" xmlns:w10="urn:schemas-microsoft-com:office:word" xmlns:w="http://schemas.openxmlformats.org/wordprocessingml/2006/main" xmlns:w14="http://schemas.microsoft.com/office/word/2010/wordml" xmlns:w15="http://schemas.microsoft.com/office/word/2012/wordml" xmlns:w16cei="http://schemas.microsoft.com/office/word/2026/wordml/cei" xmlns:w16cex="http://schemas.microsoft.com/office/word/2018/wordml/cex" xmlns:w16cid="http://schemas.microsoft.com/office/word/2016/wordml/cid" xmlns:w16="http://schemas.microsoft.com/office/word/2018/wordml" xmlns:w16du="http://schemas.microsoft.com/office/word/2023/wordml/word16du" xmlns:w16sdtdh="http://schemas.microsoft.com/office/word/2020/wordml/sdtdatahash" xmlns:w16sdtfl="http://schemas.microsoft.com/office/word/2024/wordml/sdtformatlock" xmlns:w16se="http://schemas.microsoft.com/office/word/2015/wordml/symex" xmlns:wpg="http://schemas.microsoft.com/office/word/2010/wordprocessingGroup" xmlns:wpi="http://schemas.microsoft.com/office/word/2010/wordprocessingInk" xmlns:wne="http://schemas.microsoft.com/office/word/2006/wordml" xmlns:wps="http://schemas.microsoft.com/office/word/2010/wordprocessingShape" mc:Ignorable="w14 w15 w16se w16cid w16 w16cex w16sdtdh w16sdtfl w16du wp14">
   <w:abstractNum w:abstractNumId="0" w15:restartNumberingAfterBreak="0">
     <w:nsid w:val="2DB121DB"/>
     <w:multiLevelType w:val="hybridMultilevel"/>
